--- a/docs/Requirements Analysis and Use Case Diagram.docx
+++ b/docs/Requirements Analysis and Use Case Diagram.docx
@@ -63,7 +63,7 @@
     <w:tbl>
       <w:tblPr>
         <w:tblStyle w:val="3"/>
-        <w:tblW w:w="8295" w:type="dxa"/>
+        <w:tblW w:w="9322" w:type="dxa"/>
         <w:tblInd w:w="0" w:type="dxa"/>
         <w:tblBorders>
           <w:top w:val="none" w:color="auto" w:sz="0" w:space="0"/>
@@ -85,7 +85,7 @@
       <w:tblGrid>
         <w:gridCol w:w="1507"/>
         <w:gridCol w:w="2670"/>
-        <w:gridCol w:w="4118"/>
+        <w:gridCol w:w="5145"/>
       </w:tblGrid>
       <w:tr>
         <w:tblPrEx>
@@ -192,7 +192,7 @@
         </w:tc>
         <w:tc>
           <w:tcPr>
-            <w:tcW w:w="4118" w:type="dxa"/>
+            <w:tcW w:w="5145" w:type="dxa"/>
             <w:tcBorders>
               <w:top w:val="nil"/>
             </w:tcBorders>
@@ -328,7 +328,7 @@
         </w:tc>
         <w:tc>
           <w:tcPr>
-            <w:tcW w:w="4118" w:type="dxa"/>
+            <w:tcW w:w="5145" w:type="dxa"/>
             <w:shd w:val="clear" w:color="auto" w:fill="auto"/>
             <w:tcMar>
               <w:top w:w="100" w:type="dxa"/>
@@ -461,7 +461,7 @@
         </w:tc>
         <w:tc>
           <w:tcPr>
-            <w:tcW w:w="4118" w:type="dxa"/>
+            <w:tcW w:w="5145" w:type="dxa"/>
             <w:shd w:val="clear" w:color="auto" w:fill="auto"/>
             <w:tcMar>
               <w:top w:w="100" w:type="dxa"/>
@@ -508,6 +508,7 @@
             <w:insideH w:val="none" w:color="auto" w:sz="0" w:space="0"/>
             <w:insideV w:val="none" w:color="auto" w:sz="0" w:space="0"/>
           </w:tblBorders>
+          <w:shd w:val="clear" w:color="auto" w:fill="auto"/>
           <w:tblCellMar>
             <w:top w:w="15" w:type="dxa"/>
             <w:left w:w="15" w:type="dxa"/>
@@ -593,7 +594,7 @@
         </w:tc>
         <w:tc>
           <w:tcPr>
-            <w:tcW w:w="4118" w:type="dxa"/>
+            <w:tcW w:w="5145" w:type="dxa"/>
             <w:shd w:val="clear" w:color="auto" w:fill="auto"/>
             <w:tcMar>
               <w:top w:w="100" w:type="dxa"/>
@@ -728,10 +729,10 @@
         </w:tblCellMar>
       </w:tblPr>
       <w:tblGrid>
-        <w:gridCol w:w="617"/>
-        <w:gridCol w:w="2718"/>
-        <w:gridCol w:w="2357"/>
-        <w:gridCol w:w="3828"/>
+        <w:gridCol w:w="774"/>
+        <w:gridCol w:w="2420"/>
+        <w:gridCol w:w="2455"/>
+        <w:gridCol w:w="3809"/>
       </w:tblGrid>
       <w:tr>
         <w:tblPrEx>
@@ -743,6 +744,7 @@
             <w:insideH w:val="none" w:color="auto" w:sz="0" w:space="0"/>
             <w:insideV w:val="none" w:color="auto" w:sz="0" w:space="0"/>
           </w:tblBorders>
+          <w:shd w:val="clear" w:color="auto" w:fill="auto"/>
           <w:tblCellMar>
             <w:top w:w="15" w:type="dxa"/>
             <w:left w:w="15" w:type="dxa"/>
@@ -796,7 +798,7 @@
         </w:tc>
         <w:tc>
           <w:tcPr>
-            <w:tcW w:w="0" w:type="auto"/>
+            <w:tcW w:w="2420" w:type="dxa"/>
             <w:tcBorders>
               <w:top w:val="nil"/>
             </w:tcBorders>
@@ -837,7 +839,7 @@
         </w:tc>
         <w:tc>
           <w:tcPr>
-            <w:tcW w:w="0" w:type="auto"/>
+            <w:tcW w:w="2455" w:type="dxa"/>
             <w:tcBorders>
               <w:top w:val="nil"/>
             </w:tcBorders>
@@ -878,7 +880,7 @@
         </w:tc>
         <w:tc>
           <w:tcPr>
-            <w:tcW w:w="0" w:type="auto"/>
+            <w:tcW w:w="3809" w:type="dxa"/>
             <w:tcBorders>
               <w:top w:val="nil"/>
             </w:tcBorders>
@@ -914,1366 +916,6 @@
                 <w:lang w:val="en-US" w:eastAsia="zh-CN" w:bidi="ar"/>
               </w:rPr>
               <w:t>Description</w:t>
-            </w:r>
-          </w:p>
-        </w:tc>
-      </w:tr>
-      <w:tr>
-        <w:tblPrEx>
-          <w:tblBorders>
-            <w:top w:val="none" w:color="auto" w:sz="0" w:space="0"/>
-            <w:left w:val="none" w:color="auto" w:sz="0" w:space="0"/>
-            <w:bottom w:val="none" w:color="auto" w:sz="0" w:space="0"/>
-            <w:right w:val="none" w:color="auto" w:sz="0" w:space="0"/>
-            <w:insideH w:val="none" w:color="auto" w:sz="0" w:space="0"/>
-            <w:insideV w:val="none" w:color="auto" w:sz="0" w:space="0"/>
-          </w:tblBorders>
-          <w:tblCellMar>
-            <w:top w:w="15" w:type="dxa"/>
-            <w:left w:w="15" w:type="dxa"/>
-            <w:bottom w:w="15" w:type="dxa"/>
-            <w:right w:w="15" w:type="dxa"/>
-          </w:tblCellMar>
-        </w:tblPrEx>
-        <w:tc>
-          <w:tcPr>
-            <w:tcW w:w="0" w:type="auto"/>
-            <w:shd w:val="clear" w:color="auto" w:fill="auto"/>
-            <w:tcMar>
-              <w:top w:w="100" w:type="dxa"/>
-              <w:left w:w="0" w:type="dxa"/>
-              <w:bottom w:w="100" w:type="dxa"/>
-              <w:right w:w="160" w:type="dxa"/>
-            </w:tcMar>
-            <w:vAlign w:val="center"/>
-          </w:tcPr>
-          <w:p>
-            <w:pPr>
-              <w:keepNext w:val="0"/>
-              <w:keepLines w:val="0"/>
-              <w:widowControl/>
-              <w:suppressLineNumbers w:val="0"/>
-              <w:spacing w:line="250" w:lineRule="atLeast"/>
-              <w:jc w:val="left"/>
-              <w:rPr>
-                <w:rFonts w:hint="default" w:ascii="Times New Roman" w:hAnsi="Times New Roman" w:eastAsia="Segoe UI" w:cs="Times New Roman"/>
-                <w:sz w:val="24"/>
-                <w:szCs w:val="24"/>
-              </w:rPr>
-            </w:pPr>
-            <w:r>
-              <w:rPr>
-                <w:rFonts w:hint="default" w:ascii="Times New Roman" w:hAnsi="Times New Roman" w:eastAsia="Segoe UI" w:cs="Times New Roman"/>
-                <w:kern w:val="0"/>
-                <w:sz w:val="24"/>
-                <w:szCs w:val="24"/>
-                <w:lang w:val="en-US" w:eastAsia="zh-CN" w:bidi="ar"/>
-              </w:rPr>
-              <w:t>FR-01</w:t>
-            </w:r>
-          </w:p>
-        </w:tc>
-        <w:tc>
-          <w:tcPr>
-            <w:tcW w:w="0" w:type="auto"/>
-            <w:shd w:val="clear" w:color="auto" w:fill="auto"/>
-            <w:tcMar>
-              <w:top w:w="100" w:type="dxa"/>
-              <w:left w:w="160" w:type="dxa"/>
-              <w:bottom w:w="100" w:type="dxa"/>
-              <w:right w:w="160" w:type="dxa"/>
-            </w:tcMar>
-            <w:vAlign w:val="center"/>
-          </w:tcPr>
-          <w:p>
-            <w:pPr>
-              <w:keepNext w:val="0"/>
-              <w:keepLines w:val="0"/>
-              <w:widowControl/>
-              <w:suppressLineNumbers w:val="0"/>
-              <w:spacing w:line="250" w:lineRule="atLeast"/>
-              <w:jc w:val="left"/>
-              <w:rPr>
-                <w:rFonts w:hint="default" w:ascii="Times New Roman" w:hAnsi="Times New Roman" w:eastAsia="Segoe UI" w:cs="Times New Roman"/>
-                <w:sz w:val="24"/>
-                <w:szCs w:val="24"/>
-              </w:rPr>
-            </w:pPr>
-            <w:r>
-              <w:rPr>
-                <w:rFonts w:hint="default" w:ascii="Times New Roman" w:hAnsi="Times New Roman" w:eastAsia="Segoe UI" w:cs="Times New Roman"/>
-                <w:kern w:val="0"/>
-                <w:sz w:val="24"/>
-                <w:szCs w:val="24"/>
-                <w:lang w:val="en-US" w:eastAsia="zh-CN" w:bidi="ar"/>
-              </w:rPr>
-              <w:t>User Registration</w:t>
-            </w:r>
-          </w:p>
-        </w:tc>
-        <w:tc>
-          <w:tcPr>
-            <w:tcW w:w="0" w:type="auto"/>
-            <w:shd w:val="clear" w:color="auto" w:fill="auto"/>
-            <w:tcMar>
-              <w:top w:w="100" w:type="dxa"/>
-              <w:left w:w="160" w:type="dxa"/>
-              <w:bottom w:w="100" w:type="dxa"/>
-              <w:right w:w="160" w:type="dxa"/>
-            </w:tcMar>
-            <w:vAlign w:val="center"/>
-          </w:tcPr>
-          <w:p>
-            <w:pPr>
-              <w:keepNext w:val="0"/>
-              <w:keepLines w:val="0"/>
-              <w:widowControl/>
-              <w:suppressLineNumbers w:val="0"/>
-              <w:spacing w:line="250" w:lineRule="atLeast"/>
-              <w:jc w:val="left"/>
-              <w:rPr>
-                <w:rFonts w:hint="default" w:ascii="Times New Roman" w:hAnsi="Times New Roman" w:eastAsia="Segoe UI" w:cs="Times New Roman"/>
-                <w:sz w:val="24"/>
-                <w:szCs w:val="24"/>
-              </w:rPr>
-            </w:pPr>
-            <w:r>
-              <w:rPr>
-                <w:rFonts w:hint="default" w:ascii="Times New Roman" w:hAnsi="Times New Roman" w:eastAsia="Segoe UI" w:cs="Times New Roman"/>
-                <w:kern w:val="0"/>
-                <w:sz w:val="24"/>
-                <w:szCs w:val="24"/>
-                <w:lang w:val="en-US" w:eastAsia="zh-CN" w:bidi="ar"/>
-              </w:rPr>
-              <w:t>Guest</w:t>
-            </w:r>
-          </w:p>
-        </w:tc>
-        <w:tc>
-          <w:tcPr>
-            <w:tcW w:w="0" w:type="auto"/>
-            <w:shd w:val="clear" w:color="auto" w:fill="auto"/>
-            <w:tcMar>
-              <w:top w:w="100" w:type="dxa"/>
-              <w:left w:w="160" w:type="dxa"/>
-              <w:bottom w:w="100" w:type="dxa"/>
-              <w:right w:w="0" w:type="dxa"/>
-            </w:tcMar>
-            <w:vAlign w:val="center"/>
-          </w:tcPr>
-          <w:p>
-            <w:pPr>
-              <w:keepNext w:val="0"/>
-              <w:keepLines w:val="0"/>
-              <w:widowControl/>
-              <w:suppressLineNumbers w:val="0"/>
-              <w:spacing w:line="250" w:lineRule="atLeast"/>
-              <w:jc w:val="left"/>
-              <w:rPr>
-                <w:rFonts w:hint="default" w:ascii="Times New Roman" w:hAnsi="Times New Roman" w:eastAsia="Segoe UI" w:cs="Times New Roman"/>
-                <w:sz w:val="24"/>
-                <w:szCs w:val="24"/>
-              </w:rPr>
-            </w:pPr>
-            <w:r>
-              <w:rPr>
-                <w:rFonts w:hint="default" w:ascii="Times New Roman" w:hAnsi="Times New Roman" w:eastAsia="Segoe UI" w:cs="Times New Roman"/>
-                <w:kern w:val="0"/>
-                <w:sz w:val="24"/>
-                <w:szCs w:val="24"/>
-                <w:lang w:val="en-US" w:eastAsia="zh-CN" w:bidi="ar"/>
-              </w:rPr>
-              <w:t>Guest can create an account with username, password, email, and phone.</w:t>
-            </w:r>
-          </w:p>
-        </w:tc>
-      </w:tr>
-      <w:tr>
-        <w:tblPrEx>
-          <w:tblBorders>
-            <w:top w:val="none" w:color="auto" w:sz="0" w:space="0"/>
-            <w:left w:val="none" w:color="auto" w:sz="0" w:space="0"/>
-            <w:bottom w:val="none" w:color="auto" w:sz="0" w:space="0"/>
-            <w:right w:val="none" w:color="auto" w:sz="0" w:space="0"/>
-            <w:insideH w:val="none" w:color="auto" w:sz="0" w:space="0"/>
-            <w:insideV w:val="none" w:color="auto" w:sz="0" w:space="0"/>
-          </w:tblBorders>
-          <w:tblCellMar>
-            <w:top w:w="15" w:type="dxa"/>
-            <w:left w:w="15" w:type="dxa"/>
-            <w:bottom w:w="15" w:type="dxa"/>
-            <w:right w:w="15" w:type="dxa"/>
-          </w:tblCellMar>
-        </w:tblPrEx>
-        <w:tc>
-          <w:tcPr>
-            <w:tcW w:w="0" w:type="auto"/>
-            <w:shd w:val="clear" w:color="auto" w:fill="auto"/>
-            <w:tcMar>
-              <w:top w:w="100" w:type="dxa"/>
-              <w:left w:w="0" w:type="dxa"/>
-              <w:bottom w:w="100" w:type="dxa"/>
-              <w:right w:w="160" w:type="dxa"/>
-            </w:tcMar>
-            <w:vAlign w:val="center"/>
-          </w:tcPr>
-          <w:p>
-            <w:pPr>
-              <w:keepNext w:val="0"/>
-              <w:keepLines w:val="0"/>
-              <w:widowControl/>
-              <w:suppressLineNumbers w:val="0"/>
-              <w:spacing w:line="250" w:lineRule="atLeast"/>
-              <w:jc w:val="left"/>
-              <w:rPr>
-                <w:rFonts w:hint="default" w:ascii="Times New Roman" w:hAnsi="Times New Roman" w:eastAsia="Segoe UI" w:cs="Times New Roman"/>
-                <w:sz w:val="24"/>
-                <w:szCs w:val="24"/>
-              </w:rPr>
-            </w:pPr>
-            <w:r>
-              <w:rPr>
-                <w:rFonts w:hint="default" w:ascii="Times New Roman" w:hAnsi="Times New Roman" w:eastAsia="Segoe UI" w:cs="Times New Roman"/>
-                <w:kern w:val="0"/>
-                <w:sz w:val="24"/>
-                <w:szCs w:val="24"/>
-                <w:lang w:val="en-US" w:eastAsia="zh-CN" w:bidi="ar"/>
-              </w:rPr>
-              <w:t>FR-02</w:t>
-            </w:r>
-          </w:p>
-        </w:tc>
-        <w:tc>
-          <w:tcPr>
-            <w:tcW w:w="0" w:type="auto"/>
-            <w:shd w:val="clear" w:color="auto" w:fill="auto"/>
-            <w:tcMar>
-              <w:top w:w="100" w:type="dxa"/>
-              <w:left w:w="160" w:type="dxa"/>
-              <w:bottom w:w="100" w:type="dxa"/>
-              <w:right w:w="160" w:type="dxa"/>
-            </w:tcMar>
-            <w:vAlign w:val="center"/>
-          </w:tcPr>
-          <w:p>
-            <w:pPr>
-              <w:keepNext w:val="0"/>
-              <w:keepLines w:val="0"/>
-              <w:widowControl/>
-              <w:suppressLineNumbers w:val="0"/>
-              <w:spacing w:line="250" w:lineRule="atLeast"/>
-              <w:jc w:val="left"/>
-              <w:rPr>
-                <w:rFonts w:hint="default" w:ascii="Times New Roman" w:hAnsi="Times New Roman" w:eastAsia="Segoe UI" w:cs="Times New Roman"/>
-                <w:sz w:val="24"/>
-                <w:szCs w:val="24"/>
-              </w:rPr>
-            </w:pPr>
-            <w:r>
-              <w:rPr>
-                <w:rFonts w:hint="default" w:ascii="Times New Roman" w:hAnsi="Times New Roman" w:eastAsia="Segoe UI" w:cs="Times New Roman"/>
-                <w:kern w:val="0"/>
-                <w:sz w:val="24"/>
-                <w:szCs w:val="24"/>
-                <w:lang w:val="en-US" w:eastAsia="zh-CN" w:bidi="ar"/>
-              </w:rPr>
-              <w:t>User Login</w:t>
-            </w:r>
-          </w:p>
-        </w:tc>
-        <w:tc>
-          <w:tcPr>
-            <w:tcW w:w="0" w:type="auto"/>
-            <w:shd w:val="clear" w:color="auto" w:fill="auto"/>
-            <w:tcMar>
-              <w:top w:w="100" w:type="dxa"/>
-              <w:left w:w="160" w:type="dxa"/>
-              <w:bottom w:w="100" w:type="dxa"/>
-              <w:right w:w="160" w:type="dxa"/>
-            </w:tcMar>
-            <w:vAlign w:val="center"/>
-          </w:tcPr>
-          <w:p>
-            <w:pPr>
-              <w:keepNext w:val="0"/>
-              <w:keepLines w:val="0"/>
-              <w:widowControl/>
-              <w:suppressLineNumbers w:val="0"/>
-              <w:spacing w:line="250" w:lineRule="atLeast"/>
-              <w:jc w:val="left"/>
-              <w:rPr>
-                <w:rFonts w:hint="default" w:ascii="Times New Roman" w:hAnsi="Times New Roman" w:eastAsia="Segoe UI" w:cs="Times New Roman"/>
-                <w:sz w:val="24"/>
-                <w:szCs w:val="24"/>
-              </w:rPr>
-            </w:pPr>
-            <w:r>
-              <w:rPr>
-                <w:rFonts w:hint="default" w:ascii="Times New Roman" w:hAnsi="Times New Roman" w:eastAsia="Segoe UI" w:cs="Times New Roman"/>
-                <w:kern w:val="0"/>
-                <w:sz w:val="24"/>
-                <w:szCs w:val="24"/>
-                <w:lang w:val="en-US" w:eastAsia="zh-CN" w:bidi="ar"/>
-              </w:rPr>
-              <w:t>Guest, Receptionist, Administrator</w:t>
-            </w:r>
-          </w:p>
-        </w:tc>
-        <w:tc>
-          <w:tcPr>
-            <w:tcW w:w="0" w:type="auto"/>
-            <w:shd w:val="clear" w:color="auto" w:fill="auto"/>
-            <w:tcMar>
-              <w:top w:w="100" w:type="dxa"/>
-              <w:left w:w="160" w:type="dxa"/>
-              <w:bottom w:w="100" w:type="dxa"/>
-              <w:right w:w="0" w:type="dxa"/>
-            </w:tcMar>
-            <w:vAlign w:val="center"/>
-          </w:tcPr>
-          <w:p>
-            <w:pPr>
-              <w:keepNext w:val="0"/>
-              <w:keepLines w:val="0"/>
-              <w:widowControl/>
-              <w:suppressLineNumbers w:val="0"/>
-              <w:spacing w:line="250" w:lineRule="atLeast"/>
-              <w:jc w:val="left"/>
-              <w:rPr>
-                <w:rFonts w:hint="default" w:ascii="Times New Roman" w:hAnsi="Times New Roman" w:eastAsia="Segoe UI" w:cs="Times New Roman"/>
-                <w:sz w:val="24"/>
-                <w:szCs w:val="24"/>
-              </w:rPr>
-            </w:pPr>
-            <w:r>
-              <w:rPr>
-                <w:rFonts w:hint="default" w:ascii="Times New Roman" w:hAnsi="Times New Roman" w:eastAsia="Segoe UI" w:cs="Times New Roman"/>
-                <w:kern w:val="0"/>
-                <w:sz w:val="24"/>
-                <w:szCs w:val="24"/>
-                <w:lang w:val="en-US" w:eastAsia="zh-CN" w:bidi="ar"/>
-              </w:rPr>
-              <w:t>Users can log in and access functions according to their role.</w:t>
-            </w:r>
-          </w:p>
-        </w:tc>
-      </w:tr>
-      <w:tr>
-        <w:tblPrEx>
-          <w:tblBorders>
-            <w:top w:val="none" w:color="auto" w:sz="0" w:space="0"/>
-            <w:left w:val="none" w:color="auto" w:sz="0" w:space="0"/>
-            <w:bottom w:val="none" w:color="auto" w:sz="0" w:space="0"/>
-            <w:right w:val="none" w:color="auto" w:sz="0" w:space="0"/>
-            <w:insideH w:val="none" w:color="auto" w:sz="0" w:space="0"/>
-            <w:insideV w:val="none" w:color="auto" w:sz="0" w:space="0"/>
-          </w:tblBorders>
-          <w:tblCellMar>
-            <w:top w:w="15" w:type="dxa"/>
-            <w:left w:w="15" w:type="dxa"/>
-            <w:bottom w:w="15" w:type="dxa"/>
-            <w:right w:w="15" w:type="dxa"/>
-          </w:tblCellMar>
-        </w:tblPrEx>
-        <w:tc>
-          <w:tcPr>
-            <w:tcW w:w="0" w:type="auto"/>
-            <w:shd w:val="clear" w:color="auto" w:fill="auto"/>
-            <w:tcMar>
-              <w:top w:w="100" w:type="dxa"/>
-              <w:left w:w="0" w:type="dxa"/>
-              <w:bottom w:w="100" w:type="dxa"/>
-              <w:right w:w="160" w:type="dxa"/>
-            </w:tcMar>
-            <w:vAlign w:val="center"/>
-          </w:tcPr>
-          <w:p>
-            <w:pPr>
-              <w:keepNext w:val="0"/>
-              <w:keepLines w:val="0"/>
-              <w:widowControl/>
-              <w:suppressLineNumbers w:val="0"/>
-              <w:spacing w:line="250" w:lineRule="atLeast"/>
-              <w:jc w:val="left"/>
-              <w:rPr>
-                <w:rFonts w:hint="default" w:ascii="Times New Roman" w:hAnsi="Times New Roman" w:eastAsia="Segoe UI" w:cs="Times New Roman"/>
-                <w:sz w:val="24"/>
-                <w:szCs w:val="24"/>
-              </w:rPr>
-            </w:pPr>
-            <w:r>
-              <w:rPr>
-                <w:rFonts w:hint="default" w:ascii="Times New Roman" w:hAnsi="Times New Roman" w:eastAsia="Segoe UI" w:cs="Times New Roman"/>
-                <w:kern w:val="0"/>
-                <w:sz w:val="24"/>
-                <w:szCs w:val="24"/>
-                <w:lang w:val="en-US" w:eastAsia="zh-CN" w:bidi="ar"/>
-              </w:rPr>
-              <w:t>FR-03</w:t>
-            </w:r>
-          </w:p>
-        </w:tc>
-        <w:tc>
-          <w:tcPr>
-            <w:tcW w:w="0" w:type="auto"/>
-            <w:shd w:val="clear" w:color="auto" w:fill="auto"/>
-            <w:tcMar>
-              <w:top w:w="100" w:type="dxa"/>
-              <w:left w:w="160" w:type="dxa"/>
-              <w:bottom w:w="100" w:type="dxa"/>
-              <w:right w:w="160" w:type="dxa"/>
-            </w:tcMar>
-            <w:vAlign w:val="center"/>
-          </w:tcPr>
-          <w:p>
-            <w:pPr>
-              <w:keepNext w:val="0"/>
-              <w:keepLines w:val="0"/>
-              <w:widowControl/>
-              <w:suppressLineNumbers w:val="0"/>
-              <w:spacing w:line="250" w:lineRule="atLeast"/>
-              <w:jc w:val="left"/>
-              <w:rPr>
-                <w:rFonts w:hint="default" w:ascii="Times New Roman" w:hAnsi="Times New Roman" w:eastAsia="Segoe UI" w:cs="Times New Roman"/>
-                <w:sz w:val="24"/>
-                <w:szCs w:val="24"/>
-              </w:rPr>
-            </w:pPr>
-            <w:r>
-              <w:rPr>
-                <w:rFonts w:hint="default" w:ascii="Times New Roman" w:hAnsi="Times New Roman" w:eastAsia="Segoe UI" w:cs="Times New Roman"/>
-                <w:kern w:val="0"/>
-                <w:sz w:val="24"/>
-                <w:szCs w:val="24"/>
-                <w:lang w:val="en-US" w:eastAsia="zh-CN" w:bidi="ar"/>
-              </w:rPr>
-              <w:t>Search Available Rooms</w:t>
-            </w:r>
-          </w:p>
-        </w:tc>
-        <w:tc>
-          <w:tcPr>
-            <w:tcW w:w="0" w:type="auto"/>
-            <w:shd w:val="clear" w:color="auto" w:fill="auto"/>
-            <w:tcMar>
-              <w:top w:w="100" w:type="dxa"/>
-              <w:left w:w="160" w:type="dxa"/>
-              <w:bottom w:w="100" w:type="dxa"/>
-              <w:right w:w="160" w:type="dxa"/>
-            </w:tcMar>
-            <w:vAlign w:val="center"/>
-          </w:tcPr>
-          <w:p>
-            <w:pPr>
-              <w:keepNext w:val="0"/>
-              <w:keepLines w:val="0"/>
-              <w:widowControl/>
-              <w:suppressLineNumbers w:val="0"/>
-              <w:spacing w:line="250" w:lineRule="atLeast"/>
-              <w:jc w:val="left"/>
-              <w:rPr>
-                <w:rFonts w:hint="default" w:ascii="Times New Roman" w:hAnsi="Times New Roman" w:eastAsia="Segoe UI" w:cs="Times New Roman"/>
-                <w:sz w:val="24"/>
-                <w:szCs w:val="24"/>
-              </w:rPr>
-            </w:pPr>
-            <w:r>
-              <w:rPr>
-                <w:rFonts w:hint="default" w:ascii="Times New Roman" w:hAnsi="Times New Roman" w:eastAsia="Segoe UI" w:cs="Times New Roman"/>
-                <w:kern w:val="0"/>
-                <w:sz w:val="24"/>
-                <w:szCs w:val="24"/>
-                <w:lang w:val="en-US" w:eastAsia="zh-CN" w:bidi="ar"/>
-              </w:rPr>
-              <w:t>Guest</w:t>
-            </w:r>
-          </w:p>
-        </w:tc>
-        <w:tc>
-          <w:tcPr>
-            <w:tcW w:w="0" w:type="auto"/>
-            <w:shd w:val="clear" w:color="auto" w:fill="auto"/>
-            <w:tcMar>
-              <w:top w:w="100" w:type="dxa"/>
-              <w:left w:w="160" w:type="dxa"/>
-              <w:bottom w:w="100" w:type="dxa"/>
-              <w:right w:w="0" w:type="dxa"/>
-            </w:tcMar>
-            <w:vAlign w:val="center"/>
-          </w:tcPr>
-          <w:p>
-            <w:pPr>
-              <w:keepNext w:val="0"/>
-              <w:keepLines w:val="0"/>
-              <w:widowControl/>
-              <w:suppressLineNumbers w:val="0"/>
-              <w:spacing w:line="250" w:lineRule="atLeast"/>
-              <w:jc w:val="left"/>
-              <w:rPr>
-                <w:rFonts w:hint="default" w:ascii="Times New Roman" w:hAnsi="Times New Roman" w:eastAsia="Segoe UI" w:cs="Times New Roman"/>
-                <w:sz w:val="24"/>
-                <w:szCs w:val="24"/>
-              </w:rPr>
-            </w:pPr>
-            <w:r>
-              <w:rPr>
-                <w:rFonts w:hint="default" w:ascii="Times New Roman" w:hAnsi="Times New Roman" w:eastAsia="Segoe UI" w:cs="Times New Roman"/>
-                <w:kern w:val="0"/>
-                <w:sz w:val="24"/>
-                <w:szCs w:val="24"/>
-                <w:lang w:val="en-US" w:eastAsia="zh-CN" w:bidi="ar"/>
-              </w:rPr>
-              <w:t>Guest can search rooms by check-in date, check-out date, room type, and price.</w:t>
-            </w:r>
-          </w:p>
-        </w:tc>
-      </w:tr>
-      <w:tr>
-        <w:tblPrEx>
-          <w:tblBorders>
-            <w:top w:val="none" w:color="auto" w:sz="0" w:space="0"/>
-            <w:left w:val="none" w:color="auto" w:sz="0" w:space="0"/>
-            <w:bottom w:val="none" w:color="auto" w:sz="0" w:space="0"/>
-            <w:right w:val="none" w:color="auto" w:sz="0" w:space="0"/>
-            <w:insideH w:val="none" w:color="auto" w:sz="0" w:space="0"/>
-            <w:insideV w:val="none" w:color="auto" w:sz="0" w:space="0"/>
-          </w:tblBorders>
-          <w:tblCellMar>
-            <w:top w:w="15" w:type="dxa"/>
-            <w:left w:w="15" w:type="dxa"/>
-            <w:bottom w:w="15" w:type="dxa"/>
-            <w:right w:w="15" w:type="dxa"/>
-          </w:tblCellMar>
-        </w:tblPrEx>
-        <w:tc>
-          <w:tcPr>
-            <w:tcW w:w="0" w:type="auto"/>
-            <w:shd w:val="clear" w:color="auto" w:fill="auto"/>
-            <w:tcMar>
-              <w:top w:w="100" w:type="dxa"/>
-              <w:left w:w="0" w:type="dxa"/>
-              <w:bottom w:w="100" w:type="dxa"/>
-              <w:right w:w="160" w:type="dxa"/>
-            </w:tcMar>
-            <w:vAlign w:val="center"/>
-          </w:tcPr>
-          <w:p>
-            <w:pPr>
-              <w:keepNext w:val="0"/>
-              <w:keepLines w:val="0"/>
-              <w:widowControl/>
-              <w:suppressLineNumbers w:val="0"/>
-              <w:spacing w:line="250" w:lineRule="atLeast"/>
-              <w:jc w:val="left"/>
-              <w:rPr>
-                <w:rFonts w:hint="default" w:ascii="Times New Roman" w:hAnsi="Times New Roman" w:eastAsia="Segoe UI" w:cs="Times New Roman"/>
-                <w:sz w:val="24"/>
-                <w:szCs w:val="24"/>
-              </w:rPr>
-            </w:pPr>
-            <w:r>
-              <w:rPr>
-                <w:rFonts w:hint="default" w:ascii="Times New Roman" w:hAnsi="Times New Roman" w:eastAsia="Segoe UI" w:cs="Times New Roman"/>
-                <w:kern w:val="0"/>
-                <w:sz w:val="24"/>
-                <w:szCs w:val="24"/>
-                <w:lang w:val="en-US" w:eastAsia="zh-CN" w:bidi="ar"/>
-              </w:rPr>
-              <w:t>FR-04</w:t>
-            </w:r>
-          </w:p>
-        </w:tc>
-        <w:tc>
-          <w:tcPr>
-            <w:tcW w:w="0" w:type="auto"/>
-            <w:shd w:val="clear" w:color="auto" w:fill="auto"/>
-            <w:tcMar>
-              <w:top w:w="100" w:type="dxa"/>
-              <w:left w:w="160" w:type="dxa"/>
-              <w:bottom w:w="100" w:type="dxa"/>
-              <w:right w:w="160" w:type="dxa"/>
-            </w:tcMar>
-            <w:vAlign w:val="center"/>
-          </w:tcPr>
-          <w:p>
-            <w:pPr>
-              <w:keepNext w:val="0"/>
-              <w:keepLines w:val="0"/>
-              <w:widowControl/>
-              <w:suppressLineNumbers w:val="0"/>
-              <w:spacing w:line="250" w:lineRule="atLeast"/>
-              <w:jc w:val="left"/>
-              <w:rPr>
-                <w:rFonts w:hint="default" w:ascii="Times New Roman" w:hAnsi="Times New Roman" w:eastAsia="Segoe UI" w:cs="Times New Roman"/>
-                <w:sz w:val="24"/>
-                <w:szCs w:val="24"/>
-              </w:rPr>
-            </w:pPr>
-            <w:r>
-              <w:rPr>
-                <w:rFonts w:hint="default" w:ascii="Times New Roman" w:hAnsi="Times New Roman" w:eastAsia="Segoe UI" w:cs="Times New Roman"/>
-                <w:kern w:val="0"/>
-                <w:sz w:val="24"/>
-                <w:szCs w:val="24"/>
-                <w:lang w:val="en-US" w:eastAsia="zh-CN" w:bidi="ar"/>
-              </w:rPr>
-              <w:t>View Room Details</w:t>
-            </w:r>
-          </w:p>
-        </w:tc>
-        <w:tc>
-          <w:tcPr>
-            <w:tcW w:w="0" w:type="auto"/>
-            <w:shd w:val="clear" w:color="auto" w:fill="auto"/>
-            <w:tcMar>
-              <w:top w:w="100" w:type="dxa"/>
-              <w:left w:w="160" w:type="dxa"/>
-              <w:bottom w:w="100" w:type="dxa"/>
-              <w:right w:w="160" w:type="dxa"/>
-            </w:tcMar>
-            <w:vAlign w:val="center"/>
-          </w:tcPr>
-          <w:p>
-            <w:pPr>
-              <w:keepNext w:val="0"/>
-              <w:keepLines w:val="0"/>
-              <w:widowControl/>
-              <w:suppressLineNumbers w:val="0"/>
-              <w:spacing w:line="250" w:lineRule="atLeast"/>
-              <w:jc w:val="left"/>
-              <w:rPr>
-                <w:rFonts w:hint="default" w:ascii="Times New Roman" w:hAnsi="Times New Roman" w:eastAsia="Segoe UI" w:cs="Times New Roman"/>
-                <w:sz w:val="24"/>
-                <w:szCs w:val="24"/>
-              </w:rPr>
-            </w:pPr>
-            <w:r>
-              <w:rPr>
-                <w:rFonts w:hint="default" w:ascii="Times New Roman" w:hAnsi="Times New Roman" w:eastAsia="Segoe UI" w:cs="Times New Roman"/>
-                <w:kern w:val="0"/>
-                <w:sz w:val="24"/>
-                <w:szCs w:val="24"/>
-                <w:lang w:val="en-US" w:eastAsia="zh-CN" w:bidi="ar"/>
-              </w:rPr>
-              <w:t>Guest</w:t>
-            </w:r>
-          </w:p>
-        </w:tc>
-        <w:tc>
-          <w:tcPr>
-            <w:tcW w:w="0" w:type="auto"/>
-            <w:shd w:val="clear" w:color="auto" w:fill="auto"/>
-            <w:tcMar>
-              <w:top w:w="100" w:type="dxa"/>
-              <w:left w:w="160" w:type="dxa"/>
-              <w:bottom w:w="100" w:type="dxa"/>
-              <w:right w:w="0" w:type="dxa"/>
-            </w:tcMar>
-            <w:vAlign w:val="center"/>
-          </w:tcPr>
-          <w:p>
-            <w:pPr>
-              <w:keepNext w:val="0"/>
-              <w:keepLines w:val="0"/>
-              <w:widowControl/>
-              <w:suppressLineNumbers w:val="0"/>
-              <w:spacing w:line="250" w:lineRule="atLeast"/>
-              <w:jc w:val="left"/>
-              <w:rPr>
-                <w:rFonts w:hint="default" w:ascii="Times New Roman" w:hAnsi="Times New Roman" w:eastAsia="Segoe UI" w:cs="Times New Roman"/>
-                <w:sz w:val="24"/>
-                <w:szCs w:val="24"/>
-              </w:rPr>
-            </w:pPr>
-            <w:r>
-              <w:rPr>
-                <w:rFonts w:hint="default" w:ascii="Times New Roman" w:hAnsi="Times New Roman" w:eastAsia="Segoe UI" w:cs="Times New Roman"/>
-                <w:kern w:val="0"/>
-                <w:sz w:val="24"/>
-                <w:szCs w:val="24"/>
-                <w:lang w:val="en-US" w:eastAsia="zh-CN" w:bidi="ar"/>
-              </w:rPr>
-              <w:t>Guest can view room type, price, capacity, description, and image.</w:t>
-            </w:r>
-          </w:p>
-        </w:tc>
-      </w:tr>
-      <w:tr>
-        <w:tblPrEx>
-          <w:tblBorders>
-            <w:top w:val="none" w:color="auto" w:sz="0" w:space="0"/>
-            <w:left w:val="none" w:color="auto" w:sz="0" w:space="0"/>
-            <w:bottom w:val="none" w:color="auto" w:sz="0" w:space="0"/>
-            <w:right w:val="none" w:color="auto" w:sz="0" w:space="0"/>
-            <w:insideH w:val="none" w:color="auto" w:sz="0" w:space="0"/>
-            <w:insideV w:val="none" w:color="auto" w:sz="0" w:space="0"/>
-          </w:tblBorders>
-          <w:tblCellMar>
-            <w:top w:w="15" w:type="dxa"/>
-            <w:left w:w="15" w:type="dxa"/>
-            <w:bottom w:w="15" w:type="dxa"/>
-            <w:right w:w="15" w:type="dxa"/>
-          </w:tblCellMar>
-        </w:tblPrEx>
-        <w:tc>
-          <w:tcPr>
-            <w:tcW w:w="0" w:type="auto"/>
-            <w:shd w:val="clear" w:color="auto" w:fill="auto"/>
-            <w:tcMar>
-              <w:top w:w="100" w:type="dxa"/>
-              <w:left w:w="0" w:type="dxa"/>
-              <w:bottom w:w="100" w:type="dxa"/>
-              <w:right w:w="160" w:type="dxa"/>
-            </w:tcMar>
-            <w:vAlign w:val="center"/>
-          </w:tcPr>
-          <w:p>
-            <w:pPr>
-              <w:keepNext w:val="0"/>
-              <w:keepLines w:val="0"/>
-              <w:widowControl/>
-              <w:suppressLineNumbers w:val="0"/>
-              <w:spacing w:line="250" w:lineRule="atLeast"/>
-              <w:jc w:val="left"/>
-              <w:rPr>
-                <w:rFonts w:hint="default" w:ascii="Times New Roman" w:hAnsi="Times New Roman" w:eastAsia="Segoe UI" w:cs="Times New Roman"/>
-                <w:sz w:val="24"/>
-                <w:szCs w:val="24"/>
-              </w:rPr>
-            </w:pPr>
-            <w:r>
-              <w:rPr>
-                <w:rFonts w:hint="default" w:ascii="Times New Roman" w:hAnsi="Times New Roman" w:eastAsia="Segoe UI" w:cs="Times New Roman"/>
-                <w:kern w:val="0"/>
-                <w:sz w:val="24"/>
-                <w:szCs w:val="24"/>
-                <w:lang w:val="en-US" w:eastAsia="zh-CN" w:bidi="ar"/>
-              </w:rPr>
-              <w:t>FR-05</w:t>
-            </w:r>
-          </w:p>
-        </w:tc>
-        <w:tc>
-          <w:tcPr>
-            <w:tcW w:w="0" w:type="auto"/>
-            <w:shd w:val="clear" w:color="auto" w:fill="auto"/>
-            <w:tcMar>
-              <w:top w:w="100" w:type="dxa"/>
-              <w:left w:w="160" w:type="dxa"/>
-              <w:bottom w:w="100" w:type="dxa"/>
-              <w:right w:w="160" w:type="dxa"/>
-            </w:tcMar>
-            <w:vAlign w:val="center"/>
-          </w:tcPr>
-          <w:p>
-            <w:pPr>
-              <w:keepNext w:val="0"/>
-              <w:keepLines w:val="0"/>
-              <w:widowControl/>
-              <w:suppressLineNumbers w:val="0"/>
-              <w:spacing w:line="250" w:lineRule="atLeast"/>
-              <w:jc w:val="left"/>
-              <w:rPr>
-                <w:rFonts w:hint="default" w:ascii="Times New Roman" w:hAnsi="Times New Roman" w:eastAsia="Segoe UI" w:cs="Times New Roman"/>
-                <w:sz w:val="24"/>
-                <w:szCs w:val="24"/>
-              </w:rPr>
-            </w:pPr>
-            <w:r>
-              <w:rPr>
-                <w:rFonts w:hint="default" w:ascii="Times New Roman" w:hAnsi="Times New Roman" w:eastAsia="Segoe UI" w:cs="Times New Roman"/>
-                <w:kern w:val="0"/>
-                <w:sz w:val="24"/>
-                <w:szCs w:val="24"/>
-                <w:lang w:val="en-US" w:eastAsia="zh-CN" w:bidi="ar"/>
-              </w:rPr>
-              <w:t>Make Reservation</w:t>
-            </w:r>
-          </w:p>
-        </w:tc>
-        <w:tc>
-          <w:tcPr>
-            <w:tcW w:w="0" w:type="auto"/>
-            <w:shd w:val="clear" w:color="auto" w:fill="auto"/>
-            <w:tcMar>
-              <w:top w:w="100" w:type="dxa"/>
-              <w:left w:w="160" w:type="dxa"/>
-              <w:bottom w:w="100" w:type="dxa"/>
-              <w:right w:w="160" w:type="dxa"/>
-            </w:tcMar>
-            <w:vAlign w:val="center"/>
-          </w:tcPr>
-          <w:p>
-            <w:pPr>
-              <w:keepNext w:val="0"/>
-              <w:keepLines w:val="0"/>
-              <w:widowControl/>
-              <w:suppressLineNumbers w:val="0"/>
-              <w:spacing w:line="250" w:lineRule="atLeast"/>
-              <w:jc w:val="left"/>
-              <w:rPr>
-                <w:rFonts w:hint="default" w:ascii="Times New Roman" w:hAnsi="Times New Roman" w:eastAsia="Segoe UI" w:cs="Times New Roman"/>
-                <w:sz w:val="24"/>
-                <w:szCs w:val="24"/>
-              </w:rPr>
-            </w:pPr>
-            <w:r>
-              <w:rPr>
-                <w:rFonts w:hint="default" w:ascii="Times New Roman" w:hAnsi="Times New Roman" w:eastAsia="Segoe UI" w:cs="Times New Roman"/>
-                <w:kern w:val="0"/>
-                <w:sz w:val="24"/>
-                <w:szCs w:val="24"/>
-                <w:lang w:val="en-US" w:eastAsia="zh-CN" w:bidi="ar"/>
-              </w:rPr>
-              <w:t>Guest</w:t>
-            </w:r>
-          </w:p>
-        </w:tc>
-        <w:tc>
-          <w:tcPr>
-            <w:tcW w:w="0" w:type="auto"/>
-            <w:shd w:val="clear" w:color="auto" w:fill="auto"/>
-            <w:tcMar>
-              <w:top w:w="100" w:type="dxa"/>
-              <w:left w:w="160" w:type="dxa"/>
-              <w:bottom w:w="100" w:type="dxa"/>
-              <w:right w:w="0" w:type="dxa"/>
-            </w:tcMar>
-            <w:vAlign w:val="center"/>
-          </w:tcPr>
-          <w:p>
-            <w:pPr>
-              <w:keepNext w:val="0"/>
-              <w:keepLines w:val="0"/>
-              <w:widowControl/>
-              <w:suppressLineNumbers w:val="0"/>
-              <w:spacing w:line="250" w:lineRule="atLeast"/>
-              <w:jc w:val="left"/>
-              <w:rPr>
-                <w:rFonts w:hint="default" w:ascii="Times New Roman" w:hAnsi="Times New Roman" w:eastAsia="Segoe UI" w:cs="Times New Roman"/>
-                <w:sz w:val="24"/>
-                <w:szCs w:val="24"/>
-              </w:rPr>
-            </w:pPr>
-            <w:r>
-              <w:rPr>
-                <w:rFonts w:hint="default" w:ascii="Times New Roman" w:hAnsi="Times New Roman" w:eastAsia="Segoe UI" w:cs="Times New Roman"/>
-                <w:kern w:val="0"/>
-                <w:sz w:val="24"/>
-                <w:szCs w:val="24"/>
-                <w:lang w:val="en-US" w:eastAsia="zh-CN" w:bidi="ar"/>
-              </w:rPr>
-              <w:t>Guest can select a room and create a reservation.</w:t>
-            </w:r>
-          </w:p>
-        </w:tc>
-      </w:tr>
-      <w:tr>
-        <w:tblPrEx>
-          <w:tblBorders>
-            <w:top w:val="none" w:color="auto" w:sz="0" w:space="0"/>
-            <w:left w:val="none" w:color="auto" w:sz="0" w:space="0"/>
-            <w:bottom w:val="none" w:color="auto" w:sz="0" w:space="0"/>
-            <w:right w:val="none" w:color="auto" w:sz="0" w:space="0"/>
-            <w:insideH w:val="none" w:color="auto" w:sz="0" w:space="0"/>
-            <w:insideV w:val="none" w:color="auto" w:sz="0" w:space="0"/>
-          </w:tblBorders>
-          <w:tblCellMar>
-            <w:top w:w="15" w:type="dxa"/>
-            <w:left w:w="15" w:type="dxa"/>
-            <w:bottom w:w="15" w:type="dxa"/>
-            <w:right w:w="15" w:type="dxa"/>
-          </w:tblCellMar>
-        </w:tblPrEx>
-        <w:tc>
-          <w:tcPr>
-            <w:tcW w:w="0" w:type="auto"/>
-            <w:shd w:val="clear" w:color="auto" w:fill="auto"/>
-            <w:tcMar>
-              <w:top w:w="100" w:type="dxa"/>
-              <w:left w:w="0" w:type="dxa"/>
-              <w:bottom w:w="100" w:type="dxa"/>
-              <w:right w:w="160" w:type="dxa"/>
-            </w:tcMar>
-            <w:vAlign w:val="center"/>
-          </w:tcPr>
-          <w:p>
-            <w:pPr>
-              <w:keepNext w:val="0"/>
-              <w:keepLines w:val="0"/>
-              <w:widowControl/>
-              <w:suppressLineNumbers w:val="0"/>
-              <w:spacing w:line="250" w:lineRule="atLeast"/>
-              <w:jc w:val="left"/>
-              <w:rPr>
-                <w:rFonts w:hint="default" w:ascii="Times New Roman" w:hAnsi="Times New Roman" w:eastAsia="Segoe UI" w:cs="Times New Roman"/>
-                <w:sz w:val="24"/>
-                <w:szCs w:val="24"/>
-              </w:rPr>
-            </w:pPr>
-            <w:r>
-              <w:rPr>
-                <w:rFonts w:hint="default" w:ascii="Times New Roman" w:hAnsi="Times New Roman" w:eastAsia="Segoe UI" w:cs="Times New Roman"/>
-                <w:kern w:val="0"/>
-                <w:sz w:val="24"/>
-                <w:szCs w:val="24"/>
-                <w:lang w:val="en-US" w:eastAsia="zh-CN" w:bidi="ar"/>
-              </w:rPr>
-              <w:t>FR-06</w:t>
-            </w:r>
-          </w:p>
-        </w:tc>
-        <w:tc>
-          <w:tcPr>
-            <w:tcW w:w="0" w:type="auto"/>
-            <w:shd w:val="clear" w:color="auto" w:fill="auto"/>
-            <w:tcMar>
-              <w:top w:w="100" w:type="dxa"/>
-              <w:left w:w="160" w:type="dxa"/>
-              <w:bottom w:w="100" w:type="dxa"/>
-              <w:right w:w="160" w:type="dxa"/>
-            </w:tcMar>
-            <w:vAlign w:val="center"/>
-          </w:tcPr>
-          <w:p>
-            <w:pPr>
-              <w:keepNext w:val="0"/>
-              <w:keepLines w:val="0"/>
-              <w:widowControl/>
-              <w:suppressLineNumbers w:val="0"/>
-              <w:spacing w:line="250" w:lineRule="atLeast"/>
-              <w:jc w:val="left"/>
-              <w:rPr>
-                <w:rFonts w:hint="default" w:ascii="Times New Roman" w:hAnsi="Times New Roman" w:eastAsia="Segoe UI" w:cs="Times New Roman"/>
-                <w:sz w:val="24"/>
-                <w:szCs w:val="24"/>
-              </w:rPr>
-            </w:pPr>
-            <w:r>
-              <w:rPr>
-                <w:rFonts w:hint="default" w:ascii="Times New Roman" w:hAnsi="Times New Roman" w:eastAsia="Segoe UI" w:cs="Times New Roman"/>
-                <w:kern w:val="0"/>
-                <w:sz w:val="24"/>
-                <w:szCs w:val="24"/>
-                <w:lang w:val="en-US" w:eastAsia="zh-CN" w:bidi="ar"/>
-              </w:rPr>
-              <w:t>Check Availability</w:t>
-            </w:r>
-          </w:p>
-        </w:tc>
-        <w:tc>
-          <w:tcPr>
-            <w:tcW w:w="0" w:type="auto"/>
-            <w:shd w:val="clear" w:color="auto" w:fill="auto"/>
-            <w:tcMar>
-              <w:top w:w="100" w:type="dxa"/>
-              <w:left w:w="160" w:type="dxa"/>
-              <w:bottom w:w="100" w:type="dxa"/>
-              <w:right w:w="160" w:type="dxa"/>
-            </w:tcMar>
-            <w:vAlign w:val="center"/>
-          </w:tcPr>
-          <w:p>
-            <w:pPr>
-              <w:keepNext w:val="0"/>
-              <w:keepLines w:val="0"/>
-              <w:widowControl/>
-              <w:suppressLineNumbers w:val="0"/>
-              <w:spacing w:line="250" w:lineRule="atLeast"/>
-              <w:jc w:val="left"/>
-              <w:rPr>
-                <w:rFonts w:hint="default" w:ascii="Times New Roman" w:hAnsi="Times New Roman" w:eastAsia="Segoe UI" w:cs="Times New Roman"/>
-                <w:sz w:val="24"/>
-                <w:szCs w:val="24"/>
-              </w:rPr>
-            </w:pPr>
-            <w:r>
-              <w:rPr>
-                <w:rFonts w:hint="default" w:ascii="Times New Roman" w:hAnsi="Times New Roman" w:eastAsia="Segoe UI" w:cs="Times New Roman"/>
-                <w:kern w:val="0"/>
-                <w:sz w:val="24"/>
-                <w:szCs w:val="24"/>
-                <w:lang w:val="en-US" w:eastAsia="zh-CN" w:bidi="ar"/>
-              </w:rPr>
-              <w:t>System</w:t>
-            </w:r>
-          </w:p>
-        </w:tc>
-        <w:tc>
-          <w:tcPr>
-            <w:tcW w:w="0" w:type="auto"/>
-            <w:shd w:val="clear" w:color="auto" w:fill="auto"/>
-            <w:tcMar>
-              <w:top w:w="100" w:type="dxa"/>
-              <w:left w:w="160" w:type="dxa"/>
-              <w:bottom w:w="100" w:type="dxa"/>
-              <w:right w:w="0" w:type="dxa"/>
-            </w:tcMar>
-            <w:vAlign w:val="center"/>
-          </w:tcPr>
-          <w:p>
-            <w:pPr>
-              <w:keepNext w:val="0"/>
-              <w:keepLines w:val="0"/>
-              <w:widowControl/>
-              <w:suppressLineNumbers w:val="0"/>
-              <w:spacing w:line="250" w:lineRule="atLeast"/>
-              <w:jc w:val="left"/>
-              <w:rPr>
-                <w:rFonts w:hint="default" w:ascii="Times New Roman" w:hAnsi="Times New Roman" w:eastAsia="Segoe UI" w:cs="Times New Roman"/>
-                <w:sz w:val="24"/>
-                <w:szCs w:val="24"/>
-              </w:rPr>
-            </w:pPr>
-            <w:r>
-              <w:rPr>
-                <w:rFonts w:hint="default" w:ascii="Times New Roman" w:hAnsi="Times New Roman" w:eastAsia="Segoe UI" w:cs="Times New Roman"/>
-                <w:kern w:val="0"/>
-                <w:sz w:val="24"/>
-                <w:szCs w:val="24"/>
-                <w:lang w:val="en-US" w:eastAsia="zh-CN" w:bidi="ar"/>
-              </w:rPr>
-              <w:t>System checks whether the selected room is available for the selected dates.</w:t>
-            </w:r>
-          </w:p>
-        </w:tc>
-      </w:tr>
-      <w:tr>
-        <w:tblPrEx>
-          <w:tblBorders>
-            <w:top w:val="none" w:color="auto" w:sz="0" w:space="0"/>
-            <w:left w:val="none" w:color="auto" w:sz="0" w:space="0"/>
-            <w:bottom w:val="none" w:color="auto" w:sz="0" w:space="0"/>
-            <w:right w:val="none" w:color="auto" w:sz="0" w:space="0"/>
-            <w:insideH w:val="none" w:color="auto" w:sz="0" w:space="0"/>
-            <w:insideV w:val="none" w:color="auto" w:sz="0" w:space="0"/>
-          </w:tblBorders>
-          <w:tblCellMar>
-            <w:top w:w="15" w:type="dxa"/>
-            <w:left w:w="15" w:type="dxa"/>
-            <w:bottom w:w="15" w:type="dxa"/>
-            <w:right w:w="15" w:type="dxa"/>
-          </w:tblCellMar>
-        </w:tblPrEx>
-        <w:tc>
-          <w:tcPr>
-            <w:tcW w:w="0" w:type="auto"/>
-            <w:shd w:val="clear" w:color="auto" w:fill="auto"/>
-            <w:tcMar>
-              <w:top w:w="100" w:type="dxa"/>
-              <w:left w:w="0" w:type="dxa"/>
-              <w:bottom w:w="100" w:type="dxa"/>
-              <w:right w:w="160" w:type="dxa"/>
-            </w:tcMar>
-            <w:vAlign w:val="center"/>
-          </w:tcPr>
-          <w:p>
-            <w:pPr>
-              <w:keepNext w:val="0"/>
-              <w:keepLines w:val="0"/>
-              <w:widowControl/>
-              <w:suppressLineNumbers w:val="0"/>
-              <w:spacing w:line="250" w:lineRule="atLeast"/>
-              <w:jc w:val="left"/>
-              <w:rPr>
-                <w:rFonts w:hint="default" w:ascii="Times New Roman" w:hAnsi="Times New Roman" w:eastAsia="Segoe UI" w:cs="Times New Roman"/>
-                <w:sz w:val="24"/>
-                <w:szCs w:val="24"/>
-              </w:rPr>
-            </w:pPr>
-            <w:r>
-              <w:rPr>
-                <w:rFonts w:hint="default" w:ascii="Times New Roman" w:hAnsi="Times New Roman" w:eastAsia="Segoe UI" w:cs="Times New Roman"/>
-                <w:kern w:val="0"/>
-                <w:sz w:val="24"/>
-                <w:szCs w:val="24"/>
-                <w:lang w:val="en-US" w:eastAsia="zh-CN" w:bidi="ar"/>
-              </w:rPr>
-              <w:t>FR-07</w:t>
-            </w:r>
-          </w:p>
-        </w:tc>
-        <w:tc>
-          <w:tcPr>
-            <w:tcW w:w="0" w:type="auto"/>
-            <w:shd w:val="clear" w:color="auto" w:fill="auto"/>
-            <w:tcMar>
-              <w:top w:w="100" w:type="dxa"/>
-              <w:left w:w="160" w:type="dxa"/>
-              <w:bottom w:w="100" w:type="dxa"/>
-              <w:right w:w="160" w:type="dxa"/>
-            </w:tcMar>
-            <w:vAlign w:val="center"/>
-          </w:tcPr>
-          <w:p>
-            <w:pPr>
-              <w:keepNext w:val="0"/>
-              <w:keepLines w:val="0"/>
-              <w:widowControl/>
-              <w:suppressLineNumbers w:val="0"/>
-              <w:spacing w:line="250" w:lineRule="atLeast"/>
-              <w:jc w:val="left"/>
-              <w:rPr>
-                <w:rFonts w:hint="default" w:ascii="Times New Roman" w:hAnsi="Times New Roman" w:eastAsia="Segoe UI" w:cs="Times New Roman"/>
-                <w:sz w:val="24"/>
-                <w:szCs w:val="24"/>
-              </w:rPr>
-            </w:pPr>
-            <w:r>
-              <w:rPr>
-                <w:rFonts w:hint="default" w:ascii="Times New Roman" w:hAnsi="Times New Roman" w:eastAsia="Segoe UI" w:cs="Times New Roman"/>
-                <w:kern w:val="0"/>
-                <w:sz w:val="24"/>
-                <w:szCs w:val="24"/>
-                <w:lang w:val="en-US" w:eastAsia="zh-CN" w:bidi="ar"/>
-              </w:rPr>
-              <w:t>Make Payment</w:t>
-            </w:r>
-          </w:p>
-        </w:tc>
-        <w:tc>
-          <w:tcPr>
-            <w:tcW w:w="0" w:type="auto"/>
-            <w:shd w:val="clear" w:color="auto" w:fill="auto"/>
-            <w:tcMar>
-              <w:top w:w="100" w:type="dxa"/>
-              <w:left w:w="160" w:type="dxa"/>
-              <w:bottom w:w="100" w:type="dxa"/>
-              <w:right w:w="160" w:type="dxa"/>
-            </w:tcMar>
-            <w:vAlign w:val="center"/>
-          </w:tcPr>
-          <w:p>
-            <w:pPr>
-              <w:keepNext w:val="0"/>
-              <w:keepLines w:val="0"/>
-              <w:widowControl/>
-              <w:suppressLineNumbers w:val="0"/>
-              <w:spacing w:line="250" w:lineRule="atLeast"/>
-              <w:jc w:val="left"/>
-              <w:rPr>
-                <w:rFonts w:hint="default" w:ascii="Times New Roman" w:hAnsi="Times New Roman" w:eastAsia="Segoe UI" w:cs="Times New Roman"/>
-                <w:sz w:val="24"/>
-                <w:szCs w:val="24"/>
-              </w:rPr>
-            </w:pPr>
-            <w:r>
-              <w:rPr>
-                <w:rFonts w:hint="default" w:ascii="Times New Roman" w:hAnsi="Times New Roman" w:eastAsia="Segoe UI" w:cs="Times New Roman"/>
-                <w:kern w:val="0"/>
-                <w:sz w:val="24"/>
-                <w:szCs w:val="24"/>
-                <w:lang w:val="en-US" w:eastAsia="zh-CN" w:bidi="ar"/>
-              </w:rPr>
-              <w:t>Guest</w:t>
-            </w:r>
-          </w:p>
-        </w:tc>
-        <w:tc>
-          <w:tcPr>
-            <w:tcW w:w="0" w:type="auto"/>
-            <w:shd w:val="clear" w:color="auto" w:fill="auto"/>
-            <w:tcMar>
-              <w:top w:w="100" w:type="dxa"/>
-              <w:left w:w="160" w:type="dxa"/>
-              <w:bottom w:w="100" w:type="dxa"/>
-              <w:right w:w="0" w:type="dxa"/>
-            </w:tcMar>
-            <w:vAlign w:val="center"/>
-          </w:tcPr>
-          <w:p>
-            <w:pPr>
-              <w:keepNext w:val="0"/>
-              <w:keepLines w:val="0"/>
-              <w:widowControl/>
-              <w:suppressLineNumbers w:val="0"/>
-              <w:spacing w:line="250" w:lineRule="atLeast"/>
-              <w:jc w:val="left"/>
-              <w:rPr>
-                <w:rFonts w:hint="default" w:ascii="Times New Roman" w:hAnsi="Times New Roman" w:eastAsia="Segoe UI" w:cs="Times New Roman"/>
-                <w:sz w:val="24"/>
-                <w:szCs w:val="24"/>
-              </w:rPr>
-            </w:pPr>
-            <w:r>
-              <w:rPr>
-                <w:rFonts w:hint="default" w:ascii="Times New Roman" w:hAnsi="Times New Roman" w:eastAsia="Segoe UI" w:cs="Times New Roman"/>
-                <w:kern w:val="0"/>
-                <w:sz w:val="24"/>
-                <w:szCs w:val="24"/>
-                <w:lang w:val="en-US" w:eastAsia="zh-CN" w:bidi="ar"/>
-              </w:rPr>
-              <w:t>Guest can simulate payment for a reservation.</w:t>
-            </w:r>
-          </w:p>
-        </w:tc>
-      </w:tr>
-      <w:tr>
-        <w:tblPrEx>
-          <w:tblBorders>
-            <w:top w:val="none" w:color="auto" w:sz="0" w:space="0"/>
-            <w:left w:val="none" w:color="auto" w:sz="0" w:space="0"/>
-            <w:bottom w:val="none" w:color="auto" w:sz="0" w:space="0"/>
-            <w:right w:val="none" w:color="auto" w:sz="0" w:space="0"/>
-            <w:insideH w:val="none" w:color="auto" w:sz="0" w:space="0"/>
-            <w:insideV w:val="none" w:color="auto" w:sz="0" w:space="0"/>
-          </w:tblBorders>
-          <w:tblCellMar>
-            <w:top w:w="15" w:type="dxa"/>
-            <w:left w:w="15" w:type="dxa"/>
-            <w:bottom w:w="15" w:type="dxa"/>
-            <w:right w:w="15" w:type="dxa"/>
-          </w:tblCellMar>
-        </w:tblPrEx>
-        <w:tc>
-          <w:tcPr>
-            <w:tcW w:w="0" w:type="auto"/>
-            <w:shd w:val="clear" w:color="auto" w:fill="auto"/>
-            <w:tcMar>
-              <w:top w:w="100" w:type="dxa"/>
-              <w:left w:w="0" w:type="dxa"/>
-              <w:bottom w:w="100" w:type="dxa"/>
-              <w:right w:w="160" w:type="dxa"/>
-            </w:tcMar>
-            <w:vAlign w:val="center"/>
-          </w:tcPr>
-          <w:p>
-            <w:pPr>
-              <w:keepNext w:val="0"/>
-              <w:keepLines w:val="0"/>
-              <w:widowControl/>
-              <w:suppressLineNumbers w:val="0"/>
-              <w:spacing w:line="250" w:lineRule="atLeast"/>
-              <w:jc w:val="left"/>
-              <w:rPr>
-                <w:rFonts w:hint="default" w:ascii="Times New Roman" w:hAnsi="Times New Roman" w:eastAsia="Segoe UI" w:cs="Times New Roman"/>
-                <w:sz w:val="24"/>
-                <w:szCs w:val="24"/>
-              </w:rPr>
-            </w:pPr>
-            <w:r>
-              <w:rPr>
-                <w:rFonts w:hint="default" w:ascii="Times New Roman" w:hAnsi="Times New Roman" w:eastAsia="Segoe UI" w:cs="Times New Roman"/>
-                <w:kern w:val="0"/>
-                <w:sz w:val="24"/>
-                <w:szCs w:val="24"/>
-                <w:lang w:val="en-US" w:eastAsia="zh-CN" w:bidi="ar"/>
-              </w:rPr>
-              <w:t>FR-08</w:t>
-            </w:r>
-          </w:p>
-        </w:tc>
-        <w:tc>
-          <w:tcPr>
-            <w:tcW w:w="0" w:type="auto"/>
-            <w:shd w:val="clear" w:color="auto" w:fill="auto"/>
-            <w:tcMar>
-              <w:top w:w="100" w:type="dxa"/>
-              <w:left w:w="160" w:type="dxa"/>
-              <w:bottom w:w="100" w:type="dxa"/>
-              <w:right w:w="160" w:type="dxa"/>
-            </w:tcMar>
-            <w:vAlign w:val="center"/>
-          </w:tcPr>
-          <w:p>
-            <w:pPr>
-              <w:keepNext w:val="0"/>
-              <w:keepLines w:val="0"/>
-              <w:widowControl/>
-              <w:suppressLineNumbers w:val="0"/>
-              <w:spacing w:line="250" w:lineRule="atLeast"/>
-              <w:jc w:val="left"/>
-              <w:rPr>
-                <w:rFonts w:hint="default" w:ascii="Times New Roman" w:hAnsi="Times New Roman" w:eastAsia="Segoe UI" w:cs="Times New Roman"/>
-                <w:sz w:val="24"/>
-                <w:szCs w:val="24"/>
-              </w:rPr>
-            </w:pPr>
-            <w:r>
-              <w:rPr>
-                <w:rFonts w:hint="default" w:ascii="Times New Roman" w:hAnsi="Times New Roman" w:eastAsia="Segoe UI" w:cs="Times New Roman"/>
-                <w:kern w:val="0"/>
-                <w:sz w:val="24"/>
-                <w:szCs w:val="24"/>
-                <w:lang w:val="en-US" w:eastAsia="zh-CN" w:bidi="ar"/>
-              </w:rPr>
-              <w:t>View Reservation History</w:t>
-            </w:r>
-          </w:p>
-        </w:tc>
-        <w:tc>
-          <w:tcPr>
-            <w:tcW w:w="0" w:type="auto"/>
-            <w:shd w:val="clear" w:color="auto" w:fill="auto"/>
-            <w:tcMar>
-              <w:top w:w="100" w:type="dxa"/>
-              <w:left w:w="160" w:type="dxa"/>
-              <w:bottom w:w="100" w:type="dxa"/>
-              <w:right w:w="160" w:type="dxa"/>
-            </w:tcMar>
-            <w:vAlign w:val="center"/>
-          </w:tcPr>
-          <w:p>
-            <w:pPr>
-              <w:keepNext w:val="0"/>
-              <w:keepLines w:val="0"/>
-              <w:widowControl/>
-              <w:suppressLineNumbers w:val="0"/>
-              <w:spacing w:line="250" w:lineRule="atLeast"/>
-              <w:jc w:val="left"/>
-              <w:rPr>
-                <w:rFonts w:hint="default" w:ascii="Times New Roman" w:hAnsi="Times New Roman" w:eastAsia="Segoe UI" w:cs="Times New Roman"/>
-                <w:sz w:val="24"/>
-                <w:szCs w:val="24"/>
-              </w:rPr>
-            </w:pPr>
-            <w:r>
-              <w:rPr>
-                <w:rFonts w:hint="default" w:ascii="Times New Roman" w:hAnsi="Times New Roman" w:eastAsia="Segoe UI" w:cs="Times New Roman"/>
-                <w:kern w:val="0"/>
-                <w:sz w:val="24"/>
-                <w:szCs w:val="24"/>
-                <w:lang w:val="en-US" w:eastAsia="zh-CN" w:bidi="ar"/>
-              </w:rPr>
-              <w:t>Guest</w:t>
-            </w:r>
-          </w:p>
-        </w:tc>
-        <w:tc>
-          <w:tcPr>
-            <w:tcW w:w="0" w:type="auto"/>
-            <w:shd w:val="clear" w:color="auto" w:fill="auto"/>
-            <w:tcMar>
-              <w:top w:w="100" w:type="dxa"/>
-              <w:left w:w="160" w:type="dxa"/>
-              <w:bottom w:w="100" w:type="dxa"/>
-              <w:right w:w="0" w:type="dxa"/>
-            </w:tcMar>
-            <w:vAlign w:val="center"/>
-          </w:tcPr>
-          <w:p>
-            <w:pPr>
-              <w:keepNext w:val="0"/>
-              <w:keepLines w:val="0"/>
-              <w:widowControl/>
-              <w:suppressLineNumbers w:val="0"/>
-              <w:spacing w:line="250" w:lineRule="atLeast"/>
-              <w:jc w:val="left"/>
-              <w:rPr>
-                <w:rFonts w:hint="default" w:ascii="Times New Roman" w:hAnsi="Times New Roman" w:eastAsia="Segoe UI" w:cs="Times New Roman"/>
-                <w:sz w:val="24"/>
-                <w:szCs w:val="24"/>
-              </w:rPr>
-            </w:pPr>
-            <w:r>
-              <w:rPr>
-                <w:rFonts w:hint="default" w:ascii="Times New Roman" w:hAnsi="Times New Roman" w:eastAsia="Segoe UI" w:cs="Times New Roman"/>
-                <w:kern w:val="0"/>
-                <w:sz w:val="24"/>
-                <w:szCs w:val="24"/>
-                <w:lang w:val="en-US" w:eastAsia="zh-CN" w:bidi="ar"/>
-              </w:rPr>
-              <w:t>Guest can view past and current reservations.</w:t>
             </w:r>
           </w:p>
         </w:tc>
@@ -2330,51 +972,51 @@
                 <w:szCs w:val="24"/>
                 <w:lang w:val="en-US" w:eastAsia="zh-CN" w:bidi="ar"/>
               </w:rPr>
-              <w:t>FR-09</w:t>
-            </w:r>
-          </w:p>
-        </w:tc>
-        <w:tc>
-          <w:tcPr>
-            <w:tcW w:w="0" w:type="auto"/>
-            <w:shd w:val="clear" w:color="auto" w:fill="auto"/>
-            <w:tcMar>
-              <w:top w:w="100" w:type="dxa"/>
-              <w:left w:w="160" w:type="dxa"/>
-              <w:bottom w:w="100" w:type="dxa"/>
-              <w:right w:w="160" w:type="dxa"/>
-            </w:tcMar>
-            <w:vAlign w:val="center"/>
-          </w:tcPr>
-          <w:p>
-            <w:pPr>
-              <w:keepNext w:val="0"/>
-              <w:keepLines w:val="0"/>
-              <w:widowControl/>
-              <w:suppressLineNumbers w:val="0"/>
-              <w:spacing w:line="250" w:lineRule="atLeast"/>
-              <w:jc w:val="left"/>
-              <w:rPr>
-                <w:rFonts w:hint="default" w:ascii="Times New Roman" w:hAnsi="Times New Roman" w:eastAsia="Segoe UI" w:cs="Times New Roman"/>
-                <w:sz w:val="24"/>
-                <w:szCs w:val="24"/>
-              </w:rPr>
-            </w:pPr>
-            <w:r>
-              <w:rPr>
-                <w:rFonts w:hint="default" w:ascii="Times New Roman" w:hAnsi="Times New Roman" w:eastAsia="Segoe UI" w:cs="Times New Roman"/>
-                <w:kern w:val="0"/>
-                <w:sz w:val="24"/>
-                <w:szCs w:val="24"/>
-                <w:lang w:val="en-US" w:eastAsia="zh-CN" w:bidi="ar"/>
-              </w:rPr>
-              <w:t>Cancel Reservation</w:t>
-            </w:r>
-          </w:p>
-        </w:tc>
-        <w:tc>
-          <w:tcPr>
-            <w:tcW w:w="0" w:type="auto"/>
+              <w:t>FR-01</w:t>
+            </w:r>
+          </w:p>
+        </w:tc>
+        <w:tc>
+          <w:tcPr>
+            <w:tcW w:w="2420" w:type="dxa"/>
+            <w:shd w:val="clear" w:color="auto" w:fill="auto"/>
+            <w:tcMar>
+              <w:top w:w="100" w:type="dxa"/>
+              <w:left w:w="160" w:type="dxa"/>
+              <w:bottom w:w="100" w:type="dxa"/>
+              <w:right w:w="160" w:type="dxa"/>
+            </w:tcMar>
+            <w:vAlign w:val="center"/>
+          </w:tcPr>
+          <w:p>
+            <w:pPr>
+              <w:keepNext w:val="0"/>
+              <w:keepLines w:val="0"/>
+              <w:widowControl/>
+              <w:suppressLineNumbers w:val="0"/>
+              <w:spacing w:line="250" w:lineRule="atLeast"/>
+              <w:jc w:val="left"/>
+              <w:rPr>
+                <w:rFonts w:hint="default" w:ascii="Times New Roman" w:hAnsi="Times New Roman" w:eastAsia="Segoe UI" w:cs="Times New Roman"/>
+                <w:sz w:val="24"/>
+                <w:szCs w:val="24"/>
+              </w:rPr>
+            </w:pPr>
+            <w:r>
+              <w:rPr>
+                <w:rFonts w:hint="default" w:ascii="Times New Roman" w:hAnsi="Times New Roman" w:eastAsia="Segoe UI" w:cs="Times New Roman"/>
+                <w:kern w:val="0"/>
+                <w:sz w:val="24"/>
+                <w:szCs w:val="24"/>
+                <w:lang w:val="en-US" w:eastAsia="zh-CN" w:bidi="ar"/>
+              </w:rPr>
+              <w:t>User Registration</w:t>
+            </w:r>
+          </w:p>
+        </w:tc>
+        <w:tc>
+          <w:tcPr>
+            <w:tcW w:w="2455" w:type="dxa"/>
             <w:shd w:val="clear" w:color="auto" w:fill="auto"/>
             <w:tcMar>
               <w:top w:w="100" w:type="dxa"/>
@@ -2412,7 +1054,7 @@
         </w:tc>
         <w:tc>
           <w:tcPr>
-            <w:tcW w:w="0" w:type="auto"/>
+            <w:tcW w:w="3809" w:type="dxa"/>
             <w:shd w:val="clear" w:color="auto" w:fill="auto"/>
             <w:tcMar>
               <w:top w:w="100" w:type="dxa"/>
@@ -2444,7 +1086,7 @@
                 <w:szCs w:val="24"/>
                 <w:lang w:val="en-US" w:eastAsia="zh-CN" w:bidi="ar"/>
               </w:rPr>
-              <w:t>Guest can cancel a reservation according to hotel rules.</w:t>
+              <w:t>Guest can create an account with username, password, email, and phone.</w:t>
             </w:r>
           </w:p>
         </w:tc>
@@ -2501,89 +1143,89 @@
                 <w:szCs w:val="24"/>
                 <w:lang w:val="en-US" w:eastAsia="zh-CN" w:bidi="ar"/>
               </w:rPr>
-              <w:t>FR-10</w:t>
-            </w:r>
-          </w:p>
-        </w:tc>
-        <w:tc>
-          <w:tcPr>
-            <w:tcW w:w="0" w:type="auto"/>
-            <w:shd w:val="clear" w:color="auto" w:fill="auto"/>
-            <w:tcMar>
-              <w:top w:w="100" w:type="dxa"/>
-              <w:left w:w="160" w:type="dxa"/>
-              <w:bottom w:w="100" w:type="dxa"/>
-              <w:right w:w="160" w:type="dxa"/>
-            </w:tcMar>
-            <w:vAlign w:val="center"/>
-          </w:tcPr>
-          <w:p>
-            <w:pPr>
-              <w:keepNext w:val="0"/>
-              <w:keepLines w:val="0"/>
-              <w:widowControl/>
-              <w:suppressLineNumbers w:val="0"/>
-              <w:spacing w:line="250" w:lineRule="atLeast"/>
-              <w:jc w:val="left"/>
-              <w:rPr>
-                <w:rFonts w:hint="default" w:ascii="Times New Roman" w:hAnsi="Times New Roman" w:eastAsia="Segoe UI" w:cs="Times New Roman"/>
-                <w:sz w:val="24"/>
-                <w:szCs w:val="24"/>
-              </w:rPr>
-            </w:pPr>
-            <w:r>
-              <w:rPr>
-                <w:rFonts w:hint="default" w:ascii="Times New Roman" w:hAnsi="Times New Roman" w:eastAsia="Segoe UI" w:cs="Times New Roman"/>
-                <w:kern w:val="0"/>
-                <w:sz w:val="24"/>
-                <w:szCs w:val="24"/>
-                <w:lang w:val="en-US" w:eastAsia="zh-CN" w:bidi="ar"/>
-              </w:rPr>
-              <w:t>Write Review</w:t>
-            </w:r>
-          </w:p>
-        </w:tc>
-        <w:tc>
-          <w:tcPr>
-            <w:tcW w:w="0" w:type="auto"/>
-            <w:shd w:val="clear" w:color="auto" w:fill="auto"/>
-            <w:tcMar>
-              <w:top w:w="100" w:type="dxa"/>
-              <w:left w:w="160" w:type="dxa"/>
-              <w:bottom w:w="100" w:type="dxa"/>
-              <w:right w:w="160" w:type="dxa"/>
-            </w:tcMar>
-            <w:vAlign w:val="center"/>
-          </w:tcPr>
-          <w:p>
-            <w:pPr>
-              <w:keepNext w:val="0"/>
-              <w:keepLines w:val="0"/>
-              <w:widowControl/>
-              <w:suppressLineNumbers w:val="0"/>
-              <w:spacing w:line="250" w:lineRule="atLeast"/>
-              <w:jc w:val="left"/>
-              <w:rPr>
-                <w:rFonts w:hint="default" w:ascii="Times New Roman" w:hAnsi="Times New Roman" w:eastAsia="Segoe UI" w:cs="Times New Roman"/>
-                <w:sz w:val="24"/>
-                <w:szCs w:val="24"/>
-              </w:rPr>
-            </w:pPr>
-            <w:r>
-              <w:rPr>
-                <w:rFonts w:hint="default" w:ascii="Times New Roman" w:hAnsi="Times New Roman" w:eastAsia="Segoe UI" w:cs="Times New Roman"/>
-                <w:kern w:val="0"/>
-                <w:sz w:val="24"/>
-                <w:szCs w:val="24"/>
-                <w:lang w:val="en-US" w:eastAsia="zh-CN" w:bidi="ar"/>
-              </w:rPr>
-              <w:t>Guest</w:t>
-            </w:r>
-          </w:p>
-        </w:tc>
-        <w:tc>
-          <w:tcPr>
-            <w:tcW w:w="0" w:type="auto"/>
+              <w:t>FR-02</w:t>
+            </w:r>
+          </w:p>
+        </w:tc>
+        <w:tc>
+          <w:tcPr>
+            <w:tcW w:w="2420" w:type="dxa"/>
+            <w:shd w:val="clear" w:color="auto" w:fill="auto"/>
+            <w:tcMar>
+              <w:top w:w="100" w:type="dxa"/>
+              <w:left w:w="160" w:type="dxa"/>
+              <w:bottom w:w="100" w:type="dxa"/>
+              <w:right w:w="160" w:type="dxa"/>
+            </w:tcMar>
+            <w:vAlign w:val="center"/>
+          </w:tcPr>
+          <w:p>
+            <w:pPr>
+              <w:keepNext w:val="0"/>
+              <w:keepLines w:val="0"/>
+              <w:widowControl/>
+              <w:suppressLineNumbers w:val="0"/>
+              <w:spacing w:line="250" w:lineRule="atLeast"/>
+              <w:jc w:val="left"/>
+              <w:rPr>
+                <w:rFonts w:hint="default" w:ascii="Times New Roman" w:hAnsi="Times New Roman" w:eastAsia="Segoe UI" w:cs="Times New Roman"/>
+                <w:sz w:val="24"/>
+                <w:szCs w:val="24"/>
+              </w:rPr>
+            </w:pPr>
+            <w:r>
+              <w:rPr>
+                <w:rFonts w:hint="default" w:ascii="Times New Roman" w:hAnsi="Times New Roman" w:eastAsia="Segoe UI" w:cs="Times New Roman"/>
+                <w:kern w:val="0"/>
+                <w:sz w:val="24"/>
+                <w:szCs w:val="24"/>
+                <w:lang w:val="en-US" w:eastAsia="zh-CN" w:bidi="ar"/>
+              </w:rPr>
+              <w:t>User Login</w:t>
+            </w:r>
+          </w:p>
+        </w:tc>
+        <w:tc>
+          <w:tcPr>
+            <w:tcW w:w="2455" w:type="dxa"/>
+            <w:shd w:val="clear" w:color="auto" w:fill="auto"/>
+            <w:tcMar>
+              <w:top w:w="100" w:type="dxa"/>
+              <w:left w:w="160" w:type="dxa"/>
+              <w:bottom w:w="100" w:type="dxa"/>
+              <w:right w:w="160" w:type="dxa"/>
+            </w:tcMar>
+            <w:vAlign w:val="center"/>
+          </w:tcPr>
+          <w:p>
+            <w:pPr>
+              <w:keepNext w:val="0"/>
+              <w:keepLines w:val="0"/>
+              <w:widowControl/>
+              <w:suppressLineNumbers w:val="0"/>
+              <w:spacing w:line="250" w:lineRule="atLeast"/>
+              <w:jc w:val="left"/>
+              <w:rPr>
+                <w:rFonts w:hint="default" w:ascii="Times New Roman" w:hAnsi="Times New Roman" w:eastAsia="Segoe UI" w:cs="Times New Roman"/>
+                <w:sz w:val="24"/>
+                <w:szCs w:val="24"/>
+              </w:rPr>
+            </w:pPr>
+            <w:r>
+              <w:rPr>
+                <w:rFonts w:hint="default" w:ascii="Times New Roman" w:hAnsi="Times New Roman" w:eastAsia="Segoe UI" w:cs="Times New Roman"/>
+                <w:kern w:val="0"/>
+                <w:sz w:val="24"/>
+                <w:szCs w:val="24"/>
+                <w:lang w:val="en-US" w:eastAsia="zh-CN" w:bidi="ar"/>
+              </w:rPr>
+              <w:t>Guest, Receptionist, Administrator</w:t>
+            </w:r>
+          </w:p>
+        </w:tc>
+        <w:tc>
+          <w:tcPr>
+            <w:tcW w:w="3809" w:type="dxa"/>
             <w:shd w:val="clear" w:color="auto" w:fill="auto"/>
             <w:tcMar>
               <w:top w:w="100" w:type="dxa"/>
@@ -2615,687 +1257,7 @@
                 <w:szCs w:val="24"/>
                 <w:lang w:val="en-US" w:eastAsia="zh-CN" w:bidi="ar"/>
               </w:rPr>
-              <w:t>Guest can submit a rating and comment after check-out.</w:t>
-            </w:r>
-          </w:p>
-        </w:tc>
-      </w:tr>
-      <w:tr>
-        <w:tblPrEx>
-          <w:tblBorders>
-            <w:top w:val="none" w:color="auto" w:sz="0" w:space="0"/>
-            <w:left w:val="none" w:color="auto" w:sz="0" w:space="0"/>
-            <w:bottom w:val="none" w:color="auto" w:sz="0" w:space="0"/>
-            <w:right w:val="none" w:color="auto" w:sz="0" w:space="0"/>
-            <w:insideH w:val="none" w:color="auto" w:sz="0" w:space="0"/>
-            <w:insideV w:val="none" w:color="auto" w:sz="0" w:space="0"/>
-          </w:tblBorders>
-          <w:tblCellMar>
-            <w:top w:w="15" w:type="dxa"/>
-            <w:left w:w="15" w:type="dxa"/>
-            <w:bottom w:w="15" w:type="dxa"/>
-            <w:right w:w="15" w:type="dxa"/>
-          </w:tblCellMar>
-        </w:tblPrEx>
-        <w:tc>
-          <w:tcPr>
-            <w:tcW w:w="0" w:type="auto"/>
-            <w:shd w:val="clear" w:color="auto" w:fill="auto"/>
-            <w:tcMar>
-              <w:top w:w="100" w:type="dxa"/>
-              <w:left w:w="0" w:type="dxa"/>
-              <w:bottom w:w="100" w:type="dxa"/>
-              <w:right w:w="160" w:type="dxa"/>
-            </w:tcMar>
-            <w:vAlign w:val="center"/>
-          </w:tcPr>
-          <w:p>
-            <w:pPr>
-              <w:keepNext w:val="0"/>
-              <w:keepLines w:val="0"/>
-              <w:widowControl/>
-              <w:suppressLineNumbers w:val="0"/>
-              <w:spacing w:line="250" w:lineRule="atLeast"/>
-              <w:jc w:val="left"/>
-              <w:rPr>
-                <w:rFonts w:hint="default" w:ascii="Times New Roman" w:hAnsi="Times New Roman" w:eastAsia="Segoe UI" w:cs="Times New Roman"/>
-                <w:sz w:val="24"/>
-                <w:szCs w:val="24"/>
-              </w:rPr>
-            </w:pPr>
-            <w:r>
-              <w:rPr>
-                <w:rFonts w:hint="default" w:ascii="Times New Roman" w:hAnsi="Times New Roman" w:eastAsia="Segoe UI" w:cs="Times New Roman"/>
-                <w:kern w:val="0"/>
-                <w:sz w:val="24"/>
-                <w:szCs w:val="24"/>
-                <w:lang w:val="en-US" w:eastAsia="zh-CN" w:bidi="ar"/>
-              </w:rPr>
-              <w:t>FR-11</w:t>
-            </w:r>
-          </w:p>
-        </w:tc>
-        <w:tc>
-          <w:tcPr>
-            <w:tcW w:w="0" w:type="auto"/>
-            <w:shd w:val="clear" w:color="auto" w:fill="auto"/>
-            <w:tcMar>
-              <w:top w:w="100" w:type="dxa"/>
-              <w:left w:w="160" w:type="dxa"/>
-              <w:bottom w:w="100" w:type="dxa"/>
-              <w:right w:w="160" w:type="dxa"/>
-            </w:tcMar>
-            <w:vAlign w:val="center"/>
-          </w:tcPr>
-          <w:p>
-            <w:pPr>
-              <w:keepNext w:val="0"/>
-              <w:keepLines w:val="0"/>
-              <w:widowControl/>
-              <w:suppressLineNumbers w:val="0"/>
-              <w:spacing w:line="250" w:lineRule="atLeast"/>
-              <w:jc w:val="left"/>
-              <w:rPr>
-                <w:rFonts w:hint="default" w:ascii="Times New Roman" w:hAnsi="Times New Roman" w:eastAsia="Segoe UI" w:cs="Times New Roman"/>
-                <w:sz w:val="24"/>
-                <w:szCs w:val="24"/>
-              </w:rPr>
-            </w:pPr>
-            <w:r>
-              <w:rPr>
-                <w:rFonts w:hint="default" w:ascii="Times New Roman" w:hAnsi="Times New Roman" w:eastAsia="Segoe UI" w:cs="Times New Roman"/>
-                <w:kern w:val="0"/>
-                <w:sz w:val="24"/>
-                <w:szCs w:val="24"/>
-                <w:lang w:val="en-US" w:eastAsia="zh-CN" w:bidi="ar"/>
-              </w:rPr>
-              <w:t>View Today’s Arrivals/Departures</w:t>
-            </w:r>
-          </w:p>
-        </w:tc>
-        <w:tc>
-          <w:tcPr>
-            <w:tcW w:w="0" w:type="auto"/>
-            <w:shd w:val="clear" w:color="auto" w:fill="auto"/>
-            <w:tcMar>
-              <w:top w:w="100" w:type="dxa"/>
-              <w:left w:w="160" w:type="dxa"/>
-              <w:bottom w:w="100" w:type="dxa"/>
-              <w:right w:w="160" w:type="dxa"/>
-            </w:tcMar>
-            <w:vAlign w:val="center"/>
-          </w:tcPr>
-          <w:p>
-            <w:pPr>
-              <w:keepNext w:val="0"/>
-              <w:keepLines w:val="0"/>
-              <w:widowControl/>
-              <w:suppressLineNumbers w:val="0"/>
-              <w:spacing w:line="250" w:lineRule="atLeast"/>
-              <w:jc w:val="left"/>
-              <w:rPr>
-                <w:rFonts w:hint="default" w:ascii="Times New Roman" w:hAnsi="Times New Roman" w:eastAsia="Segoe UI" w:cs="Times New Roman"/>
-                <w:sz w:val="24"/>
-                <w:szCs w:val="24"/>
-              </w:rPr>
-            </w:pPr>
-            <w:r>
-              <w:rPr>
-                <w:rFonts w:hint="default" w:ascii="Times New Roman" w:hAnsi="Times New Roman" w:eastAsia="Segoe UI" w:cs="Times New Roman"/>
-                <w:kern w:val="0"/>
-                <w:sz w:val="24"/>
-                <w:szCs w:val="24"/>
-                <w:lang w:val="en-US" w:eastAsia="zh-CN" w:bidi="ar"/>
-              </w:rPr>
-              <w:t>Receptionist</w:t>
-            </w:r>
-          </w:p>
-        </w:tc>
-        <w:tc>
-          <w:tcPr>
-            <w:tcW w:w="0" w:type="auto"/>
-            <w:shd w:val="clear" w:color="auto" w:fill="auto"/>
-            <w:tcMar>
-              <w:top w:w="100" w:type="dxa"/>
-              <w:left w:w="160" w:type="dxa"/>
-              <w:bottom w:w="100" w:type="dxa"/>
-              <w:right w:w="0" w:type="dxa"/>
-            </w:tcMar>
-            <w:vAlign w:val="center"/>
-          </w:tcPr>
-          <w:p>
-            <w:pPr>
-              <w:keepNext w:val="0"/>
-              <w:keepLines w:val="0"/>
-              <w:widowControl/>
-              <w:suppressLineNumbers w:val="0"/>
-              <w:spacing w:line="250" w:lineRule="atLeast"/>
-              <w:jc w:val="left"/>
-              <w:rPr>
-                <w:rFonts w:hint="default" w:ascii="Times New Roman" w:hAnsi="Times New Roman" w:eastAsia="Segoe UI" w:cs="Times New Roman"/>
-                <w:sz w:val="24"/>
-                <w:szCs w:val="24"/>
-              </w:rPr>
-            </w:pPr>
-            <w:r>
-              <w:rPr>
-                <w:rFonts w:hint="default" w:ascii="Times New Roman" w:hAnsi="Times New Roman" w:eastAsia="Segoe UI" w:cs="Times New Roman"/>
-                <w:kern w:val="0"/>
-                <w:sz w:val="24"/>
-                <w:szCs w:val="24"/>
-                <w:lang w:val="en-US" w:eastAsia="zh-CN" w:bidi="ar"/>
-              </w:rPr>
-              <w:t>Receptionist can view guests arriving and leaving today.</w:t>
-            </w:r>
-          </w:p>
-        </w:tc>
-      </w:tr>
-      <w:tr>
-        <w:tblPrEx>
-          <w:tblBorders>
-            <w:top w:val="none" w:color="auto" w:sz="0" w:space="0"/>
-            <w:left w:val="none" w:color="auto" w:sz="0" w:space="0"/>
-            <w:bottom w:val="none" w:color="auto" w:sz="0" w:space="0"/>
-            <w:right w:val="none" w:color="auto" w:sz="0" w:space="0"/>
-            <w:insideH w:val="none" w:color="auto" w:sz="0" w:space="0"/>
-            <w:insideV w:val="none" w:color="auto" w:sz="0" w:space="0"/>
-          </w:tblBorders>
-          <w:tblCellMar>
-            <w:top w:w="15" w:type="dxa"/>
-            <w:left w:w="15" w:type="dxa"/>
-            <w:bottom w:w="15" w:type="dxa"/>
-            <w:right w:w="15" w:type="dxa"/>
-          </w:tblCellMar>
-        </w:tblPrEx>
-        <w:tc>
-          <w:tcPr>
-            <w:tcW w:w="0" w:type="auto"/>
-            <w:shd w:val="clear" w:color="auto" w:fill="auto"/>
-            <w:tcMar>
-              <w:top w:w="100" w:type="dxa"/>
-              <w:left w:w="0" w:type="dxa"/>
-              <w:bottom w:w="100" w:type="dxa"/>
-              <w:right w:w="160" w:type="dxa"/>
-            </w:tcMar>
-            <w:vAlign w:val="center"/>
-          </w:tcPr>
-          <w:p>
-            <w:pPr>
-              <w:keepNext w:val="0"/>
-              <w:keepLines w:val="0"/>
-              <w:widowControl/>
-              <w:suppressLineNumbers w:val="0"/>
-              <w:spacing w:line="250" w:lineRule="atLeast"/>
-              <w:jc w:val="left"/>
-              <w:rPr>
-                <w:rFonts w:hint="default" w:ascii="Times New Roman" w:hAnsi="Times New Roman" w:eastAsia="Segoe UI" w:cs="Times New Roman"/>
-                <w:sz w:val="24"/>
-                <w:szCs w:val="24"/>
-              </w:rPr>
-            </w:pPr>
-            <w:r>
-              <w:rPr>
-                <w:rFonts w:hint="default" w:ascii="Times New Roman" w:hAnsi="Times New Roman" w:eastAsia="Segoe UI" w:cs="Times New Roman"/>
-                <w:kern w:val="0"/>
-                <w:sz w:val="24"/>
-                <w:szCs w:val="24"/>
-                <w:lang w:val="en-US" w:eastAsia="zh-CN" w:bidi="ar"/>
-              </w:rPr>
-              <w:t>FR-12</w:t>
-            </w:r>
-          </w:p>
-        </w:tc>
-        <w:tc>
-          <w:tcPr>
-            <w:tcW w:w="0" w:type="auto"/>
-            <w:shd w:val="clear" w:color="auto" w:fill="auto"/>
-            <w:tcMar>
-              <w:top w:w="100" w:type="dxa"/>
-              <w:left w:w="160" w:type="dxa"/>
-              <w:bottom w:w="100" w:type="dxa"/>
-              <w:right w:w="160" w:type="dxa"/>
-            </w:tcMar>
-            <w:vAlign w:val="center"/>
-          </w:tcPr>
-          <w:p>
-            <w:pPr>
-              <w:keepNext w:val="0"/>
-              <w:keepLines w:val="0"/>
-              <w:widowControl/>
-              <w:suppressLineNumbers w:val="0"/>
-              <w:spacing w:line="250" w:lineRule="atLeast"/>
-              <w:jc w:val="left"/>
-              <w:rPr>
-                <w:rFonts w:hint="default" w:ascii="Times New Roman" w:hAnsi="Times New Roman" w:eastAsia="Segoe UI" w:cs="Times New Roman"/>
-                <w:sz w:val="24"/>
-                <w:szCs w:val="24"/>
-              </w:rPr>
-            </w:pPr>
-            <w:r>
-              <w:rPr>
-                <w:rFonts w:hint="default" w:ascii="Times New Roman" w:hAnsi="Times New Roman" w:eastAsia="Segoe UI" w:cs="Times New Roman"/>
-                <w:kern w:val="0"/>
-                <w:sz w:val="24"/>
-                <w:szCs w:val="24"/>
-                <w:lang w:val="en-US" w:eastAsia="zh-CN" w:bidi="ar"/>
-              </w:rPr>
-              <w:t>Check-in Guest</w:t>
-            </w:r>
-          </w:p>
-        </w:tc>
-        <w:tc>
-          <w:tcPr>
-            <w:tcW w:w="0" w:type="auto"/>
-            <w:shd w:val="clear" w:color="auto" w:fill="auto"/>
-            <w:tcMar>
-              <w:top w:w="100" w:type="dxa"/>
-              <w:left w:w="160" w:type="dxa"/>
-              <w:bottom w:w="100" w:type="dxa"/>
-              <w:right w:w="160" w:type="dxa"/>
-            </w:tcMar>
-            <w:vAlign w:val="center"/>
-          </w:tcPr>
-          <w:p>
-            <w:pPr>
-              <w:keepNext w:val="0"/>
-              <w:keepLines w:val="0"/>
-              <w:widowControl/>
-              <w:suppressLineNumbers w:val="0"/>
-              <w:spacing w:line="250" w:lineRule="atLeast"/>
-              <w:jc w:val="left"/>
-              <w:rPr>
-                <w:rFonts w:hint="default" w:ascii="Times New Roman" w:hAnsi="Times New Roman" w:eastAsia="Segoe UI" w:cs="Times New Roman"/>
-                <w:sz w:val="24"/>
-                <w:szCs w:val="24"/>
-              </w:rPr>
-            </w:pPr>
-            <w:r>
-              <w:rPr>
-                <w:rFonts w:hint="default" w:ascii="Times New Roman" w:hAnsi="Times New Roman" w:eastAsia="Segoe UI" w:cs="Times New Roman"/>
-                <w:kern w:val="0"/>
-                <w:sz w:val="24"/>
-                <w:szCs w:val="24"/>
-                <w:lang w:val="en-US" w:eastAsia="zh-CN" w:bidi="ar"/>
-              </w:rPr>
-              <w:t>Receptionist</w:t>
-            </w:r>
-          </w:p>
-        </w:tc>
-        <w:tc>
-          <w:tcPr>
-            <w:tcW w:w="0" w:type="auto"/>
-            <w:shd w:val="clear" w:color="auto" w:fill="auto"/>
-            <w:tcMar>
-              <w:top w:w="100" w:type="dxa"/>
-              <w:left w:w="160" w:type="dxa"/>
-              <w:bottom w:w="100" w:type="dxa"/>
-              <w:right w:w="0" w:type="dxa"/>
-            </w:tcMar>
-            <w:vAlign w:val="center"/>
-          </w:tcPr>
-          <w:p>
-            <w:pPr>
-              <w:keepNext w:val="0"/>
-              <w:keepLines w:val="0"/>
-              <w:widowControl/>
-              <w:suppressLineNumbers w:val="0"/>
-              <w:spacing w:line="250" w:lineRule="atLeast"/>
-              <w:jc w:val="left"/>
-              <w:rPr>
-                <w:rFonts w:hint="default" w:ascii="Times New Roman" w:hAnsi="Times New Roman" w:eastAsia="Segoe UI" w:cs="Times New Roman"/>
-                <w:sz w:val="24"/>
-                <w:szCs w:val="24"/>
-              </w:rPr>
-            </w:pPr>
-            <w:r>
-              <w:rPr>
-                <w:rFonts w:hint="default" w:ascii="Times New Roman" w:hAnsi="Times New Roman" w:eastAsia="Segoe UI" w:cs="Times New Roman"/>
-                <w:kern w:val="0"/>
-                <w:sz w:val="24"/>
-                <w:szCs w:val="24"/>
-                <w:lang w:val="en-US" w:eastAsia="zh-CN" w:bidi="ar"/>
-              </w:rPr>
-              <w:t>Receptionist can check in a guest and update room status to Occupied.</w:t>
-            </w:r>
-          </w:p>
-        </w:tc>
-      </w:tr>
-      <w:tr>
-        <w:tblPrEx>
-          <w:tblBorders>
-            <w:top w:val="none" w:color="auto" w:sz="0" w:space="0"/>
-            <w:left w:val="none" w:color="auto" w:sz="0" w:space="0"/>
-            <w:bottom w:val="none" w:color="auto" w:sz="0" w:space="0"/>
-            <w:right w:val="none" w:color="auto" w:sz="0" w:space="0"/>
-            <w:insideH w:val="none" w:color="auto" w:sz="0" w:space="0"/>
-            <w:insideV w:val="none" w:color="auto" w:sz="0" w:space="0"/>
-          </w:tblBorders>
-          <w:tblCellMar>
-            <w:top w:w="15" w:type="dxa"/>
-            <w:left w:w="15" w:type="dxa"/>
-            <w:bottom w:w="15" w:type="dxa"/>
-            <w:right w:w="15" w:type="dxa"/>
-          </w:tblCellMar>
-        </w:tblPrEx>
-        <w:tc>
-          <w:tcPr>
-            <w:tcW w:w="0" w:type="auto"/>
-            <w:shd w:val="clear" w:color="auto" w:fill="auto"/>
-            <w:tcMar>
-              <w:top w:w="100" w:type="dxa"/>
-              <w:left w:w="0" w:type="dxa"/>
-              <w:bottom w:w="100" w:type="dxa"/>
-              <w:right w:w="160" w:type="dxa"/>
-            </w:tcMar>
-            <w:vAlign w:val="center"/>
-          </w:tcPr>
-          <w:p>
-            <w:pPr>
-              <w:keepNext w:val="0"/>
-              <w:keepLines w:val="0"/>
-              <w:widowControl/>
-              <w:suppressLineNumbers w:val="0"/>
-              <w:spacing w:line="250" w:lineRule="atLeast"/>
-              <w:jc w:val="left"/>
-              <w:rPr>
-                <w:rFonts w:hint="default" w:ascii="Times New Roman" w:hAnsi="Times New Roman" w:eastAsia="Segoe UI" w:cs="Times New Roman"/>
-                <w:sz w:val="24"/>
-                <w:szCs w:val="24"/>
-              </w:rPr>
-            </w:pPr>
-            <w:r>
-              <w:rPr>
-                <w:rFonts w:hint="default" w:ascii="Times New Roman" w:hAnsi="Times New Roman" w:eastAsia="Segoe UI" w:cs="Times New Roman"/>
-                <w:kern w:val="0"/>
-                <w:sz w:val="24"/>
-                <w:szCs w:val="24"/>
-                <w:lang w:val="en-US" w:eastAsia="zh-CN" w:bidi="ar"/>
-              </w:rPr>
-              <w:t>FR-13</w:t>
-            </w:r>
-          </w:p>
-        </w:tc>
-        <w:tc>
-          <w:tcPr>
-            <w:tcW w:w="0" w:type="auto"/>
-            <w:shd w:val="clear" w:color="auto" w:fill="auto"/>
-            <w:tcMar>
-              <w:top w:w="100" w:type="dxa"/>
-              <w:left w:w="160" w:type="dxa"/>
-              <w:bottom w:w="100" w:type="dxa"/>
-              <w:right w:w="160" w:type="dxa"/>
-            </w:tcMar>
-            <w:vAlign w:val="center"/>
-          </w:tcPr>
-          <w:p>
-            <w:pPr>
-              <w:keepNext w:val="0"/>
-              <w:keepLines w:val="0"/>
-              <w:widowControl/>
-              <w:suppressLineNumbers w:val="0"/>
-              <w:spacing w:line="250" w:lineRule="atLeast"/>
-              <w:jc w:val="left"/>
-              <w:rPr>
-                <w:rFonts w:hint="default" w:ascii="Times New Roman" w:hAnsi="Times New Roman" w:eastAsia="Segoe UI" w:cs="Times New Roman"/>
-                <w:sz w:val="24"/>
-                <w:szCs w:val="24"/>
-              </w:rPr>
-            </w:pPr>
-            <w:r>
-              <w:rPr>
-                <w:rFonts w:hint="default" w:ascii="Times New Roman" w:hAnsi="Times New Roman" w:eastAsia="Segoe UI" w:cs="Times New Roman"/>
-                <w:kern w:val="0"/>
-                <w:sz w:val="24"/>
-                <w:szCs w:val="24"/>
-                <w:lang w:val="en-US" w:eastAsia="zh-CN" w:bidi="ar"/>
-              </w:rPr>
-              <w:t>Check-out Guest</w:t>
-            </w:r>
-          </w:p>
-        </w:tc>
-        <w:tc>
-          <w:tcPr>
-            <w:tcW w:w="0" w:type="auto"/>
-            <w:shd w:val="clear" w:color="auto" w:fill="auto"/>
-            <w:tcMar>
-              <w:top w:w="100" w:type="dxa"/>
-              <w:left w:w="160" w:type="dxa"/>
-              <w:bottom w:w="100" w:type="dxa"/>
-              <w:right w:w="160" w:type="dxa"/>
-            </w:tcMar>
-            <w:vAlign w:val="center"/>
-          </w:tcPr>
-          <w:p>
-            <w:pPr>
-              <w:keepNext w:val="0"/>
-              <w:keepLines w:val="0"/>
-              <w:widowControl/>
-              <w:suppressLineNumbers w:val="0"/>
-              <w:spacing w:line="250" w:lineRule="atLeast"/>
-              <w:jc w:val="left"/>
-              <w:rPr>
-                <w:rFonts w:hint="default" w:ascii="Times New Roman" w:hAnsi="Times New Roman" w:eastAsia="Segoe UI" w:cs="Times New Roman"/>
-                <w:sz w:val="24"/>
-                <w:szCs w:val="24"/>
-              </w:rPr>
-            </w:pPr>
-            <w:r>
-              <w:rPr>
-                <w:rFonts w:hint="default" w:ascii="Times New Roman" w:hAnsi="Times New Roman" w:eastAsia="Segoe UI" w:cs="Times New Roman"/>
-                <w:kern w:val="0"/>
-                <w:sz w:val="24"/>
-                <w:szCs w:val="24"/>
-                <w:lang w:val="en-US" w:eastAsia="zh-CN" w:bidi="ar"/>
-              </w:rPr>
-              <w:t>Receptionist</w:t>
-            </w:r>
-          </w:p>
-        </w:tc>
-        <w:tc>
-          <w:tcPr>
-            <w:tcW w:w="0" w:type="auto"/>
-            <w:shd w:val="clear" w:color="auto" w:fill="auto"/>
-            <w:tcMar>
-              <w:top w:w="100" w:type="dxa"/>
-              <w:left w:w="160" w:type="dxa"/>
-              <w:bottom w:w="100" w:type="dxa"/>
-              <w:right w:w="0" w:type="dxa"/>
-            </w:tcMar>
-            <w:vAlign w:val="center"/>
-          </w:tcPr>
-          <w:p>
-            <w:pPr>
-              <w:keepNext w:val="0"/>
-              <w:keepLines w:val="0"/>
-              <w:widowControl/>
-              <w:suppressLineNumbers w:val="0"/>
-              <w:spacing w:line="250" w:lineRule="atLeast"/>
-              <w:jc w:val="left"/>
-              <w:rPr>
-                <w:rFonts w:hint="default" w:ascii="Times New Roman" w:hAnsi="Times New Roman" w:eastAsia="Segoe UI" w:cs="Times New Roman"/>
-                <w:sz w:val="24"/>
-                <w:szCs w:val="24"/>
-              </w:rPr>
-            </w:pPr>
-            <w:r>
-              <w:rPr>
-                <w:rFonts w:hint="default" w:ascii="Times New Roman" w:hAnsi="Times New Roman" w:eastAsia="Segoe UI" w:cs="Times New Roman"/>
-                <w:kern w:val="0"/>
-                <w:sz w:val="24"/>
-                <w:szCs w:val="24"/>
-                <w:lang w:val="en-US" w:eastAsia="zh-CN" w:bidi="ar"/>
-              </w:rPr>
-              <w:t>Receptionist can check out a guest and update room status to Cleaning or Available.</w:t>
-            </w:r>
-          </w:p>
-        </w:tc>
-      </w:tr>
-      <w:tr>
-        <w:tblPrEx>
-          <w:tblBorders>
-            <w:top w:val="none" w:color="auto" w:sz="0" w:space="0"/>
-            <w:left w:val="none" w:color="auto" w:sz="0" w:space="0"/>
-            <w:bottom w:val="none" w:color="auto" w:sz="0" w:space="0"/>
-            <w:right w:val="none" w:color="auto" w:sz="0" w:space="0"/>
-            <w:insideH w:val="none" w:color="auto" w:sz="0" w:space="0"/>
-            <w:insideV w:val="none" w:color="auto" w:sz="0" w:space="0"/>
-          </w:tblBorders>
-          <w:tblCellMar>
-            <w:top w:w="15" w:type="dxa"/>
-            <w:left w:w="15" w:type="dxa"/>
-            <w:bottom w:w="15" w:type="dxa"/>
-            <w:right w:w="15" w:type="dxa"/>
-          </w:tblCellMar>
-        </w:tblPrEx>
-        <w:tc>
-          <w:tcPr>
-            <w:tcW w:w="0" w:type="auto"/>
-            <w:shd w:val="clear" w:color="auto" w:fill="auto"/>
-            <w:tcMar>
-              <w:top w:w="100" w:type="dxa"/>
-              <w:left w:w="0" w:type="dxa"/>
-              <w:bottom w:w="100" w:type="dxa"/>
-              <w:right w:w="160" w:type="dxa"/>
-            </w:tcMar>
-            <w:vAlign w:val="center"/>
-          </w:tcPr>
-          <w:p>
-            <w:pPr>
-              <w:keepNext w:val="0"/>
-              <w:keepLines w:val="0"/>
-              <w:widowControl/>
-              <w:suppressLineNumbers w:val="0"/>
-              <w:spacing w:line="250" w:lineRule="atLeast"/>
-              <w:jc w:val="left"/>
-              <w:rPr>
-                <w:rFonts w:hint="default" w:ascii="Times New Roman" w:hAnsi="Times New Roman" w:eastAsia="Segoe UI" w:cs="Times New Roman"/>
-                <w:sz w:val="24"/>
-                <w:szCs w:val="24"/>
-              </w:rPr>
-            </w:pPr>
-            <w:r>
-              <w:rPr>
-                <w:rFonts w:hint="default" w:ascii="Times New Roman" w:hAnsi="Times New Roman" w:eastAsia="Segoe UI" w:cs="Times New Roman"/>
-                <w:kern w:val="0"/>
-                <w:sz w:val="24"/>
-                <w:szCs w:val="24"/>
-                <w:lang w:val="en-US" w:eastAsia="zh-CN" w:bidi="ar"/>
-              </w:rPr>
-              <w:t>FR-14</w:t>
-            </w:r>
-          </w:p>
-        </w:tc>
-        <w:tc>
-          <w:tcPr>
-            <w:tcW w:w="0" w:type="auto"/>
-            <w:shd w:val="clear" w:color="auto" w:fill="auto"/>
-            <w:tcMar>
-              <w:top w:w="100" w:type="dxa"/>
-              <w:left w:w="160" w:type="dxa"/>
-              <w:bottom w:w="100" w:type="dxa"/>
-              <w:right w:w="160" w:type="dxa"/>
-            </w:tcMar>
-            <w:vAlign w:val="center"/>
-          </w:tcPr>
-          <w:p>
-            <w:pPr>
-              <w:keepNext w:val="0"/>
-              <w:keepLines w:val="0"/>
-              <w:widowControl/>
-              <w:suppressLineNumbers w:val="0"/>
-              <w:spacing w:line="250" w:lineRule="atLeast"/>
-              <w:jc w:val="left"/>
-              <w:rPr>
-                <w:rFonts w:hint="default" w:ascii="Times New Roman" w:hAnsi="Times New Roman" w:eastAsia="Segoe UI" w:cs="Times New Roman"/>
-                <w:sz w:val="24"/>
-                <w:szCs w:val="24"/>
-              </w:rPr>
-            </w:pPr>
-            <w:r>
-              <w:rPr>
-                <w:rFonts w:hint="default" w:ascii="Times New Roman" w:hAnsi="Times New Roman" w:eastAsia="Segoe UI" w:cs="Times New Roman"/>
-                <w:kern w:val="0"/>
-                <w:sz w:val="24"/>
-                <w:szCs w:val="24"/>
-                <w:lang w:val="en-US" w:eastAsia="zh-CN" w:bidi="ar"/>
-              </w:rPr>
-              <w:t>Walk-in Booking</w:t>
-            </w:r>
-          </w:p>
-        </w:tc>
-        <w:tc>
-          <w:tcPr>
-            <w:tcW w:w="0" w:type="auto"/>
-            <w:shd w:val="clear" w:color="auto" w:fill="auto"/>
-            <w:tcMar>
-              <w:top w:w="100" w:type="dxa"/>
-              <w:left w:w="160" w:type="dxa"/>
-              <w:bottom w:w="100" w:type="dxa"/>
-              <w:right w:w="160" w:type="dxa"/>
-            </w:tcMar>
-            <w:vAlign w:val="center"/>
-          </w:tcPr>
-          <w:p>
-            <w:pPr>
-              <w:keepNext w:val="0"/>
-              <w:keepLines w:val="0"/>
-              <w:widowControl/>
-              <w:suppressLineNumbers w:val="0"/>
-              <w:spacing w:line="250" w:lineRule="atLeast"/>
-              <w:jc w:val="left"/>
-              <w:rPr>
-                <w:rFonts w:hint="default" w:ascii="Times New Roman" w:hAnsi="Times New Roman" w:eastAsia="Segoe UI" w:cs="Times New Roman"/>
-                <w:sz w:val="24"/>
-                <w:szCs w:val="24"/>
-              </w:rPr>
-            </w:pPr>
-            <w:r>
-              <w:rPr>
-                <w:rFonts w:hint="default" w:ascii="Times New Roman" w:hAnsi="Times New Roman" w:eastAsia="Segoe UI" w:cs="Times New Roman"/>
-                <w:kern w:val="0"/>
-                <w:sz w:val="24"/>
-                <w:szCs w:val="24"/>
-                <w:lang w:val="en-US" w:eastAsia="zh-CN" w:bidi="ar"/>
-              </w:rPr>
-              <w:t>Receptionist</w:t>
-            </w:r>
-          </w:p>
-        </w:tc>
-        <w:tc>
-          <w:tcPr>
-            <w:tcW w:w="0" w:type="auto"/>
-            <w:shd w:val="clear" w:color="auto" w:fill="auto"/>
-            <w:tcMar>
-              <w:top w:w="100" w:type="dxa"/>
-              <w:left w:w="160" w:type="dxa"/>
-              <w:bottom w:w="100" w:type="dxa"/>
-              <w:right w:w="0" w:type="dxa"/>
-            </w:tcMar>
-            <w:vAlign w:val="center"/>
-          </w:tcPr>
-          <w:p>
-            <w:pPr>
-              <w:keepNext w:val="0"/>
-              <w:keepLines w:val="0"/>
-              <w:widowControl/>
-              <w:suppressLineNumbers w:val="0"/>
-              <w:spacing w:line="250" w:lineRule="atLeast"/>
-              <w:jc w:val="left"/>
-              <w:rPr>
-                <w:rFonts w:hint="default" w:ascii="Times New Roman" w:hAnsi="Times New Roman" w:eastAsia="Segoe UI" w:cs="Times New Roman"/>
-                <w:sz w:val="24"/>
-                <w:szCs w:val="24"/>
-              </w:rPr>
-            </w:pPr>
-            <w:r>
-              <w:rPr>
-                <w:rFonts w:hint="default" w:ascii="Times New Roman" w:hAnsi="Times New Roman" w:eastAsia="Segoe UI" w:cs="Times New Roman"/>
-                <w:kern w:val="0"/>
-                <w:sz w:val="24"/>
-                <w:szCs w:val="24"/>
-                <w:lang w:val="en-US" w:eastAsia="zh-CN" w:bidi="ar"/>
-              </w:rPr>
-              <w:t>Receptionist can create a booking for a walk-in guest.</w:t>
+              <w:t>Users can log in and access functions according to their role.</w:t>
             </w:r>
           </w:p>
         </w:tc>
@@ -3352,89 +1314,89 @@
                 <w:szCs w:val="24"/>
                 <w:lang w:val="en-US" w:eastAsia="zh-CN" w:bidi="ar"/>
               </w:rPr>
-              <w:t>FR-15</w:t>
-            </w:r>
-          </w:p>
-        </w:tc>
-        <w:tc>
-          <w:tcPr>
-            <w:tcW w:w="0" w:type="auto"/>
-            <w:shd w:val="clear" w:color="auto" w:fill="auto"/>
-            <w:tcMar>
-              <w:top w:w="100" w:type="dxa"/>
-              <w:left w:w="160" w:type="dxa"/>
-              <w:bottom w:w="100" w:type="dxa"/>
-              <w:right w:w="160" w:type="dxa"/>
-            </w:tcMar>
-            <w:vAlign w:val="center"/>
-          </w:tcPr>
-          <w:p>
-            <w:pPr>
-              <w:keepNext w:val="0"/>
-              <w:keepLines w:val="0"/>
-              <w:widowControl/>
-              <w:suppressLineNumbers w:val="0"/>
-              <w:spacing w:line="250" w:lineRule="atLeast"/>
-              <w:jc w:val="left"/>
-              <w:rPr>
-                <w:rFonts w:hint="default" w:ascii="Times New Roman" w:hAnsi="Times New Roman" w:eastAsia="Segoe UI" w:cs="Times New Roman"/>
-                <w:sz w:val="24"/>
-                <w:szCs w:val="24"/>
-              </w:rPr>
-            </w:pPr>
-            <w:r>
-              <w:rPr>
-                <w:rFonts w:hint="default" w:ascii="Times New Roman" w:hAnsi="Times New Roman" w:eastAsia="Segoe UI" w:cs="Times New Roman"/>
-                <w:kern w:val="0"/>
-                <w:sz w:val="24"/>
-                <w:szCs w:val="24"/>
-                <w:lang w:val="en-US" w:eastAsia="zh-CN" w:bidi="ar"/>
-              </w:rPr>
-              <w:t>Update Room Status</w:t>
-            </w:r>
-          </w:p>
-        </w:tc>
-        <w:tc>
-          <w:tcPr>
-            <w:tcW w:w="0" w:type="auto"/>
-            <w:shd w:val="clear" w:color="auto" w:fill="auto"/>
-            <w:tcMar>
-              <w:top w:w="100" w:type="dxa"/>
-              <w:left w:w="160" w:type="dxa"/>
-              <w:bottom w:w="100" w:type="dxa"/>
-              <w:right w:w="160" w:type="dxa"/>
-            </w:tcMar>
-            <w:vAlign w:val="center"/>
-          </w:tcPr>
-          <w:p>
-            <w:pPr>
-              <w:keepNext w:val="0"/>
-              <w:keepLines w:val="0"/>
-              <w:widowControl/>
-              <w:suppressLineNumbers w:val="0"/>
-              <w:spacing w:line="250" w:lineRule="atLeast"/>
-              <w:jc w:val="left"/>
-              <w:rPr>
-                <w:rFonts w:hint="default" w:ascii="Times New Roman" w:hAnsi="Times New Roman" w:eastAsia="Segoe UI" w:cs="Times New Roman"/>
-                <w:sz w:val="24"/>
-                <w:szCs w:val="24"/>
-              </w:rPr>
-            </w:pPr>
-            <w:r>
-              <w:rPr>
-                <w:rFonts w:hint="default" w:ascii="Times New Roman" w:hAnsi="Times New Roman" w:eastAsia="Segoe UI" w:cs="Times New Roman"/>
-                <w:kern w:val="0"/>
-                <w:sz w:val="24"/>
-                <w:szCs w:val="24"/>
-                <w:lang w:val="en-US" w:eastAsia="zh-CN" w:bidi="ar"/>
-              </w:rPr>
-              <w:t>Receptionist</w:t>
-            </w:r>
-          </w:p>
-        </w:tc>
-        <w:tc>
-          <w:tcPr>
-            <w:tcW w:w="0" w:type="auto"/>
+              <w:t>FR-03</w:t>
+            </w:r>
+          </w:p>
+        </w:tc>
+        <w:tc>
+          <w:tcPr>
+            <w:tcW w:w="2420" w:type="dxa"/>
+            <w:shd w:val="clear" w:color="auto" w:fill="auto"/>
+            <w:tcMar>
+              <w:top w:w="100" w:type="dxa"/>
+              <w:left w:w="160" w:type="dxa"/>
+              <w:bottom w:w="100" w:type="dxa"/>
+              <w:right w:w="160" w:type="dxa"/>
+            </w:tcMar>
+            <w:vAlign w:val="center"/>
+          </w:tcPr>
+          <w:p>
+            <w:pPr>
+              <w:keepNext w:val="0"/>
+              <w:keepLines w:val="0"/>
+              <w:widowControl/>
+              <w:suppressLineNumbers w:val="0"/>
+              <w:spacing w:line="250" w:lineRule="atLeast"/>
+              <w:jc w:val="left"/>
+              <w:rPr>
+                <w:rFonts w:hint="default" w:ascii="Times New Roman" w:hAnsi="Times New Roman" w:eastAsia="Segoe UI" w:cs="Times New Roman"/>
+                <w:sz w:val="24"/>
+                <w:szCs w:val="24"/>
+              </w:rPr>
+            </w:pPr>
+            <w:r>
+              <w:rPr>
+                <w:rFonts w:hint="default" w:ascii="Times New Roman" w:hAnsi="Times New Roman" w:eastAsia="Segoe UI" w:cs="Times New Roman"/>
+                <w:kern w:val="0"/>
+                <w:sz w:val="24"/>
+                <w:szCs w:val="24"/>
+                <w:lang w:val="en-US" w:eastAsia="zh-CN" w:bidi="ar"/>
+              </w:rPr>
+              <w:t>Search Available Rooms</w:t>
+            </w:r>
+          </w:p>
+        </w:tc>
+        <w:tc>
+          <w:tcPr>
+            <w:tcW w:w="2455" w:type="dxa"/>
+            <w:shd w:val="clear" w:color="auto" w:fill="auto"/>
+            <w:tcMar>
+              <w:top w:w="100" w:type="dxa"/>
+              <w:left w:w="160" w:type="dxa"/>
+              <w:bottom w:w="100" w:type="dxa"/>
+              <w:right w:w="160" w:type="dxa"/>
+            </w:tcMar>
+            <w:vAlign w:val="center"/>
+          </w:tcPr>
+          <w:p>
+            <w:pPr>
+              <w:keepNext w:val="0"/>
+              <w:keepLines w:val="0"/>
+              <w:widowControl/>
+              <w:suppressLineNumbers w:val="0"/>
+              <w:spacing w:line="250" w:lineRule="atLeast"/>
+              <w:jc w:val="left"/>
+              <w:rPr>
+                <w:rFonts w:hint="default" w:ascii="Times New Roman" w:hAnsi="Times New Roman" w:eastAsia="Segoe UI" w:cs="Times New Roman"/>
+                <w:sz w:val="24"/>
+                <w:szCs w:val="24"/>
+              </w:rPr>
+            </w:pPr>
+            <w:r>
+              <w:rPr>
+                <w:rFonts w:hint="default" w:ascii="Times New Roman" w:hAnsi="Times New Roman" w:eastAsia="Segoe UI" w:cs="Times New Roman"/>
+                <w:kern w:val="0"/>
+                <w:sz w:val="24"/>
+                <w:szCs w:val="24"/>
+                <w:lang w:val="en-US" w:eastAsia="zh-CN" w:bidi="ar"/>
+              </w:rPr>
+              <w:t>Guest</w:t>
+            </w:r>
+          </w:p>
+        </w:tc>
+        <w:tc>
+          <w:tcPr>
+            <w:tcW w:w="3809" w:type="dxa"/>
             <w:shd w:val="clear" w:color="auto" w:fill="auto"/>
             <w:tcMar>
               <w:top w:w="100" w:type="dxa"/>
@@ -3466,7 +1428,7 @@
                 <w:szCs w:val="24"/>
                 <w:lang w:val="en-US" w:eastAsia="zh-CN" w:bidi="ar"/>
               </w:rPr>
-              <w:t>Receptionist can update room status: Available, Occupied, Cleaning, Maintenance.</w:t>
+              <w:t>Guest can search rooms by check-in date, check-out date, room type, and price.</w:t>
             </w:r>
           </w:p>
         </w:tc>
@@ -3522,92 +1484,605 @@
                 <w:szCs w:val="24"/>
                 <w:lang w:val="en-US" w:eastAsia="zh-CN" w:bidi="ar"/>
               </w:rPr>
-              <w:t>FR-16</w:t>
-            </w:r>
-          </w:p>
-        </w:tc>
+              <w:t>FR-04</w:t>
+            </w:r>
+          </w:p>
+        </w:tc>
+        <w:tc>
+          <w:tcPr>
+            <w:tcW w:w="2420" w:type="dxa"/>
+            <w:shd w:val="clear" w:color="auto" w:fill="auto"/>
+            <w:tcMar>
+              <w:top w:w="100" w:type="dxa"/>
+              <w:left w:w="160" w:type="dxa"/>
+              <w:bottom w:w="100" w:type="dxa"/>
+              <w:right w:w="160" w:type="dxa"/>
+            </w:tcMar>
+            <w:vAlign w:val="center"/>
+          </w:tcPr>
+          <w:p>
+            <w:pPr>
+              <w:keepNext w:val="0"/>
+              <w:keepLines w:val="0"/>
+              <w:widowControl/>
+              <w:suppressLineNumbers w:val="0"/>
+              <w:spacing w:line="250" w:lineRule="atLeast"/>
+              <w:jc w:val="left"/>
+              <w:rPr>
+                <w:rFonts w:hint="default" w:ascii="Times New Roman" w:hAnsi="Times New Roman" w:eastAsia="Segoe UI" w:cs="Times New Roman"/>
+                <w:sz w:val="24"/>
+                <w:szCs w:val="24"/>
+              </w:rPr>
+            </w:pPr>
+            <w:r>
+              <w:rPr>
+                <w:rFonts w:hint="default" w:ascii="Times New Roman" w:hAnsi="Times New Roman" w:eastAsia="Segoe UI" w:cs="Times New Roman"/>
+                <w:kern w:val="0"/>
+                <w:sz w:val="24"/>
+                <w:szCs w:val="24"/>
+                <w:lang w:val="en-US" w:eastAsia="zh-CN" w:bidi="ar"/>
+              </w:rPr>
+              <w:t>View Room Details</w:t>
+            </w:r>
+          </w:p>
+        </w:tc>
+        <w:tc>
+          <w:tcPr>
+            <w:tcW w:w="2455" w:type="dxa"/>
+            <w:shd w:val="clear" w:color="auto" w:fill="auto"/>
+            <w:tcMar>
+              <w:top w:w="100" w:type="dxa"/>
+              <w:left w:w="160" w:type="dxa"/>
+              <w:bottom w:w="100" w:type="dxa"/>
+              <w:right w:w="160" w:type="dxa"/>
+            </w:tcMar>
+            <w:vAlign w:val="center"/>
+          </w:tcPr>
+          <w:p>
+            <w:pPr>
+              <w:keepNext w:val="0"/>
+              <w:keepLines w:val="0"/>
+              <w:widowControl/>
+              <w:suppressLineNumbers w:val="0"/>
+              <w:spacing w:line="250" w:lineRule="atLeast"/>
+              <w:jc w:val="left"/>
+              <w:rPr>
+                <w:rFonts w:hint="default" w:ascii="Times New Roman" w:hAnsi="Times New Roman" w:eastAsia="Segoe UI" w:cs="Times New Roman"/>
+                <w:sz w:val="24"/>
+                <w:szCs w:val="24"/>
+              </w:rPr>
+            </w:pPr>
+            <w:r>
+              <w:rPr>
+                <w:rFonts w:hint="default" w:ascii="Times New Roman" w:hAnsi="Times New Roman" w:eastAsia="Segoe UI" w:cs="Times New Roman"/>
+                <w:kern w:val="0"/>
+                <w:sz w:val="24"/>
+                <w:szCs w:val="24"/>
+                <w:lang w:val="en-US" w:eastAsia="zh-CN" w:bidi="ar"/>
+              </w:rPr>
+              <w:t>Guest</w:t>
+            </w:r>
+          </w:p>
+        </w:tc>
+        <w:tc>
+          <w:tcPr>
+            <w:tcW w:w="3809" w:type="dxa"/>
+            <w:shd w:val="clear" w:color="auto" w:fill="auto"/>
+            <w:tcMar>
+              <w:top w:w="100" w:type="dxa"/>
+              <w:left w:w="160" w:type="dxa"/>
+              <w:bottom w:w="100" w:type="dxa"/>
+              <w:right w:w="0" w:type="dxa"/>
+            </w:tcMar>
+            <w:vAlign w:val="center"/>
+          </w:tcPr>
+          <w:p>
+            <w:pPr>
+              <w:keepNext w:val="0"/>
+              <w:keepLines w:val="0"/>
+              <w:widowControl/>
+              <w:suppressLineNumbers w:val="0"/>
+              <w:spacing w:line="250" w:lineRule="atLeast"/>
+              <w:jc w:val="left"/>
+              <w:rPr>
+                <w:rFonts w:hint="default" w:ascii="Times New Roman" w:hAnsi="Times New Roman" w:eastAsia="Segoe UI" w:cs="Times New Roman"/>
+                <w:sz w:val="24"/>
+                <w:szCs w:val="24"/>
+              </w:rPr>
+            </w:pPr>
+            <w:r>
+              <w:rPr>
+                <w:rFonts w:hint="default" w:ascii="Times New Roman" w:hAnsi="Times New Roman" w:eastAsia="Segoe UI" w:cs="Times New Roman"/>
+                <w:kern w:val="0"/>
+                <w:sz w:val="24"/>
+                <w:szCs w:val="24"/>
+                <w:lang w:val="en-US" w:eastAsia="zh-CN" w:bidi="ar"/>
+              </w:rPr>
+              <w:t>Guest can view room type, price, capacity, description, and image.</w:t>
+            </w:r>
+          </w:p>
+        </w:tc>
+      </w:tr>
+      <w:tr>
+        <w:tblPrEx>
+          <w:tblBorders>
+            <w:top w:val="none" w:color="auto" w:sz="0" w:space="0"/>
+            <w:left w:val="none" w:color="auto" w:sz="0" w:space="0"/>
+            <w:bottom w:val="none" w:color="auto" w:sz="0" w:space="0"/>
+            <w:right w:val="none" w:color="auto" w:sz="0" w:space="0"/>
+            <w:insideH w:val="none" w:color="auto" w:sz="0" w:space="0"/>
+            <w:insideV w:val="none" w:color="auto" w:sz="0" w:space="0"/>
+          </w:tblBorders>
+          <w:shd w:val="clear" w:color="auto" w:fill="auto"/>
+          <w:tblCellMar>
+            <w:top w:w="15" w:type="dxa"/>
+            <w:left w:w="15" w:type="dxa"/>
+            <w:bottom w:w="15" w:type="dxa"/>
+            <w:right w:w="15" w:type="dxa"/>
+          </w:tblCellMar>
+        </w:tblPrEx>
         <w:tc>
           <w:tcPr>
             <w:tcW w:w="0" w:type="auto"/>
             <w:shd w:val="clear" w:color="auto" w:fill="auto"/>
             <w:tcMar>
               <w:top w:w="100" w:type="dxa"/>
-              <w:left w:w="160" w:type="dxa"/>
-              <w:bottom w:w="100" w:type="dxa"/>
-              <w:right w:w="160" w:type="dxa"/>
-            </w:tcMar>
-            <w:vAlign w:val="center"/>
-          </w:tcPr>
-          <w:p>
-            <w:pPr>
-              <w:keepNext w:val="0"/>
-              <w:keepLines w:val="0"/>
-              <w:widowControl/>
-              <w:suppressLineNumbers w:val="0"/>
-              <w:spacing w:line="250" w:lineRule="atLeast"/>
-              <w:jc w:val="left"/>
-              <w:rPr>
-                <w:rFonts w:hint="default" w:ascii="Times New Roman" w:hAnsi="Times New Roman" w:eastAsia="Segoe UI" w:cs="Times New Roman"/>
-                <w:sz w:val="24"/>
-                <w:szCs w:val="24"/>
-              </w:rPr>
-            </w:pPr>
-            <w:r>
-              <w:rPr>
-                <w:rFonts w:hint="default" w:ascii="Times New Roman" w:hAnsi="Times New Roman" w:eastAsia="Segoe UI" w:cs="Times New Roman"/>
-                <w:kern w:val="0"/>
-                <w:sz w:val="24"/>
-                <w:szCs w:val="24"/>
-                <w:lang w:val="en-US" w:eastAsia="zh-CN" w:bidi="ar"/>
-              </w:rPr>
-              <w:t>Manage Users</w:t>
-            </w:r>
-          </w:p>
-        </w:tc>
+              <w:left w:w="0" w:type="dxa"/>
+              <w:bottom w:w="100" w:type="dxa"/>
+              <w:right w:w="160" w:type="dxa"/>
+            </w:tcMar>
+            <w:vAlign w:val="center"/>
+          </w:tcPr>
+          <w:p>
+            <w:pPr>
+              <w:keepNext w:val="0"/>
+              <w:keepLines w:val="0"/>
+              <w:widowControl/>
+              <w:suppressLineNumbers w:val="0"/>
+              <w:spacing w:line="250" w:lineRule="atLeast"/>
+              <w:jc w:val="left"/>
+              <w:rPr>
+                <w:rFonts w:hint="default" w:ascii="Times New Roman" w:hAnsi="Times New Roman" w:eastAsia="Segoe UI" w:cs="Times New Roman"/>
+                <w:sz w:val="24"/>
+                <w:szCs w:val="24"/>
+              </w:rPr>
+            </w:pPr>
+            <w:r>
+              <w:rPr>
+                <w:rFonts w:hint="default" w:ascii="Times New Roman" w:hAnsi="Times New Roman" w:eastAsia="Segoe UI" w:cs="Times New Roman"/>
+                <w:kern w:val="0"/>
+                <w:sz w:val="24"/>
+                <w:szCs w:val="24"/>
+                <w:lang w:val="en-US" w:eastAsia="zh-CN" w:bidi="ar"/>
+              </w:rPr>
+              <w:t>FR-05</w:t>
+            </w:r>
+          </w:p>
+        </w:tc>
+        <w:tc>
+          <w:tcPr>
+            <w:tcW w:w="2420" w:type="dxa"/>
+            <w:shd w:val="clear" w:color="auto" w:fill="auto"/>
+            <w:tcMar>
+              <w:top w:w="100" w:type="dxa"/>
+              <w:left w:w="160" w:type="dxa"/>
+              <w:bottom w:w="100" w:type="dxa"/>
+              <w:right w:w="160" w:type="dxa"/>
+            </w:tcMar>
+            <w:vAlign w:val="center"/>
+          </w:tcPr>
+          <w:p>
+            <w:pPr>
+              <w:keepNext w:val="0"/>
+              <w:keepLines w:val="0"/>
+              <w:widowControl/>
+              <w:suppressLineNumbers w:val="0"/>
+              <w:spacing w:line="250" w:lineRule="atLeast"/>
+              <w:jc w:val="left"/>
+              <w:rPr>
+                <w:rFonts w:hint="default" w:ascii="Times New Roman" w:hAnsi="Times New Roman" w:eastAsia="Segoe UI" w:cs="Times New Roman"/>
+                <w:sz w:val="24"/>
+                <w:szCs w:val="24"/>
+              </w:rPr>
+            </w:pPr>
+            <w:r>
+              <w:rPr>
+                <w:rFonts w:hint="default" w:ascii="Times New Roman" w:hAnsi="Times New Roman" w:eastAsia="Segoe UI" w:cs="Times New Roman"/>
+                <w:kern w:val="0"/>
+                <w:sz w:val="24"/>
+                <w:szCs w:val="24"/>
+                <w:lang w:val="en-US" w:eastAsia="zh-CN" w:bidi="ar"/>
+              </w:rPr>
+              <w:t>Make Reservation</w:t>
+            </w:r>
+          </w:p>
+        </w:tc>
+        <w:tc>
+          <w:tcPr>
+            <w:tcW w:w="2455" w:type="dxa"/>
+            <w:shd w:val="clear" w:color="auto" w:fill="auto"/>
+            <w:tcMar>
+              <w:top w:w="100" w:type="dxa"/>
+              <w:left w:w="160" w:type="dxa"/>
+              <w:bottom w:w="100" w:type="dxa"/>
+              <w:right w:w="160" w:type="dxa"/>
+            </w:tcMar>
+            <w:vAlign w:val="center"/>
+          </w:tcPr>
+          <w:p>
+            <w:pPr>
+              <w:keepNext w:val="0"/>
+              <w:keepLines w:val="0"/>
+              <w:widowControl/>
+              <w:suppressLineNumbers w:val="0"/>
+              <w:spacing w:line="250" w:lineRule="atLeast"/>
+              <w:jc w:val="left"/>
+              <w:rPr>
+                <w:rFonts w:hint="default" w:ascii="Times New Roman" w:hAnsi="Times New Roman" w:eastAsia="Segoe UI" w:cs="Times New Roman"/>
+                <w:sz w:val="24"/>
+                <w:szCs w:val="24"/>
+              </w:rPr>
+            </w:pPr>
+            <w:r>
+              <w:rPr>
+                <w:rFonts w:hint="default" w:ascii="Times New Roman" w:hAnsi="Times New Roman" w:eastAsia="Segoe UI" w:cs="Times New Roman"/>
+                <w:kern w:val="0"/>
+                <w:sz w:val="24"/>
+                <w:szCs w:val="24"/>
+                <w:lang w:val="en-US" w:eastAsia="zh-CN" w:bidi="ar"/>
+              </w:rPr>
+              <w:t>Guest</w:t>
+            </w:r>
+          </w:p>
+        </w:tc>
+        <w:tc>
+          <w:tcPr>
+            <w:tcW w:w="3809" w:type="dxa"/>
+            <w:shd w:val="clear" w:color="auto" w:fill="auto"/>
+            <w:tcMar>
+              <w:top w:w="100" w:type="dxa"/>
+              <w:left w:w="160" w:type="dxa"/>
+              <w:bottom w:w="100" w:type="dxa"/>
+              <w:right w:w="0" w:type="dxa"/>
+            </w:tcMar>
+            <w:vAlign w:val="center"/>
+          </w:tcPr>
+          <w:p>
+            <w:pPr>
+              <w:keepNext w:val="0"/>
+              <w:keepLines w:val="0"/>
+              <w:widowControl/>
+              <w:suppressLineNumbers w:val="0"/>
+              <w:spacing w:line="250" w:lineRule="atLeast"/>
+              <w:jc w:val="left"/>
+              <w:rPr>
+                <w:rFonts w:hint="default" w:ascii="Times New Roman" w:hAnsi="Times New Roman" w:eastAsia="Segoe UI" w:cs="Times New Roman"/>
+                <w:sz w:val="24"/>
+                <w:szCs w:val="24"/>
+              </w:rPr>
+            </w:pPr>
+            <w:r>
+              <w:rPr>
+                <w:rFonts w:hint="default" w:ascii="Times New Roman" w:hAnsi="Times New Roman" w:eastAsia="Segoe UI" w:cs="Times New Roman"/>
+                <w:kern w:val="0"/>
+                <w:sz w:val="24"/>
+                <w:szCs w:val="24"/>
+                <w:lang w:val="en-US" w:eastAsia="zh-CN" w:bidi="ar"/>
+              </w:rPr>
+              <w:t>Guest can select a room and create a reservation.</w:t>
+            </w:r>
+          </w:p>
+        </w:tc>
+      </w:tr>
+      <w:tr>
+        <w:tblPrEx>
+          <w:tblBorders>
+            <w:top w:val="none" w:color="auto" w:sz="0" w:space="0"/>
+            <w:left w:val="none" w:color="auto" w:sz="0" w:space="0"/>
+            <w:bottom w:val="none" w:color="auto" w:sz="0" w:space="0"/>
+            <w:right w:val="none" w:color="auto" w:sz="0" w:space="0"/>
+            <w:insideH w:val="none" w:color="auto" w:sz="0" w:space="0"/>
+            <w:insideV w:val="none" w:color="auto" w:sz="0" w:space="0"/>
+          </w:tblBorders>
+          <w:shd w:val="clear" w:color="auto" w:fill="auto"/>
+          <w:tblCellMar>
+            <w:top w:w="15" w:type="dxa"/>
+            <w:left w:w="15" w:type="dxa"/>
+            <w:bottom w:w="15" w:type="dxa"/>
+            <w:right w:w="15" w:type="dxa"/>
+          </w:tblCellMar>
+        </w:tblPrEx>
         <w:tc>
           <w:tcPr>
             <w:tcW w:w="0" w:type="auto"/>
             <w:shd w:val="clear" w:color="auto" w:fill="auto"/>
             <w:tcMar>
               <w:top w:w="100" w:type="dxa"/>
-              <w:left w:w="160" w:type="dxa"/>
-              <w:bottom w:w="100" w:type="dxa"/>
-              <w:right w:w="160" w:type="dxa"/>
-            </w:tcMar>
-            <w:vAlign w:val="center"/>
-          </w:tcPr>
-          <w:p>
-            <w:pPr>
-              <w:keepNext w:val="0"/>
-              <w:keepLines w:val="0"/>
-              <w:widowControl/>
-              <w:suppressLineNumbers w:val="0"/>
-              <w:spacing w:line="250" w:lineRule="atLeast"/>
-              <w:jc w:val="left"/>
-              <w:rPr>
-                <w:rFonts w:hint="default" w:ascii="Times New Roman" w:hAnsi="Times New Roman" w:eastAsia="Segoe UI" w:cs="Times New Roman"/>
-                <w:sz w:val="24"/>
-                <w:szCs w:val="24"/>
-              </w:rPr>
-            </w:pPr>
-            <w:r>
-              <w:rPr>
-                <w:rFonts w:hint="default" w:ascii="Times New Roman" w:hAnsi="Times New Roman" w:eastAsia="Segoe UI" w:cs="Times New Roman"/>
-                <w:kern w:val="0"/>
-                <w:sz w:val="24"/>
-                <w:szCs w:val="24"/>
-                <w:lang w:val="en-US" w:eastAsia="zh-CN" w:bidi="ar"/>
-              </w:rPr>
-              <w:t>Administrator</w:t>
-            </w:r>
-          </w:p>
-        </w:tc>
+              <w:left w:w="0" w:type="dxa"/>
+              <w:bottom w:w="100" w:type="dxa"/>
+              <w:right w:w="160" w:type="dxa"/>
+            </w:tcMar>
+            <w:vAlign w:val="center"/>
+          </w:tcPr>
+          <w:p>
+            <w:pPr>
+              <w:keepNext w:val="0"/>
+              <w:keepLines w:val="0"/>
+              <w:widowControl/>
+              <w:suppressLineNumbers w:val="0"/>
+              <w:spacing w:line="250" w:lineRule="atLeast"/>
+              <w:jc w:val="left"/>
+              <w:rPr>
+                <w:rFonts w:hint="default" w:ascii="Times New Roman" w:hAnsi="Times New Roman" w:eastAsia="Segoe UI" w:cs="Times New Roman"/>
+                <w:sz w:val="24"/>
+                <w:szCs w:val="24"/>
+              </w:rPr>
+            </w:pPr>
+            <w:r>
+              <w:rPr>
+                <w:rFonts w:hint="default" w:ascii="Times New Roman" w:hAnsi="Times New Roman" w:eastAsia="Segoe UI" w:cs="Times New Roman"/>
+                <w:kern w:val="0"/>
+                <w:sz w:val="24"/>
+                <w:szCs w:val="24"/>
+                <w:lang w:val="en-US" w:eastAsia="zh-CN" w:bidi="ar"/>
+              </w:rPr>
+              <w:t>FR-06</w:t>
+            </w:r>
+          </w:p>
+        </w:tc>
+        <w:tc>
+          <w:tcPr>
+            <w:tcW w:w="2420" w:type="dxa"/>
+            <w:shd w:val="clear" w:color="auto" w:fill="auto"/>
+            <w:tcMar>
+              <w:top w:w="100" w:type="dxa"/>
+              <w:left w:w="160" w:type="dxa"/>
+              <w:bottom w:w="100" w:type="dxa"/>
+              <w:right w:w="160" w:type="dxa"/>
+            </w:tcMar>
+            <w:vAlign w:val="center"/>
+          </w:tcPr>
+          <w:p>
+            <w:pPr>
+              <w:keepNext w:val="0"/>
+              <w:keepLines w:val="0"/>
+              <w:widowControl/>
+              <w:suppressLineNumbers w:val="0"/>
+              <w:spacing w:line="250" w:lineRule="atLeast"/>
+              <w:jc w:val="left"/>
+              <w:rPr>
+                <w:rFonts w:hint="default" w:ascii="Times New Roman" w:hAnsi="Times New Roman" w:eastAsia="Segoe UI" w:cs="Times New Roman"/>
+                <w:sz w:val="24"/>
+                <w:szCs w:val="24"/>
+              </w:rPr>
+            </w:pPr>
+            <w:r>
+              <w:rPr>
+                <w:rFonts w:hint="default" w:ascii="Times New Roman" w:hAnsi="Times New Roman" w:eastAsia="Segoe UI" w:cs="Times New Roman"/>
+                <w:kern w:val="0"/>
+                <w:sz w:val="24"/>
+                <w:szCs w:val="24"/>
+                <w:lang w:val="en-US" w:eastAsia="zh-CN" w:bidi="ar"/>
+              </w:rPr>
+              <w:t>Check Availability</w:t>
+            </w:r>
+          </w:p>
+        </w:tc>
+        <w:tc>
+          <w:tcPr>
+            <w:tcW w:w="2455" w:type="dxa"/>
+            <w:shd w:val="clear" w:color="auto" w:fill="auto"/>
+            <w:tcMar>
+              <w:top w:w="100" w:type="dxa"/>
+              <w:left w:w="160" w:type="dxa"/>
+              <w:bottom w:w="100" w:type="dxa"/>
+              <w:right w:w="160" w:type="dxa"/>
+            </w:tcMar>
+            <w:vAlign w:val="center"/>
+          </w:tcPr>
+          <w:p>
+            <w:pPr>
+              <w:keepNext w:val="0"/>
+              <w:keepLines w:val="0"/>
+              <w:widowControl/>
+              <w:suppressLineNumbers w:val="0"/>
+              <w:spacing w:line="250" w:lineRule="atLeast"/>
+              <w:jc w:val="left"/>
+              <w:rPr>
+                <w:rFonts w:hint="default" w:ascii="Times New Roman" w:hAnsi="Times New Roman" w:eastAsia="Segoe UI" w:cs="Times New Roman"/>
+                <w:sz w:val="24"/>
+                <w:szCs w:val="24"/>
+              </w:rPr>
+            </w:pPr>
+            <w:r>
+              <w:rPr>
+                <w:rFonts w:hint="default" w:ascii="Times New Roman" w:hAnsi="Times New Roman" w:eastAsia="Segoe UI" w:cs="Times New Roman"/>
+                <w:kern w:val="0"/>
+                <w:sz w:val="24"/>
+                <w:szCs w:val="24"/>
+                <w:lang w:val="en-US" w:eastAsia="zh-CN" w:bidi="ar"/>
+              </w:rPr>
+              <w:t>System</w:t>
+            </w:r>
+          </w:p>
+        </w:tc>
+        <w:tc>
+          <w:tcPr>
+            <w:tcW w:w="3809" w:type="dxa"/>
+            <w:shd w:val="clear" w:color="auto" w:fill="auto"/>
+            <w:tcMar>
+              <w:top w:w="100" w:type="dxa"/>
+              <w:left w:w="160" w:type="dxa"/>
+              <w:bottom w:w="100" w:type="dxa"/>
+              <w:right w:w="0" w:type="dxa"/>
+            </w:tcMar>
+            <w:vAlign w:val="center"/>
+          </w:tcPr>
+          <w:p>
+            <w:pPr>
+              <w:keepNext w:val="0"/>
+              <w:keepLines w:val="0"/>
+              <w:widowControl/>
+              <w:suppressLineNumbers w:val="0"/>
+              <w:spacing w:line="250" w:lineRule="atLeast"/>
+              <w:jc w:val="left"/>
+              <w:rPr>
+                <w:rFonts w:hint="default" w:ascii="Times New Roman" w:hAnsi="Times New Roman" w:eastAsia="Segoe UI" w:cs="Times New Roman"/>
+                <w:sz w:val="24"/>
+                <w:szCs w:val="24"/>
+              </w:rPr>
+            </w:pPr>
+            <w:r>
+              <w:rPr>
+                <w:rFonts w:hint="default" w:ascii="Times New Roman" w:hAnsi="Times New Roman" w:eastAsia="Segoe UI" w:cs="Times New Roman"/>
+                <w:kern w:val="0"/>
+                <w:sz w:val="24"/>
+                <w:szCs w:val="24"/>
+                <w:lang w:val="en-US" w:eastAsia="zh-CN" w:bidi="ar"/>
+              </w:rPr>
+              <w:t>System checks whether the selected room is available for the selected dates.</w:t>
+            </w:r>
+          </w:p>
+        </w:tc>
+      </w:tr>
+      <w:tr>
+        <w:tblPrEx>
+          <w:tblBorders>
+            <w:top w:val="none" w:color="auto" w:sz="0" w:space="0"/>
+            <w:left w:val="none" w:color="auto" w:sz="0" w:space="0"/>
+            <w:bottom w:val="none" w:color="auto" w:sz="0" w:space="0"/>
+            <w:right w:val="none" w:color="auto" w:sz="0" w:space="0"/>
+            <w:insideH w:val="none" w:color="auto" w:sz="0" w:space="0"/>
+            <w:insideV w:val="none" w:color="auto" w:sz="0" w:space="0"/>
+          </w:tblBorders>
+          <w:shd w:val="clear" w:color="auto" w:fill="auto"/>
+          <w:tblCellMar>
+            <w:top w:w="15" w:type="dxa"/>
+            <w:left w:w="15" w:type="dxa"/>
+            <w:bottom w:w="15" w:type="dxa"/>
+            <w:right w:w="15" w:type="dxa"/>
+          </w:tblCellMar>
+        </w:tblPrEx>
         <w:tc>
           <w:tcPr>
             <w:tcW w:w="0" w:type="auto"/>
             <w:shd w:val="clear" w:color="auto" w:fill="auto"/>
             <w:tcMar>
               <w:top w:w="100" w:type="dxa"/>
+              <w:left w:w="0" w:type="dxa"/>
+              <w:bottom w:w="100" w:type="dxa"/>
+              <w:right w:w="160" w:type="dxa"/>
+            </w:tcMar>
+            <w:vAlign w:val="center"/>
+          </w:tcPr>
+          <w:p>
+            <w:pPr>
+              <w:keepNext w:val="0"/>
+              <w:keepLines w:val="0"/>
+              <w:widowControl/>
+              <w:suppressLineNumbers w:val="0"/>
+              <w:spacing w:line="250" w:lineRule="atLeast"/>
+              <w:jc w:val="left"/>
+              <w:rPr>
+                <w:rFonts w:hint="default" w:ascii="Times New Roman" w:hAnsi="Times New Roman" w:eastAsia="Segoe UI" w:cs="Times New Roman"/>
+                <w:sz w:val="24"/>
+                <w:szCs w:val="24"/>
+              </w:rPr>
+            </w:pPr>
+            <w:r>
+              <w:rPr>
+                <w:rFonts w:hint="default" w:ascii="Times New Roman" w:hAnsi="Times New Roman" w:eastAsia="Segoe UI" w:cs="Times New Roman"/>
+                <w:kern w:val="0"/>
+                <w:sz w:val="24"/>
+                <w:szCs w:val="24"/>
+                <w:lang w:val="en-US" w:eastAsia="zh-CN" w:bidi="ar"/>
+              </w:rPr>
+              <w:t>FR-07</w:t>
+            </w:r>
+          </w:p>
+        </w:tc>
+        <w:tc>
+          <w:tcPr>
+            <w:tcW w:w="2420" w:type="dxa"/>
+            <w:shd w:val="clear" w:color="auto" w:fill="auto"/>
+            <w:tcMar>
+              <w:top w:w="100" w:type="dxa"/>
+              <w:left w:w="160" w:type="dxa"/>
+              <w:bottom w:w="100" w:type="dxa"/>
+              <w:right w:w="160" w:type="dxa"/>
+            </w:tcMar>
+            <w:vAlign w:val="center"/>
+          </w:tcPr>
+          <w:p>
+            <w:pPr>
+              <w:keepNext w:val="0"/>
+              <w:keepLines w:val="0"/>
+              <w:widowControl/>
+              <w:suppressLineNumbers w:val="0"/>
+              <w:spacing w:line="250" w:lineRule="atLeast"/>
+              <w:jc w:val="left"/>
+              <w:rPr>
+                <w:rFonts w:hint="default" w:ascii="Times New Roman" w:hAnsi="Times New Roman" w:eastAsia="Segoe UI" w:cs="Times New Roman"/>
+                <w:sz w:val="24"/>
+                <w:szCs w:val="24"/>
+              </w:rPr>
+            </w:pPr>
+            <w:r>
+              <w:rPr>
+                <w:rFonts w:hint="default" w:ascii="Times New Roman" w:hAnsi="Times New Roman" w:eastAsia="Segoe UI" w:cs="Times New Roman"/>
+                <w:kern w:val="0"/>
+                <w:sz w:val="24"/>
+                <w:szCs w:val="24"/>
+                <w:lang w:val="en-US" w:eastAsia="zh-CN" w:bidi="ar"/>
+              </w:rPr>
+              <w:t>Make Payment</w:t>
+            </w:r>
+          </w:p>
+        </w:tc>
+        <w:tc>
+          <w:tcPr>
+            <w:tcW w:w="2455" w:type="dxa"/>
+            <w:shd w:val="clear" w:color="auto" w:fill="auto"/>
+            <w:tcMar>
+              <w:top w:w="100" w:type="dxa"/>
+              <w:left w:w="160" w:type="dxa"/>
+              <w:bottom w:w="100" w:type="dxa"/>
+              <w:right w:w="160" w:type="dxa"/>
+            </w:tcMar>
+            <w:vAlign w:val="center"/>
+          </w:tcPr>
+          <w:p>
+            <w:pPr>
+              <w:keepNext w:val="0"/>
+              <w:keepLines w:val="0"/>
+              <w:widowControl/>
+              <w:suppressLineNumbers w:val="0"/>
+              <w:spacing w:line="250" w:lineRule="atLeast"/>
+              <w:jc w:val="left"/>
+              <w:rPr>
+                <w:rFonts w:hint="default" w:ascii="Times New Roman" w:hAnsi="Times New Roman" w:eastAsia="Segoe UI" w:cs="Times New Roman"/>
+                <w:sz w:val="24"/>
+                <w:szCs w:val="24"/>
+              </w:rPr>
+            </w:pPr>
+            <w:r>
+              <w:rPr>
+                <w:rFonts w:hint="default" w:ascii="Times New Roman" w:hAnsi="Times New Roman" w:eastAsia="Segoe UI" w:cs="Times New Roman"/>
+                <w:kern w:val="0"/>
+                <w:sz w:val="24"/>
+                <w:szCs w:val="24"/>
+                <w:lang w:val="en-US" w:eastAsia="zh-CN" w:bidi="ar"/>
+              </w:rPr>
+              <w:t>Guest</w:t>
+            </w:r>
+          </w:p>
+        </w:tc>
+        <w:tc>
+          <w:tcPr>
+            <w:tcW w:w="3809" w:type="dxa"/>
+            <w:shd w:val="clear" w:color="auto" w:fill="auto"/>
+            <w:tcMar>
+              <w:top w:w="100" w:type="dxa"/>
               <w:left w:w="160" w:type="dxa"/>
               <w:bottom w:w="100" w:type="dxa"/>
               <w:right w:w="0" w:type="dxa"/>
@@ -3636,7 +2111,178 @@
                 <w:szCs w:val="24"/>
                 <w:lang w:val="en-US" w:eastAsia="zh-CN" w:bidi="ar"/>
               </w:rPr>
-              <w:t>Administrator can add, update, delete, and view users.</w:t>
+              <w:t>Guest can simulate payment for a reservation.</w:t>
+            </w:r>
+          </w:p>
+        </w:tc>
+      </w:tr>
+      <w:tr>
+        <w:tblPrEx>
+          <w:tblBorders>
+            <w:top w:val="none" w:color="auto" w:sz="0" w:space="0"/>
+            <w:left w:val="none" w:color="auto" w:sz="0" w:space="0"/>
+            <w:bottom w:val="none" w:color="auto" w:sz="0" w:space="0"/>
+            <w:right w:val="none" w:color="auto" w:sz="0" w:space="0"/>
+            <w:insideH w:val="none" w:color="auto" w:sz="0" w:space="0"/>
+            <w:insideV w:val="none" w:color="auto" w:sz="0" w:space="0"/>
+          </w:tblBorders>
+          <w:shd w:val="clear" w:color="auto" w:fill="auto"/>
+          <w:tblCellMar>
+            <w:top w:w="15" w:type="dxa"/>
+            <w:left w:w="15" w:type="dxa"/>
+            <w:bottom w:w="15" w:type="dxa"/>
+            <w:right w:w="15" w:type="dxa"/>
+          </w:tblCellMar>
+        </w:tblPrEx>
+        <w:tc>
+          <w:tcPr>
+            <w:tcW w:w="0" w:type="auto"/>
+            <w:shd w:val="clear" w:color="auto" w:fill="auto"/>
+            <w:tcMar>
+              <w:top w:w="100" w:type="dxa"/>
+              <w:left w:w="0" w:type="dxa"/>
+              <w:bottom w:w="100" w:type="dxa"/>
+              <w:right w:w="160" w:type="dxa"/>
+            </w:tcMar>
+            <w:vAlign w:val="center"/>
+          </w:tcPr>
+          <w:p>
+            <w:pPr>
+              <w:keepNext w:val="0"/>
+              <w:keepLines w:val="0"/>
+              <w:widowControl/>
+              <w:suppressLineNumbers w:val="0"/>
+              <w:spacing w:line="250" w:lineRule="atLeast"/>
+              <w:jc w:val="left"/>
+              <w:rPr>
+                <w:rFonts w:hint="default" w:ascii="Times New Roman" w:hAnsi="Times New Roman" w:eastAsia="Segoe UI" w:cs="Times New Roman"/>
+                <w:sz w:val="24"/>
+                <w:szCs w:val="24"/>
+              </w:rPr>
+            </w:pPr>
+            <w:r>
+              <w:rPr>
+                <w:rFonts w:hint="default" w:ascii="Times New Roman" w:hAnsi="Times New Roman" w:eastAsia="Segoe UI" w:cs="Times New Roman"/>
+                <w:kern w:val="0"/>
+                <w:sz w:val="24"/>
+                <w:szCs w:val="24"/>
+                <w:lang w:val="en-US" w:eastAsia="zh-CN" w:bidi="ar"/>
+              </w:rPr>
+              <w:t>FR-08</w:t>
+            </w:r>
+          </w:p>
+        </w:tc>
+        <w:tc>
+          <w:tcPr>
+            <w:tcW w:w="2420" w:type="dxa"/>
+            <w:shd w:val="clear" w:color="auto" w:fill="auto"/>
+            <w:tcMar>
+              <w:top w:w="100" w:type="dxa"/>
+              <w:left w:w="160" w:type="dxa"/>
+              <w:bottom w:w="100" w:type="dxa"/>
+              <w:right w:w="160" w:type="dxa"/>
+            </w:tcMar>
+            <w:vAlign w:val="center"/>
+          </w:tcPr>
+          <w:p>
+            <w:pPr>
+              <w:keepNext w:val="0"/>
+              <w:keepLines w:val="0"/>
+              <w:widowControl/>
+              <w:suppressLineNumbers w:val="0"/>
+              <w:spacing w:line="250" w:lineRule="atLeast"/>
+              <w:jc w:val="left"/>
+              <w:rPr>
+                <w:rFonts w:hint="default" w:ascii="Times New Roman" w:hAnsi="Times New Roman" w:eastAsia="Segoe UI" w:cs="Times New Roman"/>
+                <w:sz w:val="24"/>
+                <w:szCs w:val="24"/>
+              </w:rPr>
+            </w:pPr>
+            <w:r>
+              <w:rPr>
+                <w:rFonts w:hint="default" w:ascii="Times New Roman" w:hAnsi="Times New Roman" w:eastAsia="Segoe UI" w:cs="Times New Roman"/>
+                <w:kern w:val="0"/>
+                <w:sz w:val="24"/>
+                <w:szCs w:val="24"/>
+                <w:lang w:val="en-US" w:eastAsia="zh-CN" w:bidi="ar"/>
+              </w:rPr>
+              <w:t>View Reservation History</w:t>
+            </w:r>
+          </w:p>
+        </w:tc>
+        <w:tc>
+          <w:tcPr>
+            <w:tcW w:w="2455" w:type="dxa"/>
+            <w:shd w:val="clear" w:color="auto" w:fill="auto"/>
+            <w:tcMar>
+              <w:top w:w="100" w:type="dxa"/>
+              <w:left w:w="160" w:type="dxa"/>
+              <w:bottom w:w="100" w:type="dxa"/>
+              <w:right w:w="160" w:type="dxa"/>
+            </w:tcMar>
+            <w:vAlign w:val="center"/>
+          </w:tcPr>
+          <w:p>
+            <w:pPr>
+              <w:keepNext w:val="0"/>
+              <w:keepLines w:val="0"/>
+              <w:widowControl/>
+              <w:suppressLineNumbers w:val="0"/>
+              <w:spacing w:line="250" w:lineRule="atLeast"/>
+              <w:jc w:val="left"/>
+              <w:rPr>
+                <w:rFonts w:hint="default" w:ascii="Times New Roman" w:hAnsi="Times New Roman" w:eastAsia="Segoe UI" w:cs="Times New Roman"/>
+                <w:sz w:val="24"/>
+                <w:szCs w:val="24"/>
+              </w:rPr>
+            </w:pPr>
+            <w:r>
+              <w:rPr>
+                <w:rFonts w:hint="default" w:ascii="Times New Roman" w:hAnsi="Times New Roman" w:eastAsia="Segoe UI" w:cs="Times New Roman"/>
+                <w:kern w:val="0"/>
+                <w:sz w:val="24"/>
+                <w:szCs w:val="24"/>
+                <w:lang w:val="en-US" w:eastAsia="zh-CN" w:bidi="ar"/>
+              </w:rPr>
+              <w:t>Guest</w:t>
+            </w:r>
+          </w:p>
+        </w:tc>
+        <w:tc>
+          <w:tcPr>
+            <w:tcW w:w="3809" w:type="dxa"/>
+            <w:shd w:val="clear" w:color="auto" w:fill="auto"/>
+            <w:tcMar>
+              <w:top w:w="100" w:type="dxa"/>
+              <w:left w:w="160" w:type="dxa"/>
+              <w:bottom w:w="100" w:type="dxa"/>
+              <w:right w:w="0" w:type="dxa"/>
+            </w:tcMar>
+            <w:vAlign w:val="center"/>
+          </w:tcPr>
+          <w:p>
+            <w:pPr>
+              <w:keepNext w:val="0"/>
+              <w:keepLines w:val="0"/>
+              <w:widowControl/>
+              <w:suppressLineNumbers w:val="0"/>
+              <w:spacing w:line="250" w:lineRule="atLeast"/>
+              <w:jc w:val="left"/>
+              <w:rPr>
+                <w:rFonts w:hint="default" w:ascii="Times New Roman" w:hAnsi="Times New Roman" w:eastAsia="Segoe UI" w:cs="Times New Roman"/>
+                <w:sz w:val="24"/>
+                <w:szCs w:val="24"/>
+              </w:rPr>
+            </w:pPr>
+            <w:r>
+              <w:rPr>
+                <w:rFonts w:hint="default" w:ascii="Times New Roman" w:hAnsi="Times New Roman" w:eastAsia="Segoe UI" w:cs="Times New Roman"/>
+                <w:kern w:val="0"/>
+                <w:sz w:val="24"/>
+                <w:szCs w:val="24"/>
+                <w:lang w:val="en-US" w:eastAsia="zh-CN" w:bidi="ar"/>
+              </w:rPr>
+              <w:t>Guest can view past and current reservations.</w:t>
             </w:r>
           </w:p>
         </w:tc>
@@ -3692,89 +2338,89 @@
                 <w:szCs w:val="24"/>
                 <w:lang w:val="en-US" w:eastAsia="zh-CN" w:bidi="ar"/>
               </w:rPr>
-              <w:t>FR-17</w:t>
-            </w:r>
-          </w:p>
-        </w:tc>
-        <w:tc>
-          <w:tcPr>
-            <w:tcW w:w="0" w:type="auto"/>
-            <w:shd w:val="clear" w:color="auto" w:fill="auto"/>
-            <w:tcMar>
-              <w:top w:w="100" w:type="dxa"/>
-              <w:left w:w="160" w:type="dxa"/>
-              <w:bottom w:w="100" w:type="dxa"/>
-              <w:right w:w="160" w:type="dxa"/>
-            </w:tcMar>
-            <w:vAlign w:val="center"/>
-          </w:tcPr>
-          <w:p>
-            <w:pPr>
-              <w:keepNext w:val="0"/>
-              <w:keepLines w:val="0"/>
-              <w:widowControl/>
-              <w:suppressLineNumbers w:val="0"/>
-              <w:spacing w:line="250" w:lineRule="atLeast"/>
-              <w:jc w:val="left"/>
-              <w:rPr>
-                <w:rFonts w:hint="default" w:ascii="Times New Roman" w:hAnsi="Times New Roman" w:eastAsia="Segoe UI" w:cs="Times New Roman"/>
-                <w:sz w:val="24"/>
-                <w:szCs w:val="24"/>
-              </w:rPr>
-            </w:pPr>
-            <w:r>
-              <w:rPr>
-                <w:rFonts w:hint="default" w:ascii="Times New Roman" w:hAnsi="Times New Roman" w:eastAsia="Segoe UI" w:cs="Times New Roman"/>
-                <w:kern w:val="0"/>
-                <w:sz w:val="24"/>
-                <w:szCs w:val="24"/>
-                <w:lang w:val="en-US" w:eastAsia="zh-CN" w:bidi="ar"/>
-              </w:rPr>
-              <w:t>Manage Staff</w:t>
-            </w:r>
-          </w:p>
-        </w:tc>
-        <w:tc>
-          <w:tcPr>
-            <w:tcW w:w="0" w:type="auto"/>
-            <w:shd w:val="clear" w:color="auto" w:fill="auto"/>
-            <w:tcMar>
-              <w:top w:w="100" w:type="dxa"/>
-              <w:left w:w="160" w:type="dxa"/>
-              <w:bottom w:w="100" w:type="dxa"/>
-              <w:right w:w="160" w:type="dxa"/>
-            </w:tcMar>
-            <w:vAlign w:val="center"/>
-          </w:tcPr>
-          <w:p>
-            <w:pPr>
-              <w:keepNext w:val="0"/>
-              <w:keepLines w:val="0"/>
-              <w:widowControl/>
-              <w:suppressLineNumbers w:val="0"/>
-              <w:spacing w:line="250" w:lineRule="atLeast"/>
-              <w:jc w:val="left"/>
-              <w:rPr>
-                <w:rFonts w:hint="default" w:ascii="Times New Roman" w:hAnsi="Times New Roman" w:eastAsia="Segoe UI" w:cs="Times New Roman"/>
-                <w:sz w:val="24"/>
-                <w:szCs w:val="24"/>
-              </w:rPr>
-            </w:pPr>
-            <w:r>
-              <w:rPr>
-                <w:rFonts w:hint="default" w:ascii="Times New Roman" w:hAnsi="Times New Roman" w:eastAsia="Segoe UI" w:cs="Times New Roman"/>
-                <w:kern w:val="0"/>
-                <w:sz w:val="24"/>
-                <w:szCs w:val="24"/>
-                <w:lang w:val="en-US" w:eastAsia="zh-CN" w:bidi="ar"/>
-              </w:rPr>
-              <w:t>Administrator</w:t>
-            </w:r>
-          </w:p>
-        </w:tc>
-        <w:tc>
-          <w:tcPr>
-            <w:tcW w:w="0" w:type="auto"/>
+              <w:t>FR-09</w:t>
+            </w:r>
+          </w:p>
+        </w:tc>
+        <w:tc>
+          <w:tcPr>
+            <w:tcW w:w="2420" w:type="dxa"/>
+            <w:shd w:val="clear" w:color="auto" w:fill="auto"/>
+            <w:tcMar>
+              <w:top w:w="100" w:type="dxa"/>
+              <w:left w:w="160" w:type="dxa"/>
+              <w:bottom w:w="100" w:type="dxa"/>
+              <w:right w:w="160" w:type="dxa"/>
+            </w:tcMar>
+            <w:vAlign w:val="center"/>
+          </w:tcPr>
+          <w:p>
+            <w:pPr>
+              <w:keepNext w:val="0"/>
+              <w:keepLines w:val="0"/>
+              <w:widowControl/>
+              <w:suppressLineNumbers w:val="0"/>
+              <w:spacing w:line="250" w:lineRule="atLeast"/>
+              <w:jc w:val="left"/>
+              <w:rPr>
+                <w:rFonts w:hint="default" w:ascii="Times New Roman" w:hAnsi="Times New Roman" w:eastAsia="Segoe UI" w:cs="Times New Roman"/>
+                <w:sz w:val="24"/>
+                <w:szCs w:val="24"/>
+              </w:rPr>
+            </w:pPr>
+            <w:r>
+              <w:rPr>
+                <w:rFonts w:hint="default" w:ascii="Times New Roman" w:hAnsi="Times New Roman" w:eastAsia="Segoe UI" w:cs="Times New Roman"/>
+                <w:kern w:val="0"/>
+                <w:sz w:val="24"/>
+                <w:szCs w:val="24"/>
+                <w:lang w:val="en-US" w:eastAsia="zh-CN" w:bidi="ar"/>
+              </w:rPr>
+              <w:t>Cancel Reservation</w:t>
+            </w:r>
+          </w:p>
+        </w:tc>
+        <w:tc>
+          <w:tcPr>
+            <w:tcW w:w="2455" w:type="dxa"/>
+            <w:shd w:val="clear" w:color="auto" w:fill="auto"/>
+            <w:tcMar>
+              <w:top w:w="100" w:type="dxa"/>
+              <w:left w:w="160" w:type="dxa"/>
+              <w:bottom w:w="100" w:type="dxa"/>
+              <w:right w:w="160" w:type="dxa"/>
+            </w:tcMar>
+            <w:vAlign w:val="center"/>
+          </w:tcPr>
+          <w:p>
+            <w:pPr>
+              <w:keepNext w:val="0"/>
+              <w:keepLines w:val="0"/>
+              <w:widowControl/>
+              <w:suppressLineNumbers w:val="0"/>
+              <w:spacing w:line="250" w:lineRule="atLeast"/>
+              <w:jc w:val="left"/>
+              <w:rPr>
+                <w:rFonts w:hint="default" w:ascii="Times New Roman" w:hAnsi="Times New Roman" w:eastAsia="Segoe UI" w:cs="Times New Roman"/>
+                <w:sz w:val="24"/>
+                <w:szCs w:val="24"/>
+              </w:rPr>
+            </w:pPr>
+            <w:r>
+              <w:rPr>
+                <w:rFonts w:hint="default" w:ascii="Times New Roman" w:hAnsi="Times New Roman" w:eastAsia="Segoe UI" w:cs="Times New Roman"/>
+                <w:kern w:val="0"/>
+                <w:sz w:val="24"/>
+                <w:szCs w:val="24"/>
+                <w:lang w:val="en-US" w:eastAsia="zh-CN" w:bidi="ar"/>
+              </w:rPr>
+              <w:t>Guest</w:t>
+            </w:r>
+          </w:p>
+        </w:tc>
+        <w:tc>
+          <w:tcPr>
+            <w:tcW w:w="3809" w:type="dxa"/>
             <w:shd w:val="clear" w:color="auto" w:fill="auto"/>
             <w:tcMar>
               <w:top w:w="100" w:type="dxa"/>
@@ -3806,7 +2452,7 @@
                 <w:szCs w:val="24"/>
                 <w:lang w:val="en-US" w:eastAsia="zh-CN" w:bidi="ar"/>
               </w:rPr>
-              <w:t>Administrator can manage receptionist accounts.</w:t>
+              <w:t>Guest can cancel a reservation according to hotel rules.</w:t>
             </w:r>
           </w:p>
         </w:tc>
@@ -3862,92 +2508,605 @@
                 <w:szCs w:val="24"/>
                 <w:lang w:val="en-US" w:eastAsia="zh-CN" w:bidi="ar"/>
               </w:rPr>
-              <w:t>FR-18</w:t>
-            </w:r>
-          </w:p>
-        </w:tc>
+              <w:t>FR-10</w:t>
+            </w:r>
+          </w:p>
+        </w:tc>
+        <w:tc>
+          <w:tcPr>
+            <w:tcW w:w="2420" w:type="dxa"/>
+            <w:shd w:val="clear" w:color="auto" w:fill="auto"/>
+            <w:tcMar>
+              <w:top w:w="100" w:type="dxa"/>
+              <w:left w:w="160" w:type="dxa"/>
+              <w:bottom w:w="100" w:type="dxa"/>
+              <w:right w:w="160" w:type="dxa"/>
+            </w:tcMar>
+            <w:vAlign w:val="center"/>
+          </w:tcPr>
+          <w:p>
+            <w:pPr>
+              <w:keepNext w:val="0"/>
+              <w:keepLines w:val="0"/>
+              <w:widowControl/>
+              <w:suppressLineNumbers w:val="0"/>
+              <w:spacing w:line="250" w:lineRule="atLeast"/>
+              <w:jc w:val="left"/>
+              <w:rPr>
+                <w:rFonts w:hint="default" w:ascii="Times New Roman" w:hAnsi="Times New Roman" w:eastAsia="Segoe UI" w:cs="Times New Roman"/>
+                <w:sz w:val="24"/>
+                <w:szCs w:val="24"/>
+              </w:rPr>
+            </w:pPr>
+            <w:r>
+              <w:rPr>
+                <w:rFonts w:hint="default" w:ascii="Times New Roman" w:hAnsi="Times New Roman" w:eastAsia="Segoe UI" w:cs="Times New Roman"/>
+                <w:kern w:val="0"/>
+                <w:sz w:val="24"/>
+                <w:szCs w:val="24"/>
+                <w:lang w:val="en-US" w:eastAsia="zh-CN" w:bidi="ar"/>
+              </w:rPr>
+              <w:t>Write Review</w:t>
+            </w:r>
+          </w:p>
+        </w:tc>
+        <w:tc>
+          <w:tcPr>
+            <w:tcW w:w="2455" w:type="dxa"/>
+            <w:shd w:val="clear" w:color="auto" w:fill="auto"/>
+            <w:tcMar>
+              <w:top w:w="100" w:type="dxa"/>
+              <w:left w:w="160" w:type="dxa"/>
+              <w:bottom w:w="100" w:type="dxa"/>
+              <w:right w:w="160" w:type="dxa"/>
+            </w:tcMar>
+            <w:vAlign w:val="center"/>
+          </w:tcPr>
+          <w:p>
+            <w:pPr>
+              <w:keepNext w:val="0"/>
+              <w:keepLines w:val="0"/>
+              <w:widowControl/>
+              <w:suppressLineNumbers w:val="0"/>
+              <w:spacing w:line="250" w:lineRule="atLeast"/>
+              <w:jc w:val="left"/>
+              <w:rPr>
+                <w:rFonts w:hint="default" w:ascii="Times New Roman" w:hAnsi="Times New Roman" w:eastAsia="Segoe UI" w:cs="Times New Roman"/>
+                <w:sz w:val="24"/>
+                <w:szCs w:val="24"/>
+              </w:rPr>
+            </w:pPr>
+            <w:r>
+              <w:rPr>
+                <w:rFonts w:hint="default" w:ascii="Times New Roman" w:hAnsi="Times New Roman" w:eastAsia="Segoe UI" w:cs="Times New Roman"/>
+                <w:kern w:val="0"/>
+                <w:sz w:val="24"/>
+                <w:szCs w:val="24"/>
+                <w:lang w:val="en-US" w:eastAsia="zh-CN" w:bidi="ar"/>
+              </w:rPr>
+              <w:t>Guest</w:t>
+            </w:r>
+          </w:p>
+        </w:tc>
+        <w:tc>
+          <w:tcPr>
+            <w:tcW w:w="3809" w:type="dxa"/>
+            <w:shd w:val="clear" w:color="auto" w:fill="auto"/>
+            <w:tcMar>
+              <w:top w:w="100" w:type="dxa"/>
+              <w:left w:w="160" w:type="dxa"/>
+              <w:bottom w:w="100" w:type="dxa"/>
+              <w:right w:w="0" w:type="dxa"/>
+            </w:tcMar>
+            <w:vAlign w:val="center"/>
+          </w:tcPr>
+          <w:p>
+            <w:pPr>
+              <w:keepNext w:val="0"/>
+              <w:keepLines w:val="0"/>
+              <w:widowControl/>
+              <w:suppressLineNumbers w:val="0"/>
+              <w:spacing w:line="250" w:lineRule="atLeast"/>
+              <w:jc w:val="left"/>
+              <w:rPr>
+                <w:rFonts w:hint="default" w:ascii="Times New Roman" w:hAnsi="Times New Roman" w:eastAsia="Segoe UI" w:cs="Times New Roman"/>
+                <w:sz w:val="24"/>
+                <w:szCs w:val="24"/>
+              </w:rPr>
+            </w:pPr>
+            <w:r>
+              <w:rPr>
+                <w:rFonts w:hint="default" w:ascii="Times New Roman" w:hAnsi="Times New Roman" w:eastAsia="Segoe UI" w:cs="Times New Roman"/>
+                <w:kern w:val="0"/>
+                <w:sz w:val="24"/>
+                <w:szCs w:val="24"/>
+                <w:lang w:val="en-US" w:eastAsia="zh-CN" w:bidi="ar"/>
+              </w:rPr>
+              <w:t>Guest can submit a rating and comment after check-out.</w:t>
+            </w:r>
+          </w:p>
+        </w:tc>
+      </w:tr>
+      <w:tr>
+        <w:tblPrEx>
+          <w:tblBorders>
+            <w:top w:val="none" w:color="auto" w:sz="0" w:space="0"/>
+            <w:left w:val="none" w:color="auto" w:sz="0" w:space="0"/>
+            <w:bottom w:val="none" w:color="auto" w:sz="0" w:space="0"/>
+            <w:right w:val="none" w:color="auto" w:sz="0" w:space="0"/>
+            <w:insideH w:val="none" w:color="auto" w:sz="0" w:space="0"/>
+            <w:insideV w:val="none" w:color="auto" w:sz="0" w:space="0"/>
+          </w:tblBorders>
+          <w:shd w:val="clear" w:color="auto" w:fill="auto"/>
+          <w:tblCellMar>
+            <w:top w:w="15" w:type="dxa"/>
+            <w:left w:w="15" w:type="dxa"/>
+            <w:bottom w:w="15" w:type="dxa"/>
+            <w:right w:w="15" w:type="dxa"/>
+          </w:tblCellMar>
+        </w:tblPrEx>
         <w:tc>
           <w:tcPr>
             <w:tcW w:w="0" w:type="auto"/>
             <w:shd w:val="clear" w:color="auto" w:fill="auto"/>
             <w:tcMar>
               <w:top w:w="100" w:type="dxa"/>
-              <w:left w:w="160" w:type="dxa"/>
-              <w:bottom w:w="100" w:type="dxa"/>
-              <w:right w:w="160" w:type="dxa"/>
-            </w:tcMar>
-            <w:vAlign w:val="center"/>
-          </w:tcPr>
-          <w:p>
-            <w:pPr>
-              <w:keepNext w:val="0"/>
-              <w:keepLines w:val="0"/>
-              <w:widowControl/>
-              <w:suppressLineNumbers w:val="0"/>
-              <w:spacing w:line="250" w:lineRule="atLeast"/>
-              <w:jc w:val="left"/>
-              <w:rPr>
-                <w:rFonts w:hint="default" w:ascii="Times New Roman" w:hAnsi="Times New Roman" w:eastAsia="Segoe UI" w:cs="Times New Roman"/>
-                <w:sz w:val="24"/>
-                <w:szCs w:val="24"/>
-              </w:rPr>
-            </w:pPr>
-            <w:r>
-              <w:rPr>
-                <w:rFonts w:hint="default" w:ascii="Times New Roman" w:hAnsi="Times New Roman" w:eastAsia="Segoe UI" w:cs="Times New Roman"/>
-                <w:kern w:val="0"/>
-                <w:sz w:val="24"/>
-                <w:szCs w:val="24"/>
-                <w:lang w:val="en-US" w:eastAsia="zh-CN" w:bidi="ar"/>
-              </w:rPr>
-              <w:t>Manage Room Types</w:t>
-            </w:r>
-          </w:p>
-        </w:tc>
+              <w:left w:w="0" w:type="dxa"/>
+              <w:bottom w:w="100" w:type="dxa"/>
+              <w:right w:w="160" w:type="dxa"/>
+            </w:tcMar>
+            <w:vAlign w:val="center"/>
+          </w:tcPr>
+          <w:p>
+            <w:pPr>
+              <w:keepNext w:val="0"/>
+              <w:keepLines w:val="0"/>
+              <w:widowControl/>
+              <w:suppressLineNumbers w:val="0"/>
+              <w:spacing w:line="250" w:lineRule="atLeast"/>
+              <w:jc w:val="left"/>
+              <w:rPr>
+                <w:rFonts w:hint="default" w:ascii="Times New Roman" w:hAnsi="Times New Roman" w:eastAsia="Segoe UI" w:cs="Times New Roman"/>
+                <w:sz w:val="24"/>
+                <w:szCs w:val="24"/>
+              </w:rPr>
+            </w:pPr>
+            <w:r>
+              <w:rPr>
+                <w:rFonts w:hint="default" w:ascii="Times New Roman" w:hAnsi="Times New Roman" w:eastAsia="Segoe UI" w:cs="Times New Roman"/>
+                <w:kern w:val="0"/>
+                <w:sz w:val="24"/>
+                <w:szCs w:val="24"/>
+                <w:lang w:val="en-US" w:eastAsia="zh-CN" w:bidi="ar"/>
+              </w:rPr>
+              <w:t>FR-11</w:t>
+            </w:r>
+          </w:p>
+        </w:tc>
+        <w:tc>
+          <w:tcPr>
+            <w:tcW w:w="2420" w:type="dxa"/>
+            <w:shd w:val="clear" w:color="auto" w:fill="auto"/>
+            <w:tcMar>
+              <w:top w:w="100" w:type="dxa"/>
+              <w:left w:w="160" w:type="dxa"/>
+              <w:bottom w:w="100" w:type="dxa"/>
+              <w:right w:w="160" w:type="dxa"/>
+            </w:tcMar>
+            <w:vAlign w:val="center"/>
+          </w:tcPr>
+          <w:p>
+            <w:pPr>
+              <w:keepNext w:val="0"/>
+              <w:keepLines w:val="0"/>
+              <w:widowControl/>
+              <w:suppressLineNumbers w:val="0"/>
+              <w:spacing w:line="250" w:lineRule="atLeast"/>
+              <w:jc w:val="left"/>
+              <w:rPr>
+                <w:rFonts w:hint="default" w:ascii="Times New Roman" w:hAnsi="Times New Roman" w:eastAsia="Segoe UI" w:cs="Times New Roman"/>
+                <w:sz w:val="24"/>
+                <w:szCs w:val="24"/>
+              </w:rPr>
+            </w:pPr>
+            <w:r>
+              <w:rPr>
+                <w:rFonts w:hint="default" w:ascii="Times New Roman" w:hAnsi="Times New Roman" w:eastAsia="Segoe UI" w:cs="Times New Roman"/>
+                <w:kern w:val="0"/>
+                <w:sz w:val="24"/>
+                <w:szCs w:val="24"/>
+                <w:lang w:val="en-US" w:eastAsia="zh-CN" w:bidi="ar"/>
+              </w:rPr>
+              <w:t>View Today’s Arrivals/Departures</w:t>
+            </w:r>
+          </w:p>
+        </w:tc>
+        <w:tc>
+          <w:tcPr>
+            <w:tcW w:w="2455" w:type="dxa"/>
+            <w:shd w:val="clear" w:color="auto" w:fill="auto"/>
+            <w:tcMar>
+              <w:top w:w="100" w:type="dxa"/>
+              <w:left w:w="160" w:type="dxa"/>
+              <w:bottom w:w="100" w:type="dxa"/>
+              <w:right w:w="160" w:type="dxa"/>
+            </w:tcMar>
+            <w:vAlign w:val="center"/>
+          </w:tcPr>
+          <w:p>
+            <w:pPr>
+              <w:keepNext w:val="0"/>
+              <w:keepLines w:val="0"/>
+              <w:widowControl/>
+              <w:suppressLineNumbers w:val="0"/>
+              <w:spacing w:line="250" w:lineRule="atLeast"/>
+              <w:jc w:val="left"/>
+              <w:rPr>
+                <w:rFonts w:hint="default" w:ascii="Times New Roman" w:hAnsi="Times New Roman" w:eastAsia="Segoe UI" w:cs="Times New Roman"/>
+                <w:sz w:val="24"/>
+                <w:szCs w:val="24"/>
+              </w:rPr>
+            </w:pPr>
+            <w:r>
+              <w:rPr>
+                <w:rFonts w:hint="default" w:ascii="Times New Roman" w:hAnsi="Times New Roman" w:eastAsia="Segoe UI" w:cs="Times New Roman"/>
+                <w:kern w:val="0"/>
+                <w:sz w:val="24"/>
+                <w:szCs w:val="24"/>
+                <w:lang w:val="en-US" w:eastAsia="zh-CN" w:bidi="ar"/>
+              </w:rPr>
+              <w:t>Receptionist</w:t>
+            </w:r>
+          </w:p>
+        </w:tc>
+        <w:tc>
+          <w:tcPr>
+            <w:tcW w:w="3809" w:type="dxa"/>
+            <w:shd w:val="clear" w:color="auto" w:fill="auto"/>
+            <w:tcMar>
+              <w:top w:w="100" w:type="dxa"/>
+              <w:left w:w="160" w:type="dxa"/>
+              <w:bottom w:w="100" w:type="dxa"/>
+              <w:right w:w="0" w:type="dxa"/>
+            </w:tcMar>
+            <w:vAlign w:val="center"/>
+          </w:tcPr>
+          <w:p>
+            <w:pPr>
+              <w:keepNext w:val="0"/>
+              <w:keepLines w:val="0"/>
+              <w:widowControl/>
+              <w:suppressLineNumbers w:val="0"/>
+              <w:spacing w:line="250" w:lineRule="atLeast"/>
+              <w:jc w:val="left"/>
+              <w:rPr>
+                <w:rFonts w:hint="default" w:ascii="Times New Roman" w:hAnsi="Times New Roman" w:eastAsia="Segoe UI" w:cs="Times New Roman"/>
+                <w:sz w:val="24"/>
+                <w:szCs w:val="24"/>
+              </w:rPr>
+            </w:pPr>
+            <w:r>
+              <w:rPr>
+                <w:rFonts w:hint="default" w:ascii="Times New Roman" w:hAnsi="Times New Roman" w:eastAsia="Segoe UI" w:cs="Times New Roman"/>
+                <w:kern w:val="0"/>
+                <w:sz w:val="24"/>
+                <w:szCs w:val="24"/>
+                <w:lang w:val="en-US" w:eastAsia="zh-CN" w:bidi="ar"/>
+              </w:rPr>
+              <w:t>Receptionist can view guests arriving and leaving today.</w:t>
+            </w:r>
+          </w:p>
+        </w:tc>
+      </w:tr>
+      <w:tr>
+        <w:tblPrEx>
+          <w:tblBorders>
+            <w:top w:val="none" w:color="auto" w:sz="0" w:space="0"/>
+            <w:left w:val="none" w:color="auto" w:sz="0" w:space="0"/>
+            <w:bottom w:val="none" w:color="auto" w:sz="0" w:space="0"/>
+            <w:right w:val="none" w:color="auto" w:sz="0" w:space="0"/>
+            <w:insideH w:val="none" w:color="auto" w:sz="0" w:space="0"/>
+            <w:insideV w:val="none" w:color="auto" w:sz="0" w:space="0"/>
+          </w:tblBorders>
+          <w:shd w:val="clear" w:color="auto" w:fill="auto"/>
+          <w:tblCellMar>
+            <w:top w:w="15" w:type="dxa"/>
+            <w:left w:w="15" w:type="dxa"/>
+            <w:bottom w:w="15" w:type="dxa"/>
+            <w:right w:w="15" w:type="dxa"/>
+          </w:tblCellMar>
+        </w:tblPrEx>
         <w:tc>
           <w:tcPr>
             <w:tcW w:w="0" w:type="auto"/>
             <w:shd w:val="clear" w:color="auto" w:fill="auto"/>
             <w:tcMar>
               <w:top w:w="100" w:type="dxa"/>
-              <w:left w:w="160" w:type="dxa"/>
-              <w:bottom w:w="100" w:type="dxa"/>
-              <w:right w:w="160" w:type="dxa"/>
-            </w:tcMar>
-            <w:vAlign w:val="center"/>
-          </w:tcPr>
-          <w:p>
-            <w:pPr>
-              <w:keepNext w:val="0"/>
-              <w:keepLines w:val="0"/>
-              <w:widowControl/>
-              <w:suppressLineNumbers w:val="0"/>
-              <w:spacing w:line="250" w:lineRule="atLeast"/>
-              <w:jc w:val="left"/>
-              <w:rPr>
-                <w:rFonts w:hint="default" w:ascii="Times New Roman" w:hAnsi="Times New Roman" w:eastAsia="Segoe UI" w:cs="Times New Roman"/>
-                <w:sz w:val="24"/>
-                <w:szCs w:val="24"/>
-              </w:rPr>
-            </w:pPr>
-            <w:r>
-              <w:rPr>
-                <w:rFonts w:hint="default" w:ascii="Times New Roman" w:hAnsi="Times New Roman" w:eastAsia="Segoe UI" w:cs="Times New Roman"/>
-                <w:kern w:val="0"/>
-                <w:sz w:val="24"/>
-                <w:szCs w:val="24"/>
-                <w:lang w:val="en-US" w:eastAsia="zh-CN" w:bidi="ar"/>
-              </w:rPr>
-              <w:t>Administrator</w:t>
-            </w:r>
-          </w:p>
-        </w:tc>
+              <w:left w:w="0" w:type="dxa"/>
+              <w:bottom w:w="100" w:type="dxa"/>
+              <w:right w:w="160" w:type="dxa"/>
+            </w:tcMar>
+            <w:vAlign w:val="center"/>
+          </w:tcPr>
+          <w:p>
+            <w:pPr>
+              <w:keepNext w:val="0"/>
+              <w:keepLines w:val="0"/>
+              <w:widowControl/>
+              <w:suppressLineNumbers w:val="0"/>
+              <w:spacing w:line="250" w:lineRule="atLeast"/>
+              <w:jc w:val="left"/>
+              <w:rPr>
+                <w:rFonts w:hint="default" w:ascii="Times New Roman" w:hAnsi="Times New Roman" w:eastAsia="Segoe UI" w:cs="Times New Roman"/>
+                <w:sz w:val="24"/>
+                <w:szCs w:val="24"/>
+              </w:rPr>
+            </w:pPr>
+            <w:r>
+              <w:rPr>
+                <w:rFonts w:hint="default" w:ascii="Times New Roman" w:hAnsi="Times New Roman" w:eastAsia="Segoe UI" w:cs="Times New Roman"/>
+                <w:kern w:val="0"/>
+                <w:sz w:val="24"/>
+                <w:szCs w:val="24"/>
+                <w:lang w:val="en-US" w:eastAsia="zh-CN" w:bidi="ar"/>
+              </w:rPr>
+              <w:t>FR-12</w:t>
+            </w:r>
+          </w:p>
+        </w:tc>
+        <w:tc>
+          <w:tcPr>
+            <w:tcW w:w="2420" w:type="dxa"/>
+            <w:shd w:val="clear" w:color="auto" w:fill="auto"/>
+            <w:tcMar>
+              <w:top w:w="100" w:type="dxa"/>
+              <w:left w:w="160" w:type="dxa"/>
+              <w:bottom w:w="100" w:type="dxa"/>
+              <w:right w:w="160" w:type="dxa"/>
+            </w:tcMar>
+            <w:vAlign w:val="center"/>
+          </w:tcPr>
+          <w:p>
+            <w:pPr>
+              <w:keepNext w:val="0"/>
+              <w:keepLines w:val="0"/>
+              <w:widowControl/>
+              <w:suppressLineNumbers w:val="0"/>
+              <w:spacing w:line="250" w:lineRule="atLeast"/>
+              <w:jc w:val="left"/>
+              <w:rPr>
+                <w:rFonts w:hint="default" w:ascii="Times New Roman" w:hAnsi="Times New Roman" w:eastAsia="Segoe UI" w:cs="Times New Roman"/>
+                <w:sz w:val="24"/>
+                <w:szCs w:val="24"/>
+              </w:rPr>
+            </w:pPr>
+            <w:r>
+              <w:rPr>
+                <w:rFonts w:hint="default" w:ascii="Times New Roman" w:hAnsi="Times New Roman" w:eastAsia="Segoe UI" w:cs="Times New Roman"/>
+                <w:kern w:val="0"/>
+                <w:sz w:val="24"/>
+                <w:szCs w:val="24"/>
+                <w:lang w:val="en-US" w:eastAsia="zh-CN" w:bidi="ar"/>
+              </w:rPr>
+              <w:t>Check-in Guest</w:t>
+            </w:r>
+          </w:p>
+        </w:tc>
+        <w:tc>
+          <w:tcPr>
+            <w:tcW w:w="2455" w:type="dxa"/>
+            <w:shd w:val="clear" w:color="auto" w:fill="auto"/>
+            <w:tcMar>
+              <w:top w:w="100" w:type="dxa"/>
+              <w:left w:w="160" w:type="dxa"/>
+              <w:bottom w:w="100" w:type="dxa"/>
+              <w:right w:w="160" w:type="dxa"/>
+            </w:tcMar>
+            <w:vAlign w:val="center"/>
+          </w:tcPr>
+          <w:p>
+            <w:pPr>
+              <w:keepNext w:val="0"/>
+              <w:keepLines w:val="0"/>
+              <w:widowControl/>
+              <w:suppressLineNumbers w:val="0"/>
+              <w:spacing w:line="250" w:lineRule="atLeast"/>
+              <w:jc w:val="left"/>
+              <w:rPr>
+                <w:rFonts w:hint="default" w:ascii="Times New Roman" w:hAnsi="Times New Roman" w:eastAsia="Segoe UI" w:cs="Times New Roman"/>
+                <w:sz w:val="24"/>
+                <w:szCs w:val="24"/>
+              </w:rPr>
+            </w:pPr>
+            <w:r>
+              <w:rPr>
+                <w:rFonts w:hint="default" w:ascii="Times New Roman" w:hAnsi="Times New Roman" w:eastAsia="Segoe UI" w:cs="Times New Roman"/>
+                <w:kern w:val="0"/>
+                <w:sz w:val="24"/>
+                <w:szCs w:val="24"/>
+                <w:lang w:val="en-US" w:eastAsia="zh-CN" w:bidi="ar"/>
+              </w:rPr>
+              <w:t>Receptionist</w:t>
+            </w:r>
+          </w:p>
+        </w:tc>
+        <w:tc>
+          <w:tcPr>
+            <w:tcW w:w="3809" w:type="dxa"/>
+            <w:shd w:val="clear" w:color="auto" w:fill="auto"/>
+            <w:tcMar>
+              <w:top w:w="100" w:type="dxa"/>
+              <w:left w:w="160" w:type="dxa"/>
+              <w:bottom w:w="100" w:type="dxa"/>
+              <w:right w:w="0" w:type="dxa"/>
+            </w:tcMar>
+            <w:vAlign w:val="center"/>
+          </w:tcPr>
+          <w:p>
+            <w:pPr>
+              <w:keepNext w:val="0"/>
+              <w:keepLines w:val="0"/>
+              <w:widowControl/>
+              <w:suppressLineNumbers w:val="0"/>
+              <w:spacing w:line="250" w:lineRule="atLeast"/>
+              <w:jc w:val="left"/>
+              <w:rPr>
+                <w:rFonts w:hint="default" w:ascii="Times New Roman" w:hAnsi="Times New Roman" w:eastAsia="Segoe UI" w:cs="Times New Roman"/>
+                <w:sz w:val="24"/>
+                <w:szCs w:val="24"/>
+              </w:rPr>
+            </w:pPr>
+            <w:r>
+              <w:rPr>
+                <w:rFonts w:hint="default" w:ascii="Times New Roman" w:hAnsi="Times New Roman" w:eastAsia="Segoe UI" w:cs="Times New Roman"/>
+                <w:kern w:val="0"/>
+                <w:sz w:val="24"/>
+                <w:szCs w:val="24"/>
+                <w:lang w:val="en-US" w:eastAsia="zh-CN" w:bidi="ar"/>
+              </w:rPr>
+              <w:t>Receptionist can check in a guest and update room status to Occupied.</w:t>
+            </w:r>
+          </w:p>
+        </w:tc>
+      </w:tr>
+      <w:tr>
+        <w:tblPrEx>
+          <w:tblBorders>
+            <w:top w:val="none" w:color="auto" w:sz="0" w:space="0"/>
+            <w:left w:val="none" w:color="auto" w:sz="0" w:space="0"/>
+            <w:bottom w:val="none" w:color="auto" w:sz="0" w:space="0"/>
+            <w:right w:val="none" w:color="auto" w:sz="0" w:space="0"/>
+            <w:insideH w:val="none" w:color="auto" w:sz="0" w:space="0"/>
+            <w:insideV w:val="none" w:color="auto" w:sz="0" w:space="0"/>
+          </w:tblBorders>
+          <w:shd w:val="clear" w:color="auto" w:fill="auto"/>
+          <w:tblCellMar>
+            <w:top w:w="15" w:type="dxa"/>
+            <w:left w:w="15" w:type="dxa"/>
+            <w:bottom w:w="15" w:type="dxa"/>
+            <w:right w:w="15" w:type="dxa"/>
+          </w:tblCellMar>
+        </w:tblPrEx>
         <w:tc>
           <w:tcPr>
             <w:tcW w:w="0" w:type="auto"/>
             <w:shd w:val="clear" w:color="auto" w:fill="auto"/>
             <w:tcMar>
               <w:top w:w="100" w:type="dxa"/>
+              <w:left w:w="0" w:type="dxa"/>
+              <w:bottom w:w="100" w:type="dxa"/>
+              <w:right w:w="160" w:type="dxa"/>
+            </w:tcMar>
+            <w:vAlign w:val="center"/>
+          </w:tcPr>
+          <w:p>
+            <w:pPr>
+              <w:keepNext w:val="0"/>
+              <w:keepLines w:val="0"/>
+              <w:widowControl/>
+              <w:suppressLineNumbers w:val="0"/>
+              <w:spacing w:line="250" w:lineRule="atLeast"/>
+              <w:jc w:val="left"/>
+              <w:rPr>
+                <w:rFonts w:hint="default" w:ascii="Times New Roman" w:hAnsi="Times New Roman" w:eastAsia="Segoe UI" w:cs="Times New Roman"/>
+                <w:sz w:val="24"/>
+                <w:szCs w:val="24"/>
+              </w:rPr>
+            </w:pPr>
+            <w:r>
+              <w:rPr>
+                <w:rFonts w:hint="default" w:ascii="Times New Roman" w:hAnsi="Times New Roman" w:eastAsia="Segoe UI" w:cs="Times New Roman"/>
+                <w:kern w:val="0"/>
+                <w:sz w:val="24"/>
+                <w:szCs w:val="24"/>
+                <w:lang w:val="en-US" w:eastAsia="zh-CN" w:bidi="ar"/>
+              </w:rPr>
+              <w:t>FR-13</w:t>
+            </w:r>
+          </w:p>
+        </w:tc>
+        <w:tc>
+          <w:tcPr>
+            <w:tcW w:w="2420" w:type="dxa"/>
+            <w:shd w:val="clear" w:color="auto" w:fill="auto"/>
+            <w:tcMar>
+              <w:top w:w="100" w:type="dxa"/>
+              <w:left w:w="160" w:type="dxa"/>
+              <w:bottom w:w="100" w:type="dxa"/>
+              <w:right w:w="160" w:type="dxa"/>
+            </w:tcMar>
+            <w:vAlign w:val="center"/>
+          </w:tcPr>
+          <w:p>
+            <w:pPr>
+              <w:keepNext w:val="0"/>
+              <w:keepLines w:val="0"/>
+              <w:widowControl/>
+              <w:suppressLineNumbers w:val="0"/>
+              <w:spacing w:line="250" w:lineRule="atLeast"/>
+              <w:jc w:val="left"/>
+              <w:rPr>
+                <w:rFonts w:hint="default" w:ascii="Times New Roman" w:hAnsi="Times New Roman" w:eastAsia="Segoe UI" w:cs="Times New Roman"/>
+                <w:sz w:val="24"/>
+                <w:szCs w:val="24"/>
+              </w:rPr>
+            </w:pPr>
+            <w:r>
+              <w:rPr>
+                <w:rFonts w:hint="default" w:ascii="Times New Roman" w:hAnsi="Times New Roman" w:eastAsia="Segoe UI" w:cs="Times New Roman"/>
+                <w:kern w:val="0"/>
+                <w:sz w:val="24"/>
+                <w:szCs w:val="24"/>
+                <w:lang w:val="en-US" w:eastAsia="zh-CN" w:bidi="ar"/>
+              </w:rPr>
+              <w:t>Check-out Guest</w:t>
+            </w:r>
+          </w:p>
+        </w:tc>
+        <w:tc>
+          <w:tcPr>
+            <w:tcW w:w="2455" w:type="dxa"/>
+            <w:shd w:val="clear" w:color="auto" w:fill="auto"/>
+            <w:tcMar>
+              <w:top w:w="100" w:type="dxa"/>
+              <w:left w:w="160" w:type="dxa"/>
+              <w:bottom w:w="100" w:type="dxa"/>
+              <w:right w:w="160" w:type="dxa"/>
+            </w:tcMar>
+            <w:vAlign w:val="center"/>
+          </w:tcPr>
+          <w:p>
+            <w:pPr>
+              <w:keepNext w:val="0"/>
+              <w:keepLines w:val="0"/>
+              <w:widowControl/>
+              <w:suppressLineNumbers w:val="0"/>
+              <w:spacing w:line="250" w:lineRule="atLeast"/>
+              <w:jc w:val="left"/>
+              <w:rPr>
+                <w:rFonts w:hint="default" w:ascii="Times New Roman" w:hAnsi="Times New Roman" w:eastAsia="Segoe UI" w:cs="Times New Roman"/>
+                <w:sz w:val="24"/>
+                <w:szCs w:val="24"/>
+              </w:rPr>
+            </w:pPr>
+            <w:r>
+              <w:rPr>
+                <w:rFonts w:hint="default" w:ascii="Times New Roman" w:hAnsi="Times New Roman" w:eastAsia="Segoe UI" w:cs="Times New Roman"/>
+                <w:kern w:val="0"/>
+                <w:sz w:val="24"/>
+                <w:szCs w:val="24"/>
+                <w:lang w:val="en-US" w:eastAsia="zh-CN" w:bidi="ar"/>
+              </w:rPr>
+              <w:t>Receptionist</w:t>
+            </w:r>
+          </w:p>
+        </w:tc>
+        <w:tc>
+          <w:tcPr>
+            <w:tcW w:w="3809" w:type="dxa"/>
+            <w:shd w:val="clear" w:color="auto" w:fill="auto"/>
+            <w:tcMar>
+              <w:top w:w="100" w:type="dxa"/>
               <w:left w:w="160" w:type="dxa"/>
               <w:bottom w:w="100" w:type="dxa"/>
               <w:right w:w="0" w:type="dxa"/>
@@ -3976,7 +3135,178 @@
                 <w:szCs w:val="24"/>
                 <w:lang w:val="en-US" w:eastAsia="zh-CN" w:bidi="ar"/>
               </w:rPr>
-              <w:t>Administrator can add, update, delete, and view room types.</w:t>
+              <w:t>Receptionist can check out a guest and update room status to Cleaning or Available.</w:t>
+            </w:r>
+          </w:p>
+        </w:tc>
+      </w:tr>
+      <w:tr>
+        <w:tblPrEx>
+          <w:tblBorders>
+            <w:top w:val="none" w:color="auto" w:sz="0" w:space="0"/>
+            <w:left w:val="none" w:color="auto" w:sz="0" w:space="0"/>
+            <w:bottom w:val="none" w:color="auto" w:sz="0" w:space="0"/>
+            <w:right w:val="none" w:color="auto" w:sz="0" w:space="0"/>
+            <w:insideH w:val="none" w:color="auto" w:sz="0" w:space="0"/>
+            <w:insideV w:val="none" w:color="auto" w:sz="0" w:space="0"/>
+          </w:tblBorders>
+          <w:shd w:val="clear" w:color="auto" w:fill="auto"/>
+          <w:tblCellMar>
+            <w:top w:w="15" w:type="dxa"/>
+            <w:left w:w="15" w:type="dxa"/>
+            <w:bottom w:w="15" w:type="dxa"/>
+            <w:right w:w="15" w:type="dxa"/>
+          </w:tblCellMar>
+        </w:tblPrEx>
+        <w:tc>
+          <w:tcPr>
+            <w:tcW w:w="0" w:type="auto"/>
+            <w:shd w:val="clear" w:color="auto" w:fill="auto"/>
+            <w:tcMar>
+              <w:top w:w="100" w:type="dxa"/>
+              <w:left w:w="0" w:type="dxa"/>
+              <w:bottom w:w="100" w:type="dxa"/>
+              <w:right w:w="160" w:type="dxa"/>
+            </w:tcMar>
+            <w:vAlign w:val="center"/>
+          </w:tcPr>
+          <w:p>
+            <w:pPr>
+              <w:keepNext w:val="0"/>
+              <w:keepLines w:val="0"/>
+              <w:widowControl/>
+              <w:suppressLineNumbers w:val="0"/>
+              <w:spacing w:line="250" w:lineRule="atLeast"/>
+              <w:jc w:val="left"/>
+              <w:rPr>
+                <w:rFonts w:hint="default" w:ascii="Times New Roman" w:hAnsi="Times New Roman" w:eastAsia="Segoe UI" w:cs="Times New Roman"/>
+                <w:sz w:val="24"/>
+                <w:szCs w:val="24"/>
+              </w:rPr>
+            </w:pPr>
+            <w:r>
+              <w:rPr>
+                <w:rFonts w:hint="default" w:ascii="Times New Roman" w:hAnsi="Times New Roman" w:eastAsia="Segoe UI" w:cs="Times New Roman"/>
+                <w:kern w:val="0"/>
+                <w:sz w:val="24"/>
+                <w:szCs w:val="24"/>
+                <w:lang w:val="en-US" w:eastAsia="zh-CN" w:bidi="ar"/>
+              </w:rPr>
+              <w:t>FR-14</w:t>
+            </w:r>
+          </w:p>
+        </w:tc>
+        <w:tc>
+          <w:tcPr>
+            <w:tcW w:w="2420" w:type="dxa"/>
+            <w:shd w:val="clear" w:color="auto" w:fill="auto"/>
+            <w:tcMar>
+              <w:top w:w="100" w:type="dxa"/>
+              <w:left w:w="160" w:type="dxa"/>
+              <w:bottom w:w="100" w:type="dxa"/>
+              <w:right w:w="160" w:type="dxa"/>
+            </w:tcMar>
+            <w:vAlign w:val="center"/>
+          </w:tcPr>
+          <w:p>
+            <w:pPr>
+              <w:keepNext w:val="0"/>
+              <w:keepLines w:val="0"/>
+              <w:widowControl/>
+              <w:suppressLineNumbers w:val="0"/>
+              <w:spacing w:line="250" w:lineRule="atLeast"/>
+              <w:jc w:val="left"/>
+              <w:rPr>
+                <w:rFonts w:hint="default" w:ascii="Times New Roman" w:hAnsi="Times New Roman" w:eastAsia="Segoe UI" w:cs="Times New Roman"/>
+                <w:sz w:val="24"/>
+                <w:szCs w:val="24"/>
+              </w:rPr>
+            </w:pPr>
+            <w:r>
+              <w:rPr>
+                <w:rFonts w:hint="default" w:ascii="Times New Roman" w:hAnsi="Times New Roman" w:eastAsia="Segoe UI" w:cs="Times New Roman"/>
+                <w:kern w:val="0"/>
+                <w:sz w:val="24"/>
+                <w:szCs w:val="24"/>
+                <w:lang w:val="en-US" w:eastAsia="zh-CN" w:bidi="ar"/>
+              </w:rPr>
+              <w:t>Walk-in Booking</w:t>
+            </w:r>
+          </w:p>
+        </w:tc>
+        <w:tc>
+          <w:tcPr>
+            <w:tcW w:w="2455" w:type="dxa"/>
+            <w:shd w:val="clear" w:color="auto" w:fill="auto"/>
+            <w:tcMar>
+              <w:top w:w="100" w:type="dxa"/>
+              <w:left w:w="160" w:type="dxa"/>
+              <w:bottom w:w="100" w:type="dxa"/>
+              <w:right w:w="160" w:type="dxa"/>
+            </w:tcMar>
+            <w:vAlign w:val="center"/>
+          </w:tcPr>
+          <w:p>
+            <w:pPr>
+              <w:keepNext w:val="0"/>
+              <w:keepLines w:val="0"/>
+              <w:widowControl/>
+              <w:suppressLineNumbers w:val="0"/>
+              <w:spacing w:line="250" w:lineRule="atLeast"/>
+              <w:jc w:val="left"/>
+              <w:rPr>
+                <w:rFonts w:hint="default" w:ascii="Times New Roman" w:hAnsi="Times New Roman" w:eastAsia="Segoe UI" w:cs="Times New Roman"/>
+                <w:sz w:val="24"/>
+                <w:szCs w:val="24"/>
+              </w:rPr>
+            </w:pPr>
+            <w:r>
+              <w:rPr>
+                <w:rFonts w:hint="default" w:ascii="Times New Roman" w:hAnsi="Times New Roman" w:eastAsia="Segoe UI" w:cs="Times New Roman"/>
+                <w:kern w:val="0"/>
+                <w:sz w:val="24"/>
+                <w:szCs w:val="24"/>
+                <w:lang w:val="en-US" w:eastAsia="zh-CN" w:bidi="ar"/>
+              </w:rPr>
+              <w:t>Receptionist</w:t>
+            </w:r>
+          </w:p>
+        </w:tc>
+        <w:tc>
+          <w:tcPr>
+            <w:tcW w:w="3809" w:type="dxa"/>
+            <w:shd w:val="clear" w:color="auto" w:fill="auto"/>
+            <w:tcMar>
+              <w:top w:w="100" w:type="dxa"/>
+              <w:left w:w="160" w:type="dxa"/>
+              <w:bottom w:w="100" w:type="dxa"/>
+              <w:right w:w="0" w:type="dxa"/>
+            </w:tcMar>
+            <w:vAlign w:val="center"/>
+          </w:tcPr>
+          <w:p>
+            <w:pPr>
+              <w:keepNext w:val="0"/>
+              <w:keepLines w:val="0"/>
+              <w:widowControl/>
+              <w:suppressLineNumbers w:val="0"/>
+              <w:spacing w:line="250" w:lineRule="atLeast"/>
+              <w:jc w:val="left"/>
+              <w:rPr>
+                <w:rFonts w:hint="default" w:ascii="Times New Roman" w:hAnsi="Times New Roman" w:eastAsia="Segoe UI" w:cs="Times New Roman"/>
+                <w:sz w:val="24"/>
+                <w:szCs w:val="24"/>
+              </w:rPr>
+            </w:pPr>
+            <w:r>
+              <w:rPr>
+                <w:rFonts w:hint="default" w:ascii="Times New Roman" w:hAnsi="Times New Roman" w:eastAsia="Segoe UI" w:cs="Times New Roman"/>
+                <w:kern w:val="0"/>
+                <w:sz w:val="24"/>
+                <w:szCs w:val="24"/>
+                <w:lang w:val="en-US" w:eastAsia="zh-CN" w:bidi="ar"/>
+              </w:rPr>
+              <w:t>Receptionist can create a booking for a walk-in guest.</w:t>
             </w:r>
           </w:p>
         </w:tc>
@@ -4032,89 +3362,89 @@
                 <w:szCs w:val="24"/>
                 <w:lang w:val="en-US" w:eastAsia="zh-CN" w:bidi="ar"/>
               </w:rPr>
-              <w:t>FR-19</w:t>
-            </w:r>
-          </w:p>
-        </w:tc>
-        <w:tc>
-          <w:tcPr>
-            <w:tcW w:w="0" w:type="auto"/>
-            <w:shd w:val="clear" w:color="auto" w:fill="auto"/>
-            <w:tcMar>
-              <w:top w:w="100" w:type="dxa"/>
-              <w:left w:w="160" w:type="dxa"/>
-              <w:bottom w:w="100" w:type="dxa"/>
-              <w:right w:w="160" w:type="dxa"/>
-            </w:tcMar>
-            <w:vAlign w:val="center"/>
-          </w:tcPr>
-          <w:p>
-            <w:pPr>
-              <w:keepNext w:val="0"/>
-              <w:keepLines w:val="0"/>
-              <w:widowControl/>
-              <w:suppressLineNumbers w:val="0"/>
-              <w:spacing w:line="250" w:lineRule="atLeast"/>
-              <w:jc w:val="left"/>
-              <w:rPr>
-                <w:rFonts w:hint="default" w:ascii="Times New Roman" w:hAnsi="Times New Roman" w:eastAsia="Segoe UI" w:cs="Times New Roman"/>
-                <w:sz w:val="24"/>
-                <w:szCs w:val="24"/>
-              </w:rPr>
-            </w:pPr>
-            <w:r>
-              <w:rPr>
-                <w:rFonts w:hint="default" w:ascii="Times New Roman" w:hAnsi="Times New Roman" w:eastAsia="Segoe UI" w:cs="Times New Roman"/>
-                <w:kern w:val="0"/>
-                <w:sz w:val="24"/>
-                <w:szCs w:val="24"/>
-                <w:lang w:val="en-US" w:eastAsia="zh-CN" w:bidi="ar"/>
-              </w:rPr>
-              <w:t>Manage Rooms and Prices</w:t>
-            </w:r>
-          </w:p>
-        </w:tc>
-        <w:tc>
-          <w:tcPr>
-            <w:tcW w:w="0" w:type="auto"/>
-            <w:shd w:val="clear" w:color="auto" w:fill="auto"/>
-            <w:tcMar>
-              <w:top w:w="100" w:type="dxa"/>
-              <w:left w:w="160" w:type="dxa"/>
-              <w:bottom w:w="100" w:type="dxa"/>
-              <w:right w:w="160" w:type="dxa"/>
-            </w:tcMar>
-            <w:vAlign w:val="center"/>
-          </w:tcPr>
-          <w:p>
-            <w:pPr>
-              <w:keepNext w:val="0"/>
-              <w:keepLines w:val="0"/>
-              <w:widowControl/>
-              <w:suppressLineNumbers w:val="0"/>
-              <w:spacing w:line="250" w:lineRule="atLeast"/>
-              <w:jc w:val="left"/>
-              <w:rPr>
-                <w:rFonts w:hint="default" w:ascii="Times New Roman" w:hAnsi="Times New Roman" w:eastAsia="Segoe UI" w:cs="Times New Roman"/>
-                <w:sz w:val="24"/>
-                <w:szCs w:val="24"/>
-              </w:rPr>
-            </w:pPr>
-            <w:r>
-              <w:rPr>
-                <w:rFonts w:hint="default" w:ascii="Times New Roman" w:hAnsi="Times New Roman" w:eastAsia="Segoe UI" w:cs="Times New Roman"/>
-                <w:kern w:val="0"/>
-                <w:sz w:val="24"/>
-                <w:szCs w:val="24"/>
-                <w:lang w:val="en-US" w:eastAsia="zh-CN" w:bidi="ar"/>
-              </w:rPr>
-              <w:t>Administrator</w:t>
-            </w:r>
-          </w:p>
-        </w:tc>
-        <w:tc>
-          <w:tcPr>
-            <w:tcW w:w="0" w:type="auto"/>
+              <w:t>FR-15</w:t>
+            </w:r>
+          </w:p>
+        </w:tc>
+        <w:tc>
+          <w:tcPr>
+            <w:tcW w:w="2420" w:type="dxa"/>
+            <w:shd w:val="clear" w:color="auto" w:fill="auto"/>
+            <w:tcMar>
+              <w:top w:w="100" w:type="dxa"/>
+              <w:left w:w="160" w:type="dxa"/>
+              <w:bottom w:w="100" w:type="dxa"/>
+              <w:right w:w="160" w:type="dxa"/>
+            </w:tcMar>
+            <w:vAlign w:val="center"/>
+          </w:tcPr>
+          <w:p>
+            <w:pPr>
+              <w:keepNext w:val="0"/>
+              <w:keepLines w:val="0"/>
+              <w:widowControl/>
+              <w:suppressLineNumbers w:val="0"/>
+              <w:spacing w:line="250" w:lineRule="atLeast"/>
+              <w:jc w:val="left"/>
+              <w:rPr>
+                <w:rFonts w:hint="default" w:ascii="Times New Roman" w:hAnsi="Times New Roman" w:eastAsia="Segoe UI" w:cs="Times New Roman"/>
+                <w:sz w:val="24"/>
+                <w:szCs w:val="24"/>
+              </w:rPr>
+            </w:pPr>
+            <w:r>
+              <w:rPr>
+                <w:rFonts w:hint="default" w:ascii="Times New Roman" w:hAnsi="Times New Roman" w:eastAsia="Segoe UI" w:cs="Times New Roman"/>
+                <w:kern w:val="0"/>
+                <w:sz w:val="24"/>
+                <w:szCs w:val="24"/>
+                <w:lang w:val="en-US" w:eastAsia="zh-CN" w:bidi="ar"/>
+              </w:rPr>
+              <w:t>Update Room Status</w:t>
+            </w:r>
+          </w:p>
+        </w:tc>
+        <w:tc>
+          <w:tcPr>
+            <w:tcW w:w="2455" w:type="dxa"/>
+            <w:shd w:val="clear" w:color="auto" w:fill="auto"/>
+            <w:tcMar>
+              <w:top w:w="100" w:type="dxa"/>
+              <w:left w:w="160" w:type="dxa"/>
+              <w:bottom w:w="100" w:type="dxa"/>
+              <w:right w:w="160" w:type="dxa"/>
+            </w:tcMar>
+            <w:vAlign w:val="center"/>
+          </w:tcPr>
+          <w:p>
+            <w:pPr>
+              <w:keepNext w:val="0"/>
+              <w:keepLines w:val="0"/>
+              <w:widowControl/>
+              <w:suppressLineNumbers w:val="0"/>
+              <w:spacing w:line="250" w:lineRule="atLeast"/>
+              <w:jc w:val="left"/>
+              <w:rPr>
+                <w:rFonts w:hint="default" w:ascii="Times New Roman" w:hAnsi="Times New Roman" w:eastAsia="Segoe UI" w:cs="Times New Roman"/>
+                <w:sz w:val="24"/>
+                <w:szCs w:val="24"/>
+              </w:rPr>
+            </w:pPr>
+            <w:r>
+              <w:rPr>
+                <w:rFonts w:hint="default" w:ascii="Times New Roman" w:hAnsi="Times New Roman" w:eastAsia="Segoe UI" w:cs="Times New Roman"/>
+                <w:kern w:val="0"/>
+                <w:sz w:val="24"/>
+                <w:szCs w:val="24"/>
+                <w:lang w:val="en-US" w:eastAsia="zh-CN" w:bidi="ar"/>
+              </w:rPr>
+              <w:t>Receptionist</w:t>
+            </w:r>
+          </w:p>
+        </w:tc>
+        <w:tc>
+          <w:tcPr>
+            <w:tcW w:w="3809" w:type="dxa"/>
             <w:shd w:val="clear" w:color="auto" w:fill="auto"/>
             <w:tcMar>
               <w:top w:w="100" w:type="dxa"/>
@@ -4146,7 +3476,7 @@
                 <w:szCs w:val="24"/>
                 <w:lang w:val="en-US" w:eastAsia="zh-CN" w:bidi="ar"/>
               </w:rPr>
-              <w:t>Administrator can manage room numbers, floors, types, and prices.</w:t>
+              <w:t>Receptionist can update room status: Available, Occupied, Cleaning, Maintenance.</w:t>
             </w:r>
           </w:p>
         </w:tc>
@@ -4161,6 +3491,7 @@
             <w:insideH w:val="none" w:color="auto" w:sz="0" w:space="0"/>
             <w:insideV w:val="none" w:color="auto" w:sz="0" w:space="0"/>
           </w:tblBorders>
+          <w:shd w:val="clear" w:color="auto" w:fill="auto"/>
           <w:tblCellMar>
             <w:top w:w="15" w:type="dxa"/>
             <w:left w:w="15" w:type="dxa"/>
@@ -4202,51 +3533,51 @@
                 <w:szCs w:val="24"/>
                 <w:lang w:val="en-US" w:eastAsia="zh-CN" w:bidi="ar"/>
               </w:rPr>
-              <w:t>FR-20</w:t>
-            </w:r>
-          </w:p>
-        </w:tc>
-        <w:tc>
-          <w:tcPr>
-            <w:tcW w:w="0" w:type="auto"/>
-            <w:shd w:val="clear" w:color="auto" w:fill="auto"/>
-            <w:tcMar>
-              <w:top w:w="100" w:type="dxa"/>
-              <w:left w:w="160" w:type="dxa"/>
-              <w:bottom w:w="100" w:type="dxa"/>
-              <w:right w:w="160" w:type="dxa"/>
-            </w:tcMar>
-            <w:vAlign w:val="center"/>
-          </w:tcPr>
-          <w:p>
-            <w:pPr>
-              <w:keepNext w:val="0"/>
-              <w:keepLines w:val="0"/>
-              <w:widowControl/>
-              <w:suppressLineNumbers w:val="0"/>
-              <w:spacing w:line="250" w:lineRule="atLeast"/>
-              <w:jc w:val="left"/>
-              <w:rPr>
-                <w:rFonts w:hint="default" w:ascii="Times New Roman" w:hAnsi="Times New Roman" w:eastAsia="Segoe UI" w:cs="Times New Roman"/>
-                <w:sz w:val="24"/>
-                <w:szCs w:val="24"/>
-              </w:rPr>
-            </w:pPr>
-            <w:r>
-              <w:rPr>
-                <w:rFonts w:hint="default" w:ascii="Times New Roman" w:hAnsi="Times New Roman" w:eastAsia="Segoe UI" w:cs="Times New Roman"/>
-                <w:kern w:val="0"/>
-                <w:sz w:val="24"/>
-                <w:szCs w:val="24"/>
-                <w:lang w:val="en-US" w:eastAsia="zh-CN" w:bidi="ar"/>
-              </w:rPr>
-              <w:t>Manage Reservations</w:t>
-            </w:r>
-          </w:p>
-        </w:tc>
-        <w:tc>
-          <w:tcPr>
-            <w:tcW w:w="0" w:type="auto"/>
+              <w:t>FR-16</w:t>
+            </w:r>
+          </w:p>
+        </w:tc>
+        <w:tc>
+          <w:tcPr>
+            <w:tcW w:w="2420" w:type="dxa"/>
+            <w:shd w:val="clear" w:color="auto" w:fill="auto"/>
+            <w:tcMar>
+              <w:top w:w="100" w:type="dxa"/>
+              <w:left w:w="160" w:type="dxa"/>
+              <w:bottom w:w="100" w:type="dxa"/>
+              <w:right w:w="160" w:type="dxa"/>
+            </w:tcMar>
+            <w:vAlign w:val="center"/>
+          </w:tcPr>
+          <w:p>
+            <w:pPr>
+              <w:keepNext w:val="0"/>
+              <w:keepLines w:val="0"/>
+              <w:widowControl/>
+              <w:suppressLineNumbers w:val="0"/>
+              <w:spacing w:line="250" w:lineRule="atLeast"/>
+              <w:jc w:val="left"/>
+              <w:rPr>
+                <w:rFonts w:hint="default" w:ascii="Times New Roman" w:hAnsi="Times New Roman" w:eastAsia="Segoe UI" w:cs="Times New Roman"/>
+                <w:sz w:val="24"/>
+                <w:szCs w:val="24"/>
+              </w:rPr>
+            </w:pPr>
+            <w:r>
+              <w:rPr>
+                <w:rFonts w:hint="default" w:ascii="Times New Roman" w:hAnsi="Times New Roman" w:eastAsia="Segoe UI" w:cs="Times New Roman"/>
+                <w:kern w:val="0"/>
+                <w:sz w:val="24"/>
+                <w:szCs w:val="24"/>
+                <w:lang w:val="en-US" w:eastAsia="zh-CN" w:bidi="ar"/>
+              </w:rPr>
+              <w:t>Manage Users</w:t>
+            </w:r>
+          </w:p>
+        </w:tc>
+        <w:tc>
+          <w:tcPr>
+            <w:tcW w:w="2455" w:type="dxa"/>
             <w:shd w:val="clear" w:color="auto" w:fill="auto"/>
             <w:tcMar>
               <w:top w:w="100" w:type="dxa"/>
@@ -4284,7 +3615,7 @@
         </w:tc>
         <w:tc>
           <w:tcPr>
-            <w:tcW w:w="0" w:type="auto"/>
+            <w:tcW w:w="3809" w:type="dxa"/>
             <w:shd w:val="clear" w:color="auto" w:fill="auto"/>
             <w:tcMar>
               <w:top w:w="100" w:type="dxa"/>
@@ -4316,7 +3647,7 @@
                 <w:szCs w:val="24"/>
                 <w:lang w:val="en-US" w:eastAsia="zh-CN" w:bidi="ar"/>
               </w:rPr>
-              <w:t>Administrator can view, update, and cancel reservations.</w:t>
+              <w:t>Administrator can add, update, delete, and view users.</w:t>
             </w:r>
           </w:p>
         </w:tc>
@@ -4331,6 +3662,7 @@
             <w:insideH w:val="none" w:color="auto" w:sz="0" w:space="0"/>
             <w:insideV w:val="none" w:color="auto" w:sz="0" w:space="0"/>
           </w:tblBorders>
+          <w:shd w:val="clear" w:color="auto" w:fill="auto"/>
           <w:tblCellMar>
             <w:top w:w="15" w:type="dxa"/>
             <w:left w:w="15" w:type="dxa"/>
@@ -4372,51 +3704,51 @@
                 <w:szCs w:val="24"/>
                 <w:lang w:val="en-US" w:eastAsia="zh-CN" w:bidi="ar"/>
               </w:rPr>
-              <w:t>FR-21</w:t>
-            </w:r>
-          </w:p>
-        </w:tc>
-        <w:tc>
-          <w:tcPr>
-            <w:tcW w:w="0" w:type="auto"/>
-            <w:shd w:val="clear" w:color="auto" w:fill="auto"/>
-            <w:tcMar>
-              <w:top w:w="100" w:type="dxa"/>
-              <w:left w:w="160" w:type="dxa"/>
-              <w:bottom w:w="100" w:type="dxa"/>
-              <w:right w:w="160" w:type="dxa"/>
-            </w:tcMar>
-            <w:vAlign w:val="center"/>
-          </w:tcPr>
-          <w:p>
-            <w:pPr>
-              <w:keepNext w:val="0"/>
-              <w:keepLines w:val="0"/>
-              <w:widowControl/>
-              <w:suppressLineNumbers w:val="0"/>
-              <w:spacing w:line="250" w:lineRule="atLeast"/>
-              <w:jc w:val="left"/>
-              <w:rPr>
-                <w:rFonts w:hint="default" w:ascii="Times New Roman" w:hAnsi="Times New Roman" w:eastAsia="Segoe UI" w:cs="Times New Roman"/>
-                <w:sz w:val="24"/>
-                <w:szCs w:val="24"/>
-              </w:rPr>
-            </w:pPr>
-            <w:r>
-              <w:rPr>
-                <w:rFonts w:hint="default" w:ascii="Times New Roman" w:hAnsi="Times New Roman" w:eastAsia="Segoe UI" w:cs="Times New Roman"/>
-                <w:kern w:val="0"/>
-                <w:sz w:val="24"/>
-                <w:szCs w:val="24"/>
-                <w:lang w:val="en-US" w:eastAsia="zh-CN" w:bidi="ar"/>
-              </w:rPr>
-              <w:t>View Reports</w:t>
-            </w:r>
-          </w:p>
-        </w:tc>
-        <w:tc>
-          <w:tcPr>
-            <w:tcW w:w="0" w:type="auto"/>
+              <w:t>FR-17</w:t>
+            </w:r>
+          </w:p>
+        </w:tc>
+        <w:tc>
+          <w:tcPr>
+            <w:tcW w:w="2420" w:type="dxa"/>
+            <w:shd w:val="clear" w:color="auto" w:fill="auto"/>
+            <w:tcMar>
+              <w:top w:w="100" w:type="dxa"/>
+              <w:left w:w="160" w:type="dxa"/>
+              <w:bottom w:w="100" w:type="dxa"/>
+              <w:right w:w="160" w:type="dxa"/>
+            </w:tcMar>
+            <w:vAlign w:val="center"/>
+          </w:tcPr>
+          <w:p>
+            <w:pPr>
+              <w:keepNext w:val="0"/>
+              <w:keepLines w:val="0"/>
+              <w:widowControl/>
+              <w:suppressLineNumbers w:val="0"/>
+              <w:spacing w:line="250" w:lineRule="atLeast"/>
+              <w:jc w:val="left"/>
+              <w:rPr>
+                <w:rFonts w:hint="default" w:ascii="Times New Roman" w:hAnsi="Times New Roman" w:eastAsia="Segoe UI" w:cs="Times New Roman"/>
+                <w:sz w:val="24"/>
+                <w:szCs w:val="24"/>
+              </w:rPr>
+            </w:pPr>
+            <w:r>
+              <w:rPr>
+                <w:rFonts w:hint="default" w:ascii="Times New Roman" w:hAnsi="Times New Roman" w:eastAsia="Segoe UI" w:cs="Times New Roman"/>
+                <w:kern w:val="0"/>
+                <w:sz w:val="24"/>
+                <w:szCs w:val="24"/>
+                <w:lang w:val="en-US" w:eastAsia="zh-CN" w:bidi="ar"/>
+              </w:rPr>
+              <w:t>Manage Staff</w:t>
+            </w:r>
+          </w:p>
+        </w:tc>
+        <w:tc>
+          <w:tcPr>
+            <w:tcW w:w="2455" w:type="dxa"/>
             <w:shd w:val="clear" w:color="auto" w:fill="auto"/>
             <w:tcMar>
               <w:top w:w="100" w:type="dxa"/>
@@ -4454,7 +3786,7 @@
         </w:tc>
         <w:tc>
           <w:tcPr>
-            <w:tcW w:w="0" w:type="auto"/>
+            <w:tcW w:w="3809" w:type="dxa"/>
             <w:shd w:val="clear" w:color="auto" w:fill="auto"/>
             <w:tcMar>
               <w:top w:w="100" w:type="dxa"/>
@@ -4486,7 +3818,7 @@
                 <w:szCs w:val="24"/>
                 <w:lang w:val="en-US" w:eastAsia="zh-CN" w:bidi="ar"/>
               </w:rPr>
-              <w:t>Administrator can view occupancy rate, revenue, and reservation statistics.</w:t>
+              <w:t>Administrator can manage receptionist accounts.</w:t>
             </w:r>
           </w:p>
         </w:tc>
@@ -4501,6 +3833,7 @@
             <w:insideH w:val="none" w:color="auto" w:sz="0" w:space="0"/>
             <w:insideV w:val="none" w:color="auto" w:sz="0" w:space="0"/>
           </w:tblBorders>
+          <w:shd w:val="clear" w:color="auto" w:fill="auto"/>
           <w:tblCellMar>
             <w:top w:w="15" w:type="dxa"/>
             <w:left w:w="15" w:type="dxa"/>
@@ -4542,13 +3875,691 @@
                 <w:szCs w:val="24"/>
                 <w:lang w:val="en-US" w:eastAsia="zh-CN" w:bidi="ar"/>
               </w:rPr>
+              <w:t>FR-18</w:t>
+            </w:r>
+          </w:p>
+        </w:tc>
+        <w:tc>
+          <w:tcPr>
+            <w:tcW w:w="2420" w:type="dxa"/>
+            <w:shd w:val="clear" w:color="auto" w:fill="auto"/>
+            <w:tcMar>
+              <w:top w:w="100" w:type="dxa"/>
+              <w:left w:w="160" w:type="dxa"/>
+              <w:bottom w:w="100" w:type="dxa"/>
+              <w:right w:w="160" w:type="dxa"/>
+            </w:tcMar>
+            <w:vAlign w:val="center"/>
+          </w:tcPr>
+          <w:p>
+            <w:pPr>
+              <w:keepNext w:val="0"/>
+              <w:keepLines w:val="0"/>
+              <w:widowControl/>
+              <w:suppressLineNumbers w:val="0"/>
+              <w:spacing w:line="250" w:lineRule="atLeast"/>
+              <w:jc w:val="left"/>
+              <w:rPr>
+                <w:rFonts w:hint="default" w:ascii="Times New Roman" w:hAnsi="Times New Roman" w:eastAsia="Segoe UI" w:cs="Times New Roman"/>
+                <w:sz w:val="24"/>
+                <w:szCs w:val="24"/>
+              </w:rPr>
+            </w:pPr>
+            <w:r>
+              <w:rPr>
+                <w:rFonts w:hint="default" w:ascii="Times New Roman" w:hAnsi="Times New Roman" w:eastAsia="Segoe UI" w:cs="Times New Roman"/>
+                <w:kern w:val="0"/>
+                <w:sz w:val="24"/>
+                <w:szCs w:val="24"/>
+                <w:lang w:val="en-US" w:eastAsia="zh-CN" w:bidi="ar"/>
+              </w:rPr>
+              <w:t>Manage Room Types</w:t>
+            </w:r>
+          </w:p>
+        </w:tc>
+        <w:tc>
+          <w:tcPr>
+            <w:tcW w:w="2455" w:type="dxa"/>
+            <w:shd w:val="clear" w:color="auto" w:fill="auto"/>
+            <w:tcMar>
+              <w:top w:w="100" w:type="dxa"/>
+              <w:left w:w="160" w:type="dxa"/>
+              <w:bottom w:w="100" w:type="dxa"/>
+              <w:right w:w="160" w:type="dxa"/>
+            </w:tcMar>
+            <w:vAlign w:val="center"/>
+          </w:tcPr>
+          <w:p>
+            <w:pPr>
+              <w:keepNext w:val="0"/>
+              <w:keepLines w:val="0"/>
+              <w:widowControl/>
+              <w:suppressLineNumbers w:val="0"/>
+              <w:spacing w:line="250" w:lineRule="atLeast"/>
+              <w:jc w:val="left"/>
+              <w:rPr>
+                <w:rFonts w:hint="default" w:ascii="Times New Roman" w:hAnsi="Times New Roman" w:eastAsia="Segoe UI" w:cs="Times New Roman"/>
+                <w:sz w:val="24"/>
+                <w:szCs w:val="24"/>
+              </w:rPr>
+            </w:pPr>
+            <w:r>
+              <w:rPr>
+                <w:rFonts w:hint="default" w:ascii="Times New Roman" w:hAnsi="Times New Roman" w:eastAsia="Segoe UI" w:cs="Times New Roman"/>
+                <w:kern w:val="0"/>
+                <w:sz w:val="24"/>
+                <w:szCs w:val="24"/>
+                <w:lang w:val="en-US" w:eastAsia="zh-CN" w:bidi="ar"/>
+              </w:rPr>
+              <w:t>Administrator</w:t>
+            </w:r>
+          </w:p>
+        </w:tc>
+        <w:tc>
+          <w:tcPr>
+            <w:tcW w:w="3809" w:type="dxa"/>
+            <w:shd w:val="clear" w:color="auto" w:fill="auto"/>
+            <w:tcMar>
+              <w:top w:w="100" w:type="dxa"/>
+              <w:left w:w="160" w:type="dxa"/>
+              <w:bottom w:w="100" w:type="dxa"/>
+              <w:right w:w="0" w:type="dxa"/>
+            </w:tcMar>
+            <w:vAlign w:val="center"/>
+          </w:tcPr>
+          <w:p>
+            <w:pPr>
+              <w:keepNext w:val="0"/>
+              <w:keepLines w:val="0"/>
+              <w:widowControl/>
+              <w:suppressLineNumbers w:val="0"/>
+              <w:spacing w:line="250" w:lineRule="atLeast"/>
+              <w:jc w:val="left"/>
+              <w:rPr>
+                <w:rFonts w:hint="default" w:ascii="Times New Roman" w:hAnsi="Times New Roman" w:eastAsia="Segoe UI" w:cs="Times New Roman"/>
+                <w:sz w:val="24"/>
+                <w:szCs w:val="24"/>
+              </w:rPr>
+            </w:pPr>
+            <w:r>
+              <w:rPr>
+                <w:rFonts w:hint="default" w:ascii="Times New Roman" w:hAnsi="Times New Roman" w:eastAsia="Segoe UI" w:cs="Times New Roman"/>
+                <w:kern w:val="0"/>
+                <w:sz w:val="24"/>
+                <w:szCs w:val="24"/>
+                <w:lang w:val="en-US" w:eastAsia="zh-CN" w:bidi="ar"/>
+              </w:rPr>
+              <w:t>Administrator can add, update, delete, and view room types.</w:t>
+            </w:r>
+          </w:p>
+        </w:tc>
+      </w:tr>
+      <w:tr>
+        <w:tblPrEx>
+          <w:tblBorders>
+            <w:top w:val="none" w:color="auto" w:sz="0" w:space="0"/>
+            <w:left w:val="none" w:color="auto" w:sz="0" w:space="0"/>
+            <w:bottom w:val="none" w:color="auto" w:sz="0" w:space="0"/>
+            <w:right w:val="none" w:color="auto" w:sz="0" w:space="0"/>
+            <w:insideH w:val="none" w:color="auto" w:sz="0" w:space="0"/>
+            <w:insideV w:val="none" w:color="auto" w:sz="0" w:space="0"/>
+          </w:tblBorders>
+          <w:shd w:val="clear" w:color="auto" w:fill="auto"/>
+        </w:tblPrEx>
+        <w:tc>
+          <w:tcPr>
+            <w:tcW w:w="0" w:type="auto"/>
+            <w:shd w:val="clear" w:color="auto" w:fill="auto"/>
+            <w:tcMar>
+              <w:top w:w="100" w:type="dxa"/>
+              <w:left w:w="0" w:type="dxa"/>
+              <w:bottom w:w="100" w:type="dxa"/>
+              <w:right w:w="160" w:type="dxa"/>
+            </w:tcMar>
+            <w:vAlign w:val="center"/>
+          </w:tcPr>
+          <w:p>
+            <w:pPr>
+              <w:keepNext w:val="0"/>
+              <w:keepLines w:val="0"/>
+              <w:widowControl/>
+              <w:suppressLineNumbers w:val="0"/>
+              <w:spacing w:line="250" w:lineRule="atLeast"/>
+              <w:jc w:val="left"/>
+              <w:rPr>
+                <w:rFonts w:hint="default" w:ascii="Times New Roman" w:hAnsi="Times New Roman" w:eastAsia="Segoe UI" w:cs="Times New Roman"/>
+                <w:sz w:val="24"/>
+                <w:szCs w:val="24"/>
+              </w:rPr>
+            </w:pPr>
+            <w:r>
+              <w:rPr>
+                <w:rFonts w:hint="default" w:ascii="Times New Roman" w:hAnsi="Times New Roman" w:eastAsia="Segoe UI" w:cs="Times New Roman"/>
+                <w:kern w:val="0"/>
+                <w:sz w:val="24"/>
+                <w:szCs w:val="24"/>
+                <w:lang w:val="en-US" w:eastAsia="zh-CN" w:bidi="ar"/>
+              </w:rPr>
+              <w:t>FR-19</w:t>
+            </w:r>
+          </w:p>
+        </w:tc>
+        <w:tc>
+          <w:tcPr>
+            <w:tcW w:w="2420" w:type="dxa"/>
+            <w:shd w:val="clear" w:color="auto" w:fill="auto"/>
+            <w:tcMar>
+              <w:top w:w="100" w:type="dxa"/>
+              <w:left w:w="160" w:type="dxa"/>
+              <w:bottom w:w="100" w:type="dxa"/>
+              <w:right w:w="160" w:type="dxa"/>
+            </w:tcMar>
+            <w:vAlign w:val="center"/>
+          </w:tcPr>
+          <w:p>
+            <w:pPr>
+              <w:keepNext w:val="0"/>
+              <w:keepLines w:val="0"/>
+              <w:widowControl/>
+              <w:suppressLineNumbers w:val="0"/>
+              <w:spacing w:line="250" w:lineRule="atLeast"/>
+              <w:jc w:val="left"/>
+              <w:rPr>
+                <w:rFonts w:hint="default" w:ascii="Times New Roman" w:hAnsi="Times New Roman" w:eastAsia="Segoe UI" w:cs="Times New Roman"/>
+                <w:sz w:val="24"/>
+                <w:szCs w:val="24"/>
+              </w:rPr>
+            </w:pPr>
+            <w:r>
+              <w:rPr>
+                <w:rFonts w:hint="default" w:ascii="Times New Roman" w:hAnsi="Times New Roman" w:eastAsia="Segoe UI" w:cs="Times New Roman"/>
+                <w:kern w:val="0"/>
+                <w:sz w:val="24"/>
+                <w:szCs w:val="24"/>
+                <w:lang w:val="en-US" w:eastAsia="zh-CN" w:bidi="ar"/>
+              </w:rPr>
+              <w:t>Manage Rooms and Prices</w:t>
+            </w:r>
+          </w:p>
+        </w:tc>
+        <w:tc>
+          <w:tcPr>
+            <w:tcW w:w="2455" w:type="dxa"/>
+            <w:shd w:val="clear" w:color="auto" w:fill="auto"/>
+            <w:tcMar>
+              <w:top w:w="100" w:type="dxa"/>
+              <w:left w:w="160" w:type="dxa"/>
+              <w:bottom w:w="100" w:type="dxa"/>
+              <w:right w:w="160" w:type="dxa"/>
+            </w:tcMar>
+            <w:vAlign w:val="center"/>
+          </w:tcPr>
+          <w:p>
+            <w:pPr>
+              <w:keepNext w:val="0"/>
+              <w:keepLines w:val="0"/>
+              <w:widowControl/>
+              <w:suppressLineNumbers w:val="0"/>
+              <w:spacing w:line="250" w:lineRule="atLeast"/>
+              <w:jc w:val="left"/>
+              <w:rPr>
+                <w:rFonts w:hint="default" w:ascii="Times New Roman" w:hAnsi="Times New Roman" w:eastAsia="Segoe UI" w:cs="Times New Roman"/>
+                <w:sz w:val="24"/>
+                <w:szCs w:val="24"/>
+              </w:rPr>
+            </w:pPr>
+            <w:r>
+              <w:rPr>
+                <w:rFonts w:hint="default" w:ascii="Times New Roman" w:hAnsi="Times New Roman" w:eastAsia="Segoe UI" w:cs="Times New Roman"/>
+                <w:kern w:val="0"/>
+                <w:sz w:val="24"/>
+                <w:szCs w:val="24"/>
+                <w:lang w:val="en-US" w:eastAsia="zh-CN" w:bidi="ar"/>
+              </w:rPr>
+              <w:t>Administrator</w:t>
+            </w:r>
+          </w:p>
+        </w:tc>
+        <w:tc>
+          <w:tcPr>
+            <w:tcW w:w="3809" w:type="dxa"/>
+            <w:shd w:val="clear" w:color="auto" w:fill="auto"/>
+            <w:tcMar>
+              <w:top w:w="100" w:type="dxa"/>
+              <w:left w:w="160" w:type="dxa"/>
+              <w:bottom w:w="100" w:type="dxa"/>
+              <w:right w:w="0" w:type="dxa"/>
+            </w:tcMar>
+            <w:vAlign w:val="center"/>
+          </w:tcPr>
+          <w:p>
+            <w:pPr>
+              <w:keepNext w:val="0"/>
+              <w:keepLines w:val="0"/>
+              <w:widowControl/>
+              <w:suppressLineNumbers w:val="0"/>
+              <w:spacing w:line="250" w:lineRule="atLeast"/>
+              <w:jc w:val="left"/>
+              <w:rPr>
+                <w:rFonts w:hint="default" w:ascii="Times New Roman" w:hAnsi="Times New Roman" w:eastAsia="Segoe UI" w:cs="Times New Roman"/>
+                <w:sz w:val="24"/>
+                <w:szCs w:val="24"/>
+              </w:rPr>
+            </w:pPr>
+            <w:r>
+              <w:rPr>
+                <w:rFonts w:hint="default" w:ascii="Times New Roman" w:hAnsi="Times New Roman" w:eastAsia="Segoe UI" w:cs="Times New Roman"/>
+                <w:kern w:val="0"/>
+                <w:sz w:val="24"/>
+                <w:szCs w:val="24"/>
+                <w:lang w:val="en-US" w:eastAsia="zh-CN" w:bidi="ar"/>
+              </w:rPr>
+              <w:t>Administrator can manage room numbers, floors, types, and prices.</w:t>
+            </w:r>
+          </w:p>
+        </w:tc>
+      </w:tr>
+      <w:tr>
+        <w:tblPrEx>
+          <w:tblBorders>
+            <w:top w:val="none" w:color="auto" w:sz="0" w:space="0"/>
+            <w:left w:val="none" w:color="auto" w:sz="0" w:space="0"/>
+            <w:bottom w:val="none" w:color="auto" w:sz="0" w:space="0"/>
+            <w:right w:val="none" w:color="auto" w:sz="0" w:space="0"/>
+            <w:insideH w:val="none" w:color="auto" w:sz="0" w:space="0"/>
+            <w:insideV w:val="none" w:color="auto" w:sz="0" w:space="0"/>
+          </w:tblBorders>
+          <w:shd w:val="clear" w:color="auto" w:fill="auto"/>
+          <w:tblCellMar>
+            <w:top w:w="15" w:type="dxa"/>
+            <w:left w:w="15" w:type="dxa"/>
+            <w:bottom w:w="15" w:type="dxa"/>
+            <w:right w:w="15" w:type="dxa"/>
+          </w:tblCellMar>
+        </w:tblPrEx>
+        <w:tc>
+          <w:tcPr>
+            <w:tcW w:w="0" w:type="auto"/>
+            <w:shd w:val="clear" w:color="auto" w:fill="auto"/>
+            <w:tcMar>
+              <w:top w:w="100" w:type="dxa"/>
+              <w:left w:w="0" w:type="dxa"/>
+              <w:bottom w:w="100" w:type="dxa"/>
+              <w:right w:w="160" w:type="dxa"/>
+            </w:tcMar>
+            <w:vAlign w:val="center"/>
+          </w:tcPr>
+          <w:p>
+            <w:pPr>
+              <w:keepNext w:val="0"/>
+              <w:keepLines w:val="0"/>
+              <w:widowControl/>
+              <w:suppressLineNumbers w:val="0"/>
+              <w:spacing w:line="250" w:lineRule="atLeast"/>
+              <w:jc w:val="left"/>
+              <w:rPr>
+                <w:rFonts w:hint="default" w:ascii="Times New Roman" w:hAnsi="Times New Roman" w:eastAsia="Segoe UI" w:cs="Times New Roman"/>
+                <w:sz w:val="24"/>
+                <w:szCs w:val="24"/>
+              </w:rPr>
+            </w:pPr>
+            <w:r>
+              <w:rPr>
+                <w:rFonts w:hint="default" w:ascii="Times New Roman" w:hAnsi="Times New Roman" w:eastAsia="Segoe UI" w:cs="Times New Roman"/>
+                <w:kern w:val="0"/>
+                <w:sz w:val="24"/>
+                <w:szCs w:val="24"/>
+                <w:lang w:val="en-US" w:eastAsia="zh-CN" w:bidi="ar"/>
+              </w:rPr>
+              <w:t>FR-20</w:t>
+            </w:r>
+          </w:p>
+        </w:tc>
+        <w:tc>
+          <w:tcPr>
+            <w:tcW w:w="2420" w:type="dxa"/>
+            <w:shd w:val="clear" w:color="auto" w:fill="auto"/>
+            <w:tcMar>
+              <w:top w:w="100" w:type="dxa"/>
+              <w:left w:w="160" w:type="dxa"/>
+              <w:bottom w:w="100" w:type="dxa"/>
+              <w:right w:w="160" w:type="dxa"/>
+            </w:tcMar>
+            <w:vAlign w:val="center"/>
+          </w:tcPr>
+          <w:p>
+            <w:pPr>
+              <w:keepNext w:val="0"/>
+              <w:keepLines w:val="0"/>
+              <w:widowControl/>
+              <w:suppressLineNumbers w:val="0"/>
+              <w:spacing w:line="250" w:lineRule="atLeast"/>
+              <w:jc w:val="left"/>
+              <w:rPr>
+                <w:rFonts w:hint="default" w:ascii="Times New Roman" w:hAnsi="Times New Roman" w:eastAsia="Segoe UI" w:cs="Times New Roman"/>
+                <w:sz w:val="24"/>
+                <w:szCs w:val="24"/>
+              </w:rPr>
+            </w:pPr>
+            <w:r>
+              <w:rPr>
+                <w:rFonts w:hint="default" w:ascii="Times New Roman" w:hAnsi="Times New Roman" w:eastAsia="Segoe UI" w:cs="Times New Roman"/>
+                <w:kern w:val="0"/>
+                <w:sz w:val="24"/>
+                <w:szCs w:val="24"/>
+                <w:lang w:val="en-US" w:eastAsia="zh-CN" w:bidi="ar"/>
+              </w:rPr>
+              <w:t>Manage Reservations</w:t>
+            </w:r>
+          </w:p>
+        </w:tc>
+        <w:tc>
+          <w:tcPr>
+            <w:tcW w:w="2455" w:type="dxa"/>
+            <w:shd w:val="clear" w:color="auto" w:fill="auto"/>
+            <w:tcMar>
+              <w:top w:w="100" w:type="dxa"/>
+              <w:left w:w="160" w:type="dxa"/>
+              <w:bottom w:w="100" w:type="dxa"/>
+              <w:right w:w="160" w:type="dxa"/>
+            </w:tcMar>
+            <w:vAlign w:val="center"/>
+          </w:tcPr>
+          <w:p>
+            <w:pPr>
+              <w:keepNext w:val="0"/>
+              <w:keepLines w:val="0"/>
+              <w:widowControl/>
+              <w:suppressLineNumbers w:val="0"/>
+              <w:spacing w:line="250" w:lineRule="atLeast"/>
+              <w:jc w:val="left"/>
+              <w:rPr>
+                <w:rFonts w:hint="default" w:ascii="Times New Roman" w:hAnsi="Times New Roman" w:eastAsia="Segoe UI" w:cs="Times New Roman"/>
+                <w:sz w:val="24"/>
+                <w:szCs w:val="24"/>
+              </w:rPr>
+            </w:pPr>
+            <w:r>
+              <w:rPr>
+                <w:rFonts w:hint="default" w:ascii="Times New Roman" w:hAnsi="Times New Roman" w:eastAsia="Segoe UI" w:cs="Times New Roman"/>
+                <w:kern w:val="0"/>
+                <w:sz w:val="24"/>
+                <w:szCs w:val="24"/>
+                <w:lang w:val="en-US" w:eastAsia="zh-CN" w:bidi="ar"/>
+              </w:rPr>
+              <w:t>Administrator</w:t>
+            </w:r>
+          </w:p>
+        </w:tc>
+        <w:tc>
+          <w:tcPr>
+            <w:tcW w:w="3809" w:type="dxa"/>
+            <w:shd w:val="clear" w:color="auto" w:fill="auto"/>
+            <w:tcMar>
+              <w:top w:w="100" w:type="dxa"/>
+              <w:left w:w="160" w:type="dxa"/>
+              <w:bottom w:w="100" w:type="dxa"/>
+              <w:right w:w="0" w:type="dxa"/>
+            </w:tcMar>
+            <w:vAlign w:val="center"/>
+          </w:tcPr>
+          <w:p>
+            <w:pPr>
+              <w:keepNext w:val="0"/>
+              <w:keepLines w:val="0"/>
+              <w:widowControl/>
+              <w:suppressLineNumbers w:val="0"/>
+              <w:spacing w:line="250" w:lineRule="atLeast"/>
+              <w:jc w:val="left"/>
+              <w:rPr>
+                <w:rFonts w:hint="default" w:ascii="Times New Roman" w:hAnsi="Times New Roman" w:eastAsia="Segoe UI" w:cs="Times New Roman"/>
+                <w:sz w:val="24"/>
+                <w:szCs w:val="24"/>
+              </w:rPr>
+            </w:pPr>
+            <w:r>
+              <w:rPr>
+                <w:rFonts w:hint="default" w:ascii="Times New Roman" w:hAnsi="Times New Roman" w:eastAsia="Segoe UI" w:cs="Times New Roman"/>
+                <w:kern w:val="0"/>
+                <w:sz w:val="24"/>
+                <w:szCs w:val="24"/>
+                <w:lang w:val="en-US" w:eastAsia="zh-CN" w:bidi="ar"/>
+              </w:rPr>
+              <w:t>Administrator can view, update, and cancel reservations.</w:t>
+            </w:r>
+          </w:p>
+        </w:tc>
+      </w:tr>
+      <w:tr>
+        <w:tblPrEx>
+          <w:tblBorders>
+            <w:top w:val="none" w:color="auto" w:sz="0" w:space="0"/>
+            <w:left w:val="none" w:color="auto" w:sz="0" w:space="0"/>
+            <w:bottom w:val="none" w:color="auto" w:sz="0" w:space="0"/>
+            <w:right w:val="none" w:color="auto" w:sz="0" w:space="0"/>
+            <w:insideH w:val="none" w:color="auto" w:sz="0" w:space="0"/>
+            <w:insideV w:val="none" w:color="auto" w:sz="0" w:space="0"/>
+          </w:tblBorders>
+          <w:shd w:val="clear" w:color="auto" w:fill="auto"/>
+          <w:tblCellMar>
+            <w:top w:w="15" w:type="dxa"/>
+            <w:left w:w="15" w:type="dxa"/>
+            <w:bottom w:w="15" w:type="dxa"/>
+            <w:right w:w="15" w:type="dxa"/>
+          </w:tblCellMar>
+        </w:tblPrEx>
+        <w:tc>
+          <w:tcPr>
+            <w:tcW w:w="0" w:type="auto"/>
+            <w:shd w:val="clear" w:color="auto" w:fill="auto"/>
+            <w:tcMar>
+              <w:top w:w="100" w:type="dxa"/>
+              <w:left w:w="0" w:type="dxa"/>
+              <w:bottom w:w="100" w:type="dxa"/>
+              <w:right w:w="160" w:type="dxa"/>
+            </w:tcMar>
+            <w:vAlign w:val="center"/>
+          </w:tcPr>
+          <w:p>
+            <w:pPr>
+              <w:keepNext w:val="0"/>
+              <w:keepLines w:val="0"/>
+              <w:widowControl/>
+              <w:suppressLineNumbers w:val="0"/>
+              <w:spacing w:line="250" w:lineRule="atLeast"/>
+              <w:jc w:val="left"/>
+              <w:rPr>
+                <w:rFonts w:hint="default" w:ascii="Times New Roman" w:hAnsi="Times New Roman" w:eastAsia="Segoe UI" w:cs="Times New Roman"/>
+                <w:sz w:val="24"/>
+                <w:szCs w:val="24"/>
+              </w:rPr>
+            </w:pPr>
+            <w:r>
+              <w:rPr>
+                <w:rFonts w:hint="default" w:ascii="Times New Roman" w:hAnsi="Times New Roman" w:eastAsia="Segoe UI" w:cs="Times New Roman"/>
+                <w:kern w:val="0"/>
+                <w:sz w:val="24"/>
+                <w:szCs w:val="24"/>
+                <w:lang w:val="en-US" w:eastAsia="zh-CN" w:bidi="ar"/>
+              </w:rPr>
+              <w:t>FR-21</w:t>
+            </w:r>
+          </w:p>
+        </w:tc>
+        <w:tc>
+          <w:tcPr>
+            <w:tcW w:w="2420" w:type="dxa"/>
+            <w:shd w:val="clear" w:color="auto" w:fill="auto"/>
+            <w:tcMar>
+              <w:top w:w="100" w:type="dxa"/>
+              <w:left w:w="160" w:type="dxa"/>
+              <w:bottom w:w="100" w:type="dxa"/>
+              <w:right w:w="160" w:type="dxa"/>
+            </w:tcMar>
+            <w:vAlign w:val="center"/>
+          </w:tcPr>
+          <w:p>
+            <w:pPr>
+              <w:keepNext w:val="0"/>
+              <w:keepLines w:val="0"/>
+              <w:widowControl/>
+              <w:suppressLineNumbers w:val="0"/>
+              <w:spacing w:line="250" w:lineRule="atLeast"/>
+              <w:jc w:val="left"/>
+              <w:rPr>
+                <w:rFonts w:hint="default" w:ascii="Times New Roman" w:hAnsi="Times New Roman" w:eastAsia="Segoe UI" w:cs="Times New Roman"/>
+                <w:sz w:val="24"/>
+                <w:szCs w:val="24"/>
+              </w:rPr>
+            </w:pPr>
+            <w:r>
+              <w:rPr>
+                <w:rFonts w:hint="default" w:ascii="Times New Roman" w:hAnsi="Times New Roman" w:eastAsia="Segoe UI" w:cs="Times New Roman"/>
+                <w:kern w:val="0"/>
+                <w:sz w:val="24"/>
+                <w:szCs w:val="24"/>
+                <w:lang w:val="en-US" w:eastAsia="zh-CN" w:bidi="ar"/>
+              </w:rPr>
+              <w:t>View Reports</w:t>
+            </w:r>
+          </w:p>
+        </w:tc>
+        <w:tc>
+          <w:tcPr>
+            <w:tcW w:w="2455" w:type="dxa"/>
+            <w:shd w:val="clear" w:color="auto" w:fill="auto"/>
+            <w:tcMar>
+              <w:top w:w="100" w:type="dxa"/>
+              <w:left w:w="160" w:type="dxa"/>
+              <w:bottom w:w="100" w:type="dxa"/>
+              <w:right w:w="160" w:type="dxa"/>
+            </w:tcMar>
+            <w:vAlign w:val="center"/>
+          </w:tcPr>
+          <w:p>
+            <w:pPr>
+              <w:keepNext w:val="0"/>
+              <w:keepLines w:val="0"/>
+              <w:widowControl/>
+              <w:suppressLineNumbers w:val="0"/>
+              <w:spacing w:line="250" w:lineRule="atLeast"/>
+              <w:jc w:val="left"/>
+              <w:rPr>
+                <w:rFonts w:hint="default" w:ascii="Times New Roman" w:hAnsi="Times New Roman" w:eastAsia="Segoe UI" w:cs="Times New Roman"/>
+                <w:sz w:val="24"/>
+                <w:szCs w:val="24"/>
+              </w:rPr>
+            </w:pPr>
+            <w:r>
+              <w:rPr>
+                <w:rFonts w:hint="default" w:ascii="Times New Roman" w:hAnsi="Times New Roman" w:eastAsia="Segoe UI" w:cs="Times New Roman"/>
+                <w:kern w:val="0"/>
+                <w:sz w:val="24"/>
+                <w:szCs w:val="24"/>
+                <w:lang w:val="en-US" w:eastAsia="zh-CN" w:bidi="ar"/>
+              </w:rPr>
+              <w:t>Administrator</w:t>
+            </w:r>
+          </w:p>
+        </w:tc>
+        <w:tc>
+          <w:tcPr>
+            <w:tcW w:w="3809" w:type="dxa"/>
+            <w:shd w:val="clear" w:color="auto" w:fill="auto"/>
+            <w:tcMar>
+              <w:top w:w="100" w:type="dxa"/>
+              <w:left w:w="160" w:type="dxa"/>
+              <w:bottom w:w="100" w:type="dxa"/>
+              <w:right w:w="0" w:type="dxa"/>
+            </w:tcMar>
+            <w:vAlign w:val="center"/>
+          </w:tcPr>
+          <w:p>
+            <w:pPr>
+              <w:keepNext w:val="0"/>
+              <w:keepLines w:val="0"/>
+              <w:widowControl/>
+              <w:suppressLineNumbers w:val="0"/>
+              <w:spacing w:line="250" w:lineRule="atLeast"/>
+              <w:jc w:val="left"/>
+              <w:rPr>
+                <w:rFonts w:hint="default" w:ascii="Times New Roman" w:hAnsi="Times New Roman" w:eastAsia="Segoe UI" w:cs="Times New Roman"/>
+                <w:sz w:val="24"/>
+                <w:szCs w:val="24"/>
+              </w:rPr>
+            </w:pPr>
+            <w:r>
+              <w:rPr>
+                <w:rFonts w:hint="default" w:ascii="Times New Roman" w:hAnsi="Times New Roman" w:eastAsia="Segoe UI" w:cs="Times New Roman"/>
+                <w:kern w:val="0"/>
+                <w:sz w:val="24"/>
+                <w:szCs w:val="24"/>
+                <w:lang w:val="en-US" w:eastAsia="zh-CN" w:bidi="ar"/>
+              </w:rPr>
+              <w:t>Administrator can view occupancy rate, revenue, and reservation statistics.</w:t>
+            </w:r>
+          </w:p>
+        </w:tc>
+      </w:tr>
+      <w:tr>
+        <w:tblPrEx>
+          <w:tblBorders>
+            <w:top w:val="none" w:color="auto" w:sz="0" w:space="0"/>
+            <w:left w:val="none" w:color="auto" w:sz="0" w:space="0"/>
+            <w:bottom w:val="none" w:color="auto" w:sz="0" w:space="0"/>
+            <w:right w:val="none" w:color="auto" w:sz="0" w:space="0"/>
+            <w:insideH w:val="none" w:color="auto" w:sz="0" w:space="0"/>
+            <w:insideV w:val="none" w:color="auto" w:sz="0" w:space="0"/>
+          </w:tblBorders>
+          <w:shd w:val="clear" w:color="auto" w:fill="auto"/>
+          <w:tblCellMar>
+            <w:top w:w="15" w:type="dxa"/>
+            <w:left w:w="15" w:type="dxa"/>
+            <w:bottom w:w="15" w:type="dxa"/>
+            <w:right w:w="15" w:type="dxa"/>
+          </w:tblCellMar>
+        </w:tblPrEx>
+        <w:tc>
+          <w:tcPr>
+            <w:tcW w:w="0" w:type="auto"/>
+            <w:shd w:val="clear" w:color="auto" w:fill="auto"/>
+            <w:tcMar>
+              <w:top w:w="100" w:type="dxa"/>
+              <w:left w:w="0" w:type="dxa"/>
+              <w:bottom w:w="100" w:type="dxa"/>
+              <w:right w:w="160" w:type="dxa"/>
+            </w:tcMar>
+            <w:vAlign w:val="center"/>
+          </w:tcPr>
+          <w:p>
+            <w:pPr>
+              <w:keepNext w:val="0"/>
+              <w:keepLines w:val="0"/>
+              <w:widowControl/>
+              <w:suppressLineNumbers w:val="0"/>
+              <w:spacing w:line="250" w:lineRule="atLeast"/>
+              <w:jc w:val="left"/>
+              <w:rPr>
+                <w:rFonts w:hint="default" w:ascii="Times New Roman" w:hAnsi="Times New Roman" w:eastAsia="Segoe UI" w:cs="Times New Roman"/>
+                <w:sz w:val="24"/>
+                <w:szCs w:val="24"/>
+              </w:rPr>
+            </w:pPr>
+            <w:r>
+              <w:rPr>
+                <w:rFonts w:hint="default" w:ascii="Times New Roman" w:hAnsi="Times New Roman" w:eastAsia="Segoe UI" w:cs="Times New Roman"/>
+                <w:kern w:val="0"/>
+                <w:sz w:val="24"/>
+                <w:szCs w:val="24"/>
+                <w:lang w:val="en-US" w:eastAsia="zh-CN" w:bidi="ar"/>
+              </w:rPr>
               <w:t>FR-22</w:t>
             </w:r>
           </w:p>
         </w:tc>
         <w:tc>
           <w:tcPr>
-            <w:tcW w:w="0" w:type="auto"/>
+            <w:tcW w:w="2420" w:type="dxa"/>
             <w:shd w:val="clear" w:color="auto" w:fill="auto"/>
             <w:tcMar>
               <w:top w:w="100" w:type="dxa"/>
@@ -4586,7 +4597,7 @@
         </w:tc>
         <w:tc>
           <w:tcPr>
-            <w:tcW w:w="0" w:type="auto"/>
+            <w:tcW w:w="2455" w:type="dxa"/>
             <w:shd w:val="clear" w:color="auto" w:fill="auto"/>
             <w:tcMar>
               <w:top w:w="100" w:type="dxa"/>
@@ -4624,7 +4635,7 @@
         </w:tc>
         <w:tc>
           <w:tcPr>
-            <w:tcW w:w="0" w:type="auto"/>
+            <w:tcW w:w="3809" w:type="dxa"/>
             <w:shd w:val="clear" w:color="auto" w:fill="auto"/>
             <w:tcMar>
               <w:top w:w="100" w:type="dxa"/>
@@ -5168,7 +5179,6 @@
           <w:lang w:val="en-US"/>
         </w:rPr>
       </w:pPr>
-      <w:bookmarkStart w:id="0" w:name="_GoBack"/>
       <w:r>
         <w:rPr>
           <w:rFonts w:hint="default" w:ascii="Times New Roman" w:hAnsi="Times New Roman" w:eastAsia="Segoe UI" w:cs="Times New Roman"/>
@@ -5183,10 +5193,27 @@
           <w:szCs w:val="24"/>
           <w:shd w:val="clear" w:fill="FFFFFF"/>
         </w:rPr>
-        <w:t>Figure 1 Use Case Diagram of the Hotel Reservation Management System</w:t>
+        <w:t>Figure 1 Use Case Diagram of the Hotel Reserva</w:t>
+      </w:r>
+      <w:bookmarkStart w:id="0" w:name="_GoBack"/>
+      <w:bookmarkEnd w:id="0"/>
+      <w:r>
+        <w:rPr>
+          <w:rFonts w:hint="default" w:ascii="Times New Roman" w:hAnsi="Times New Roman" w:eastAsia="Segoe UI" w:cs="Times New Roman"/>
+          <w:b/>
+          <w:bCs/>
+          <w:i w:val="0"/>
+          <w:iCs w:val="0"/>
+          <w:caps w:val="0"/>
+          <w:color w:val="0F1115"/>
+          <w:spacing w:val="0"/>
+          <w:sz w:val="24"/>
+          <w:szCs w:val="24"/>
+          <w:shd w:val="clear" w:fill="FFFFFF"/>
+        </w:rPr>
+        <w:t>tion Management System</w:t>
       </w:r>
     </w:p>
-    <w:bookmarkEnd w:id="0"/>
     <w:sectPr>
       <w:pgSz w:w="12240" w:h="15840"/>
       <w:pgMar w:top="1440" w:right="1440" w:bottom="1440" w:left="1440" w:header="708" w:footer="708" w:gutter="0"/>
